--- a/CarRental Pro Dokumentáció.docx
+++ b/CarRental Pro Dokumentáció.docx
@@ -20760,6 +20760,38 @@
           <w:color w:val="1A1A1A"/>
         </w:rPr>
         <w:t>)</w:t>
+      </w:r>
+    </w:p>
+    <w:p>
+      <w:pPr>
+        <w:pStyle w:val="Listaszerbekezds"/>
+        <w:numPr>
+          <w:ilvl w:val="0"/>
+          <w:numId w:val="2"/>
+        </w:numPr>
+        <w:spacing w:before="40" w:after="40"/>
+      </w:pPr>
+      <w:r>
+        <w:rPr>
+          <w:color w:val="1A1A1A"/>
+        </w:rPr>
+        <w:t>Profil megtekintések, profil vélemények</w:t>
+      </w:r>
+    </w:p>
+    <w:p>
+      <w:pPr>
+        <w:pStyle w:val="Listaszerbekezds"/>
+        <w:numPr>
+          <w:ilvl w:val="0"/>
+          <w:numId w:val="2"/>
+        </w:numPr>
+        <w:spacing w:before="40" w:after="40"/>
+      </w:pPr>
+      <w:r>
+        <w:rPr>
+          <w:color w:val="1A1A1A"/>
+        </w:rPr>
+        <w:t>Hibapontok bérlőknek, felhasználóknak</w:t>
       </w:r>
     </w:p>
     <w:p>

--- a/CarRental Pro Dokumentáció.docx
+++ b/CarRental Pro Dokumentáció.docx
@@ -12,7 +12,6 @@
         <w:spacing w:after="160"/>
         <w:jc w:val="center"/>
       </w:pPr>
-      <w:proofErr w:type="spellStart"/>
       <w:r>
         <w:rPr>
           <w:b/>
@@ -21,18 +20,7 @@
           <w:sz w:val="64"/>
           <w:szCs w:val="64"/>
         </w:rPr>
-        <w:t>CarRental</w:t>
-      </w:r>
-      <w:proofErr w:type="spellEnd"/>
-      <w:r>
-        <w:rPr>
-          <w:b/>
-          <w:bCs/>
-          <w:color w:val="198754"/>
-          <w:sz w:val="64"/>
-          <w:szCs w:val="64"/>
-        </w:rPr>
-        <w:t xml:space="preserve"> Pro</w:t>
+        <w:t>CarRental Pro</w:t>
       </w:r>
     </w:p>
     <w:p>
@@ -54,18 +42,8 @@
           <w:sz w:val="30"/>
           <w:szCs w:val="30"/>
         </w:rPr>
-        <w:t xml:space="preserve"> </w:t>
-      </w:r>
-      <w:proofErr w:type="spellStart"/>
-      <w:r>
-        <w:rPr>
-          <w:color w:val="666666"/>
-          <w:sz w:val="30"/>
-          <w:szCs w:val="30"/>
-        </w:rPr>
-        <w:t>webalkalmazas</w:t>
-      </w:r>
-      <w:proofErr w:type="spellEnd"/>
+        <w:t xml:space="preserve"> webalkalmazas</w:t>
+      </w:r>
     </w:p>
     <w:p>
       <w:pPr>
@@ -308,35 +286,7 @@
         <w:rPr>
           <w:color w:val="1A1A1A"/>
         </w:rPr>
-        <w:t xml:space="preserve">A </w:t>
-      </w:r>
-      <w:proofErr w:type="spellStart"/>
-      <w:r>
-        <w:rPr>
-          <w:color w:val="1A1A1A"/>
-        </w:rPr>
-        <w:t>CarRental</w:t>
-      </w:r>
-      <w:proofErr w:type="spellEnd"/>
-      <w:r>
-        <w:rPr>
-          <w:color w:val="1A1A1A"/>
-        </w:rPr>
-        <w:t xml:space="preserve"> Pro egy modern, </w:t>
-      </w:r>
-      <w:proofErr w:type="spellStart"/>
-      <w:r>
-        <w:rPr>
-          <w:color w:val="1A1A1A"/>
-        </w:rPr>
-        <w:t>full-stack</w:t>
-      </w:r>
-      <w:proofErr w:type="spellEnd"/>
-      <w:r>
-        <w:rPr>
-          <w:color w:val="1A1A1A"/>
-        </w:rPr>
-        <w:t xml:space="preserve"> </w:t>
+        <w:t xml:space="preserve">A CarRental Pro egy modern, full-stack </w:t>
       </w:r>
       <w:r>
         <w:rPr>
@@ -771,21 +721,7 @@
         <w:rPr>
           <w:color w:val="1A1A1A"/>
         </w:rPr>
-        <w:t xml:space="preserve">, illetve a </w:t>
-      </w:r>
-      <w:proofErr w:type="spellStart"/>
-      <w:r>
-        <w:rPr>
-          <w:color w:val="1A1A1A"/>
-        </w:rPr>
-        <w:t>Laravel</w:t>
-      </w:r>
-      <w:proofErr w:type="spellEnd"/>
-      <w:r>
-        <w:rPr>
-          <w:color w:val="1A1A1A"/>
-        </w:rPr>
-        <w:t xml:space="preserve"> alapú backendig</w:t>
+        <w:t>, illetve a Laravel alapú backendig</w:t>
       </w:r>
       <w:r>
         <w:rPr>
@@ -860,21 +796,7 @@
         <w:rPr>
           <w:color w:val="1A1A1A"/>
         </w:rPr>
-        <w:t xml:space="preserve"> (</w:t>
-      </w:r>
-      <w:proofErr w:type="spellStart"/>
-      <w:r>
-        <w:rPr>
-          <w:color w:val="1A1A1A"/>
-        </w:rPr>
-        <w:t>admin</w:t>
-      </w:r>
-      <w:proofErr w:type="spellEnd"/>
-      <w:r>
-        <w:rPr>
-          <w:color w:val="1A1A1A"/>
-        </w:rPr>
-        <w:t xml:space="preserve">, </w:t>
+        <w:t xml:space="preserve"> (admin, </w:t>
       </w:r>
       <w:r>
         <w:rPr>
@@ -1028,14 +950,12 @@
         </w:rPr>
         <w:t xml:space="preserve"> </w:t>
       </w:r>
-      <w:proofErr w:type="spellStart"/>
       <w:r>
         <w:rPr>
           <w:color w:val="1A1A1A"/>
         </w:rPr>
         <w:t>járművenként</w:t>
       </w:r>
-      <w:proofErr w:type="spellEnd"/>
     </w:p>
     <w:p>
       <w:pPr>
@@ -1046,19 +966,11 @@
         </w:numPr>
         <w:spacing w:before="40" w:after="40"/>
       </w:pPr>
-      <w:proofErr w:type="spellStart"/>
-      <w:r>
-        <w:rPr>
-          <w:color w:val="1A1A1A"/>
-        </w:rPr>
-        <w:t>Admin</w:t>
-      </w:r>
-      <w:proofErr w:type="spellEnd"/>
-      <w:r>
-        <w:rPr>
-          <w:color w:val="1A1A1A"/>
-        </w:rPr>
-        <w:t xml:space="preserve"> </w:t>
+      <w:r>
+        <w:rPr>
+          <w:color w:val="1A1A1A"/>
+        </w:rPr>
+        <w:t xml:space="preserve">Admin </w:t>
       </w:r>
       <w:r>
         <w:rPr>
@@ -1176,21 +1088,7 @@
         <w:rPr>
           <w:color w:val="1A1A1A"/>
         </w:rPr>
-        <w:t xml:space="preserve"> </w:t>
-      </w:r>
-      <w:proofErr w:type="spellStart"/>
-      <w:r>
-        <w:rPr>
-          <w:color w:val="1A1A1A"/>
-        </w:rPr>
-        <w:t>Bootstrap</w:t>
-      </w:r>
-      <w:proofErr w:type="spellEnd"/>
-      <w:r>
-        <w:rPr>
-          <w:color w:val="1A1A1A"/>
-        </w:rPr>
-        <w:t xml:space="preserve"> 5 alapon</w:t>
+        <w:t xml:space="preserve"> Bootstrap 5 alapon</w:t>
       </w:r>
     </w:p>
     <w:p>
@@ -1215,13 +1113,8 @@
         <w:t>Technológiai</w:t>
       </w:r>
       <w:r>
-        <w:t xml:space="preserve"> </w:t>
-      </w:r>
-      <w:proofErr w:type="spellStart"/>
-      <w:r>
-        <w:t>stack</w:t>
-      </w:r>
-      <w:proofErr w:type="spellEnd"/>
+        <w:t xml:space="preserve"> stack</w:t>
+      </w:r>
     </w:p>
     <w:p>
       <w:pPr>
@@ -1390,43 +1283,7 @@
                 <w:sz w:val="20"/>
                 <w:szCs w:val="20"/>
               </w:rPr>
-              <w:t>SPA keretrendszer (</w:t>
-            </w:r>
-            <w:proofErr w:type="spellStart"/>
-            <w:r>
-              <w:rPr>
-                <w:color w:val="1A1A1A"/>
-                <w:sz w:val="20"/>
-                <w:szCs w:val="20"/>
-              </w:rPr>
-              <w:t>Composition</w:t>
-            </w:r>
-            <w:proofErr w:type="spellEnd"/>
-            <w:r>
-              <w:rPr>
-                <w:color w:val="1A1A1A"/>
-                <w:sz w:val="20"/>
-                <w:szCs w:val="20"/>
-              </w:rPr>
-              <w:t xml:space="preserve"> API + </w:t>
-            </w:r>
-            <w:proofErr w:type="spellStart"/>
-            <w:r>
-              <w:rPr>
-                <w:color w:val="1A1A1A"/>
-                <w:sz w:val="20"/>
-                <w:szCs w:val="20"/>
-              </w:rPr>
-              <w:t>Options</w:t>
-            </w:r>
-            <w:proofErr w:type="spellEnd"/>
-            <w:r>
-              <w:rPr>
-                <w:color w:val="1A1A1A"/>
-                <w:sz w:val="20"/>
-                <w:szCs w:val="20"/>
-              </w:rPr>
-              <w:t xml:space="preserve"> API)</w:t>
+              <w:t>SPA keretrendszer (Composition API + Options API)</w:t>
             </w:r>
           </w:p>
         </w:tc>
@@ -1444,23 +1301,13 @@
             </w:tcMar>
           </w:tcPr>
           <w:p>
-            <w:proofErr w:type="spellStart"/>
-            <w:r>
-              <w:rPr>
-                <w:color w:val="1A1A1A"/>
-                <w:sz w:val="20"/>
-                <w:szCs w:val="20"/>
-              </w:rPr>
-              <w:t>Vue</w:t>
-            </w:r>
-            <w:proofErr w:type="spellEnd"/>
-            <w:r>
-              <w:rPr>
-                <w:color w:val="1A1A1A"/>
-                <w:sz w:val="20"/>
-                <w:szCs w:val="20"/>
-              </w:rPr>
-              <w:t xml:space="preserve"> Router</w:t>
+            <w:r>
+              <w:rPr>
+                <w:color w:val="1A1A1A"/>
+                <w:sz w:val="20"/>
+                <w:szCs w:val="20"/>
+              </w:rPr>
+              <w:t>Vue Router</w:t>
             </w:r>
           </w:p>
         </w:tc>
@@ -1504,25 +1351,7 @@
                 <w:sz w:val="20"/>
                 <w:szCs w:val="20"/>
               </w:rPr>
-              <w:t xml:space="preserve">Kliensoldalai </w:t>
-            </w:r>
-            <w:proofErr w:type="spellStart"/>
-            <w:r>
-              <w:rPr>
-                <w:color w:val="1A1A1A"/>
-                <w:sz w:val="20"/>
-                <w:szCs w:val="20"/>
-              </w:rPr>
-              <w:t>routing</w:t>
-            </w:r>
-            <w:proofErr w:type="spellEnd"/>
-            <w:r>
-              <w:rPr>
-                <w:color w:val="1A1A1A"/>
-                <w:sz w:val="20"/>
-                <w:szCs w:val="20"/>
-              </w:rPr>
-              <w:t xml:space="preserve">, </w:t>
+              <w:t xml:space="preserve">Kliensoldalai routing, </w:t>
             </w:r>
             <w:r>
               <w:rPr>
@@ -1580,7 +1409,6 @@
             </w:tcMar>
           </w:tcPr>
           <w:p>
-            <w:proofErr w:type="spellStart"/>
             <w:r>
               <w:rPr>
                 <w:color w:val="1A1A1A"/>
@@ -1589,7 +1417,6 @@
               </w:rPr>
               <w:t>Axios</w:t>
             </w:r>
-            <w:proofErr w:type="spellEnd"/>
           </w:p>
         </w:tc>
         <w:tc>
@@ -1648,43 +1475,7 @@
                 <w:sz w:val="20"/>
                 <w:szCs w:val="20"/>
               </w:rPr>
-              <w:t xml:space="preserve"> az API fele, </w:t>
-            </w:r>
-            <w:proofErr w:type="spellStart"/>
-            <w:r>
-              <w:rPr>
-                <w:color w:val="1A1A1A"/>
-                <w:sz w:val="20"/>
-                <w:szCs w:val="20"/>
-              </w:rPr>
-              <w:t>Bearer</w:t>
-            </w:r>
-            <w:proofErr w:type="spellEnd"/>
-            <w:r>
-              <w:rPr>
-                <w:color w:val="1A1A1A"/>
-                <w:sz w:val="20"/>
-                <w:szCs w:val="20"/>
-              </w:rPr>
-              <w:t xml:space="preserve"> </w:t>
-            </w:r>
-            <w:proofErr w:type="spellStart"/>
-            <w:r>
-              <w:rPr>
-                <w:color w:val="1A1A1A"/>
-                <w:sz w:val="20"/>
-                <w:szCs w:val="20"/>
-              </w:rPr>
-              <w:t>token</w:t>
-            </w:r>
-            <w:proofErr w:type="spellEnd"/>
-            <w:r>
-              <w:rPr>
-                <w:color w:val="1A1A1A"/>
-                <w:sz w:val="20"/>
-                <w:szCs w:val="20"/>
-              </w:rPr>
-              <w:t xml:space="preserve"> </w:t>
+              <w:t xml:space="preserve"> az API fele, Bearer token </w:t>
             </w:r>
             <w:r>
               <w:rPr>
@@ -1710,23 +1501,13 @@
             </w:tcMar>
           </w:tcPr>
           <w:p>
-            <w:proofErr w:type="spellStart"/>
-            <w:r>
-              <w:rPr>
-                <w:color w:val="1A1A1A"/>
-                <w:sz w:val="20"/>
-                <w:szCs w:val="20"/>
-              </w:rPr>
-              <w:t>Bootstrap</w:t>
-            </w:r>
-            <w:proofErr w:type="spellEnd"/>
-            <w:r>
-              <w:rPr>
-                <w:color w:val="1A1A1A"/>
-                <w:sz w:val="20"/>
-                <w:szCs w:val="20"/>
-              </w:rPr>
-              <w:t xml:space="preserve"> 5</w:t>
+            <w:r>
+              <w:rPr>
+                <w:color w:val="1A1A1A"/>
+                <w:sz w:val="20"/>
+                <w:szCs w:val="20"/>
+              </w:rPr>
+              <w:t>Bootstrap 5</w:t>
             </w:r>
           </w:p>
         </w:tc>
@@ -1778,25 +1559,7 @@
                 <w:sz w:val="20"/>
                 <w:szCs w:val="20"/>
               </w:rPr>
-              <w:t xml:space="preserve"> UI </w:t>
-            </w:r>
-            <w:proofErr w:type="spellStart"/>
-            <w:r>
-              <w:rPr>
-                <w:color w:val="1A1A1A"/>
-                <w:sz w:val="20"/>
-                <w:szCs w:val="20"/>
-              </w:rPr>
-              <w:t>grid</w:t>
-            </w:r>
-            <w:proofErr w:type="spellEnd"/>
-            <w:r>
-              <w:rPr>
-                <w:color w:val="1A1A1A"/>
-                <w:sz w:val="20"/>
-                <w:szCs w:val="20"/>
-              </w:rPr>
-              <w:t>, komponensek</w:t>
+              <w:t xml:space="preserve"> UI grid, komponensek</w:t>
             </w:r>
           </w:p>
         </w:tc>
@@ -1814,34 +1577,14 @@
             </w:tcMar>
           </w:tcPr>
           <w:p>
-            <w:proofErr w:type="spellStart"/>
-            <w:r>
-              <w:rPr>
-                <w:color w:val="1A1A1A"/>
-                <w:sz w:val="20"/>
-                <w:szCs w:val="20"/>
-              </w:rPr>
-              <w:t>Bootstrap</w:t>
-            </w:r>
-            <w:proofErr w:type="spellEnd"/>
-            <w:r>
-              <w:rPr>
-                <w:color w:val="1A1A1A"/>
-                <w:sz w:val="20"/>
-                <w:szCs w:val="20"/>
-              </w:rPr>
-              <w:t xml:space="preserve"> </w:t>
-            </w:r>
-            <w:proofErr w:type="spellStart"/>
-            <w:r>
-              <w:rPr>
-                <w:color w:val="1A1A1A"/>
-                <w:sz w:val="20"/>
-                <w:szCs w:val="20"/>
-              </w:rPr>
-              <w:t>Icons</w:t>
-            </w:r>
-            <w:proofErr w:type="spellEnd"/>
+            <w:r>
+              <w:rPr>
+                <w:color w:val="1A1A1A"/>
+                <w:sz w:val="20"/>
+                <w:szCs w:val="20"/>
+              </w:rPr>
+              <w:t>Bootstrap Icons</w:t>
+            </w:r>
           </w:p>
         </w:tc>
         <w:tc>
@@ -1902,7 +1645,6 @@
             </w:tcMar>
           </w:tcPr>
           <w:p>
-            <w:proofErr w:type="spellStart"/>
             <w:r>
               <w:rPr>
                 <w:color w:val="1A1A1A"/>
@@ -1911,7 +1653,6 @@
               </w:rPr>
               <w:t>Vite</w:t>
             </w:r>
-            <w:proofErr w:type="spellEnd"/>
           </w:p>
         </w:tc>
         <w:tc>
@@ -1954,36 +1695,8 @@
                 <w:sz w:val="20"/>
                 <w:szCs w:val="20"/>
               </w:rPr>
-              <w:t xml:space="preserve">Fejlesztői szerver, HMR, </w:t>
-            </w:r>
-            <w:proofErr w:type="spellStart"/>
-            <w:r>
-              <w:rPr>
-                <w:color w:val="1A1A1A"/>
-                <w:sz w:val="20"/>
-                <w:szCs w:val="20"/>
-              </w:rPr>
-              <w:t>production</w:t>
-            </w:r>
-            <w:proofErr w:type="spellEnd"/>
-            <w:r>
-              <w:rPr>
-                <w:color w:val="1A1A1A"/>
-                <w:sz w:val="20"/>
-                <w:szCs w:val="20"/>
-              </w:rPr>
-              <w:t xml:space="preserve"> </w:t>
-            </w:r>
-            <w:proofErr w:type="spellStart"/>
-            <w:r>
-              <w:rPr>
-                <w:color w:val="1A1A1A"/>
-                <w:sz w:val="20"/>
-                <w:szCs w:val="20"/>
-              </w:rPr>
-              <w:t>build</w:t>
-            </w:r>
-            <w:proofErr w:type="spellEnd"/>
+              <w:t>Fejlesztői szerver, HMR, production build</w:t>
+            </w:r>
           </w:p>
         </w:tc>
       </w:tr>
@@ -2036,7 +1749,6 @@
             </w:tcMar>
           </w:tcPr>
           <w:p>
-            <w:proofErr w:type="spellStart"/>
             <w:r>
               <w:rPr>
                 <w:b/>
@@ -2047,7 +1759,6 @@
               </w:rPr>
               <w:t>Technologia</w:t>
             </w:r>
-            <w:proofErr w:type="spellEnd"/>
           </w:p>
         </w:tc>
         <w:tc>
@@ -2062,7 +1773,6 @@
             </w:tcMar>
           </w:tcPr>
           <w:p>
-            <w:proofErr w:type="spellStart"/>
             <w:r>
               <w:rPr>
                 <w:b/>
@@ -2073,7 +1783,6 @@
               </w:rPr>
               <w:t>Verzio</w:t>
             </w:r>
-            <w:proofErr w:type="spellEnd"/>
           </w:p>
         </w:tc>
         <w:tc>
@@ -2114,7 +1823,6 @@
             </w:tcMar>
           </w:tcPr>
           <w:p>
-            <w:proofErr w:type="spellStart"/>
             <w:r>
               <w:rPr>
                 <w:color w:val="1A1A1A"/>
@@ -2123,7 +1831,6 @@
               </w:rPr>
               <w:t>Laravel</w:t>
             </w:r>
-            <w:proofErr w:type="spellEnd"/>
           </w:p>
         </w:tc>
         <w:tc>
@@ -2192,34 +1899,14 @@
             </w:tcMar>
           </w:tcPr>
           <w:p>
-            <w:proofErr w:type="spellStart"/>
-            <w:r>
-              <w:rPr>
-                <w:color w:val="1A1A1A"/>
-                <w:sz w:val="20"/>
-                <w:szCs w:val="20"/>
-              </w:rPr>
-              <w:t>Laravel</w:t>
-            </w:r>
-            <w:proofErr w:type="spellEnd"/>
-            <w:r>
-              <w:rPr>
-                <w:color w:val="1A1A1A"/>
-                <w:sz w:val="20"/>
-                <w:szCs w:val="20"/>
-              </w:rPr>
-              <w:t xml:space="preserve"> </w:t>
-            </w:r>
-            <w:proofErr w:type="spellStart"/>
-            <w:r>
-              <w:rPr>
-                <w:color w:val="1A1A1A"/>
-                <w:sz w:val="20"/>
-                <w:szCs w:val="20"/>
-              </w:rPr>
-              <w:t>Sanctum</w:t>
-            </w:r>
-            <w:proofErr w:type="spellEnd"/>
+            <w:r>
+              <w:rPr>
+                <w:color w:val="1A1A1A"/>
+                <w:sz w:val="20"/>
+                <w:szCs w:val="20"/>
+              </w:rPr>
+              <w:t>Laravel Sanctum</w:t>
+            </w:r>
           </w:p>
         </w:tc>
         <w:tc>
@@ -2256,23 +1943,13 @@
             </w:tcMar>
           </w:tcPr>
           <w:p>
-            <w:proofErr w:type="spellStart"/>
-            <w:r>
-              <w:rPr>
-                <w:color w:val="1A1A1A"/>
-                <w:sz w:val="20"/>
-                <w:szCs w:val="20"/>
-              </w:rPr>
-              <w:t>Token</w:t>
-            </w:r>
-            <w:proofErr w:type="spellEnd"/>
-            <w:r>
-              <w:rPr>
-                <w:color w:val="1A1A1A"/>
-                <w:sz w:val="20"/>
-                <w:szCs w:val="20"/>
-              </w:rPr>
-              <w:t xml:space="preserve"> </w:t>
+            <w:r>
+              <w:rPr>
+                <w:color w:val="1A1A1A"/>
+                <w:sz w:val="20"/>
+                <w:szCs w:val="20"/>
+              </w:rPr>
+              <w:t xml:space="preserve">Token </w:t>
             </w:r>
             <w:r>
               <w:rPr>
@@ -2288,16 +1965,7 @@
                 <w:sz w:val="20"/>
                 <w:szCs w:val="20"/>
               </w:rPr>
-              <w:t xml:space="preserve"> API </w:t>
-            </w:r>
-            <w:proofErr w:type="spellStart"/>
-            <w:r>
-              <w:rPr>
-                <w:color w:val="1A1A1A"/>
-                <w:sz w:val="20"/>
-                <w:szCs w:val="20"/>
-              </w:rPr>
-              <w:t>autent</w:t>
+              <w:t xml:space="preserve"> API autent</w:t>
             </w:r>
             <w:r>
               <w:rPr>
@@ -2323,7 +1991,6 @@
               </w:rPr>
               <w:t>ió</w:t>
             </w:r>
-            <w:proofErr w:type="spellEnd"/>
             <w:r>
               <w:rPr>
                 <w:color w:val="1A1A1A"/>
@@ -2348,23 +2015,13 @@
             </w:tcMar>
           </w:tcPr>
           <w:p>
-            <w:proofErr w:type="spellStart"/>
-            <w:r>
-              <w:rPr>
-                <w:color w:val="1A1A1A"/>
-                <w:sz w:val="20"/>
-                <w:szCs w:val="20"/>
-              </w:rPr>
-              <w:t>Eloquent</w:t>
-            </w:r>
-            <w:proofErr w:type="spellEnd"/>
-            <w:r>
-              <w:rPr>
-                <w:color w:val="1A1A1A"/>
-                <w:sz w:val="20"/>
-                <w:szCs w:val="20"/>
-              </w:rPr>
-              <w:t xml:space="preserve"> ORM</w:t>
+            <w:r>
+              <w:rPr>
+                <w:color w:val="1A1A1A"/>
+                <w:sz w:val="20"/>
+                <w:szCs w:val="20"/>
+              </w:rPr>
+              <w:t>Eloquent ORM</w:t>
             </w:r>
           </w:p>
         </w:tc>
@@ -2458,7 +2115,6 @@
             </w:tcMar>
           </w:tcPr>
           <w:p>
-            <w:proofErr w:type="spellStart"/>
             <w:r>
               <w:rPr>
                 <w:color w:val="1A1A1A"/>
@@ -2467,7 +2123,6 @@
               </w:rPr>
               <w:t>MySQL</w:t>
             </w:r>
-            <w:proofErr w:type="spellEnd"/>
           </w:p>
         </w:tc>
         <w:tc>
@@ -2534,25 +2189,7 @@
                 <w:sz w:val="20"/>
                 <w:szCs w:val="20"/>
               </w:rPr>
-              <w:t xml:space="preserve"> (XAMPP-</w:t>
-            </w:r>
-            <w:proofErr w:type="spellStart"/>
-            <w:r>
-              <w:rPr>
-                <w:color w:val="1A1A1A"/>
-                <w:sz w:val="20"/>
-                <w:szCs w:val="20"/>
-              </w:rPr>
-              <w:t>on</w:t>
-            </w:r>
-            <w:proofErr w:type="spellEnd"/>
-            <w:r>
-              <w:rPr>
-                <w:color w:val="1A1A1A"/>
-                <w:sz w:val="20"/>
-                <w:szCs w:val="20"/>
-              </w:rPr>
-              <w:t xml:space="preserve"> fut lokálisan)</w:t>
+              <w:t xml:space="preserve"> (XAMPP-on fut lokálisan)</w:t>
             </w:r>
           </w:p>
         </w:tc>
@@ -2628,43 +2265,7 @@
                 <w:sz w:val="20"/>
                 <w:szCs w:val="20"/>
               </w:rPr>
-              <w:t xml:space="preserve"> PHP + </w:t>
-            </w:r>
-            <w:proofErr w:type="spellStart"/>
-            <w:r>
-              <w:rPr>
-                <w:color w:val="1A1A1A"/>
-                <w:sz w:val="20"/>
-                <w:szCs w:val="20"/>
-              </w:rPr>
-              <w:t>Apache</w:t>
-            </w:r>
-            <w:proofErr w:type="spellEnd"/>
-            <w:r>
-              <w:rPr>
-                <w:color w:val="1A1A1A"/>
-                <w:sz w:val="20"/>
-                <w:szCs w:val="20"/>
-              </w:rPr>
-              <w:t xml:space="preserve"> + </w:t>
-            </w:r>
-            <w:proofErr w:type="spellStart"/>
-            <w:r>
-              <w:rPr>
-                <w:color w:val="1A1A1A"/>
-                <w:sz w:val="20"/>
-                <w:szCs w:val="20"/>
-              </w:rPr>
-              <w:t>MySQL</w:t>
-            </w:r>
-            <w:proofErr w:type="spellEnd"/>
-            <w:r>
-              <w:rPr>
-                <w:color w:val="1A1A1A"/>
-                <w:sz w:val="20"/>
-                <w:szCs w:val="20"/>
-              </w:rPr>
-              <w:t xml:space="preserve"> fejlesztői </w:t>
+              <w:t xml:space="preserve"> PHP + Apache + MySQL fejlesztői </w:t>
             </w:r>
             <w:r>
               <w:rPr>
@@ -2720,21 +2321,7 @@
         <w:rPr>
           <w:color w:val="1A1A1A"/>
         </w:rPr>
-        <w:t xml:space="preserve"> alapul. A Vue.js frontend es a </w:t>
-      </w:r>
-      <w:proofErr w:type="spellStart"/>
-      <w:r>
-        <w:rPr>
-          <w:color w:val="1A1A1A"/>
-        </w:rPr>
-        <w:t>Laravel</w:t>
-      </w:r>
-      <w:proofErr w:type="spellEnd"/>
-      <w:r>
-        <w:rPr>
-          <w:color w:val="1A1A1A"/>
-        </w:rPr>
-        <w:t xml:space="preserve"> backend REST API-n </w:t>
+        <w:t xml:space="preserve"> alapul. A Vue.js frontend es a Laravel backend REST API-n </w:t>
       </w:r>
       <w:r>
         <w:rPr>
@@ -2772,61 +2359,17 @@
         </w:rPr>
         <w:t xml:space="preserve">. Az </w:t>
       </w:r>
-      <w:proofErr w:type="spellStart"/>
       <w:r>
         <w:rPr>
           <w:color w:val="1A1A1A"/>
         </w:rPr>
         <w:t>autentikáció</w:t>
       </w:r>
-      <w:proofErr w:type="spellEnd"/>
-      <w:r>
-        <w:rPr>
-          <w:color w:val="1A1A1A"/>
-        </w:rPr>
-        <w:t xml:space="preserve"> </w:t>
-      </w:r>
-      <w:proofErr w:type="spellStart"/>
-      <w:r>
-        <w:rPr>
-          <w:color w:val="1A1A1A"/>
-        </w:rPr>
-        <w:t>Laravel</w:t>
-      </w:r>
-      <w:proofErr w:type="spellEnd"/>
-      <w:r>
-        <w:rPr>
-          <w:color w:val="1A1A1A"/>
-        </w:rPr>
-        <w:t xml:space="preserve"> </w:t>
-      </w:r>
-      <w:proofErr w:type="spellStart"/>
-      <w:r>
-        <w:rPr>
-          <w:color w:val="1A1A1A"/>
-        </w:rPr>
-        <w:t>Sanctum</w:t>
-      </w:r>
-      <w:proofErr w:type="spellEnd"/>
-      <w:r>
-        <w:rPr>
-          <w:color w:val="1A1A1A"/>
-        </w:rPr>
-        <w:t xml:space="preserve"> </w:t>
-      </w:r>
-      <w:proofErr w:type="spellStart"/>
-      <w:r>
-        <w:rPr>
-          <w:color w:val="1A1A1A"/>
-        </w:rPr>
-        <w:t>token</w:t>
-      </w:r>
-      <w:proofErr w:type="spellEnd"/>
-      <w:r>
-        <w:rPr>
-          <w:color w:val="1A1A1A"/>
-        </w:rPr>
-        <w:t xml:space="preserve"> alapon </w:t>
+      <w:r>
+        <w:rPr>
+          <w:color w:val="1A1A1A"/>
+        </w:rPr>
+        <w:t xml:space="preserve"> Laravel Sanctum token alapon </w:t>
       </w:r>
       <w:r>
         <w:rPr>
@@ -2838,35 +2381,7 @@
         <w:rPr>
           <w:color w:val="1A1A1A"/>
         </w:rPr>
-        <w:t xml:space="preserve">, a </w:t>
-      </w:r>
-      <w:proofErr w:type="spellStart"/>
-      <w:r>
-        <w:rPr>
-          <w:color w:val="1A1A1A"/>
-        </w:rPr>
-        <w:t>token</w:t>
-      </w:r>
-      <w:proofErr w:type="spellEnd"/>
-      <w:r>
-        <w:rPr>
-          <w:color w:val="1A1A1A"/>
-        </w:rPr>
-        <w:t xml:space="preserve"> a </w:t>
-      </w:r>
-      <w:proofErr w:type="spellStart"/>
-      <w:r>
-        <w:rPr>
-          <w:color w:val="1A1A1A"/>
-        </w:rPr>
-        <w:t>localStorage</w:t>
-      </w:r>
-      <w:proofErr w:type="spellEnd"/>
-      <w:r>
-        <w:rPr>
-          <w:color w:val="1A1A1A"/>
-        </w:rPr>
-        <w:t xml:space="preserve">-ban </w:t>
+        <w:t xml:space="preserve">, a token a localStorage-ban </w:t>
       </w:r>
       <w:r>
         <w:rPr>
@@ -2914,21 +2429,7 @@
         <w:rPr>
           <w:color w:val="1A1A1A"/>
         </w:rPr>
-        <w:t xml:space="preserve"> megnyitja a </w:t>
-      </w:r>
-      <w:proofErr w:type="spellStart"/>
-      <w:r>
-        <w:rPr>
-          <w:color w:val="1A1A1A"/>
-        </w:rPr>
-        <w:t>Vue</w:t>
-      </w:r>
-      <w:proofErr w:type="spellEnd"/>
-      <w:r>
-        <w:rPr>
-          <w:color w:val="1A1A1A"/>
-        </w:rPr>
-        <w:t xml:space="preserve"> SPA-t (localhost:5173)</w:t>
+        <w:t xml:space="preserve"> megnyitja a Vue SPA-t (localhost:5173)</w:t>
       </w:r>
     </w:p>
     <w:p>
@@ -2950,21 +2451,7 @@
         <w:rPr>
           <w:color w:val="1A1A1A"/>
         </w:rPr>
-        <w:t xml:space="preserve"> POST /</w:t>
-      </w:r>
-      <w:proofErr w:type="spellStart"/>
-      <w:r>
-        <w:rPr>
-          <w:color w:val="1A1A1A"/>
-        </w:rPr>
-        <w:t>api</w:t>
-      </w:r>
-      <w:proofErr w:type="spellEnd"/>
-      <w:r>
-        <w:rPr>
-          <w:color w:val="1A1A1A"/>
-        </w:rPr>
-        <w:t xml:space="preserve">/login </w:t>
+        <w:t xml:space="preserve"> POST /api/login </w:t>
       </w:r>
       <w:r>
         <w:rPr>
@@ -2995,44 +2482,8 @@
         <w:rPr>
           <w:color w:val="1A1A1A"/>
         </w:rPr>
-        <w:t xml:space="preserve"> </w:t>
-      </w:r>
-      <w:proofErr w:type="spellStart"/>
-      <w:r>
-        <w:rPr>
-          <w:color w:val="1A1A1A"/>
-        </w:rPr>
-        <w:t>Laravel</w:t>
-      </w:r>
-      <w:proofErr w:type="spellEnd"/>
-      <w:r>
-        <w:rPr>
-          <w:color w:val="1A1A1A"/>
-        </w:rPr>
-        <w:t xml:space="preserve"> visszaad egy </w:t>
-      </w:r>
-      <w:proofErr w:type="spellStart"/>
-      <w:r>
-        <w:rPr>
-          <w:color w:val="1A1A1A"/>
-        </w:rPr>
-        <w:t>Sanctum</w:t>
-      </w:r>
-      <w:proofErr w:type="spellEnd"/>
-      <w:r>
-        <w:rPr>
-          <w:color w:val="1A1A1A"/>
-        </w:rPr>
-        <w:t xml:space="preserve"> </w:t>
-      </w:r>
-      <w:proofErr w:type="spellStart"/>
-      <w:r>
-        <w:rPr>
-          <w:color w:val="1A1A1A"/>
-        </w:rPr>
-        <w:t>tokent</w:t>
-      </w:r>
-      <w:proofErr w:type="spellEnd"/>
+        <w:t xml:space="preserve"> Laravel visszaad egy Sanctum tokent</w:t>
+      </w:r>
     </w:p>
     <w:p>
       <w:pPr>
@@ -3047,49 +2498,19 @@
         <w:rPr>
           <w:color w:val="1A1A1A"/>
         </w:rPr>
-        <w:t xml:space="preserve">A </w:t>
-      </w:r>
-      <w:proofErr w:type="spellStart"/>
-      <w:r>
-        <w:rPr>
-          <w:color w:val="1A1A1A"/>
-        </w:rPr>
-        <w:t>token</w:t>
-      </w:r>
-      <w:proofErr w:type="spellEnd"/>
-      <w:r>
-        <w:rPr>
-          <w:color w:val="1A1A1A"/>
-        </w:rPr>
-        <w:t xml:space="preserve"> </w:t>
-      </w:r>
-      <w:proofErr w:type="spellStart"/>
+        <w:t xml:space="preserve">A token </w:t>
+      </w:r>
       <w:r>
         <w:rPr>
           <w:color w:val="1A1A1A"/>
         </w:rPr>
         <w:t>elmentődik</w:t>
       </w:r>
-      <w:proofErr w:type="spellEnd"/>
-      <w:r>
-        <w:rPr>
-          <w:color w:val="1A1A1A"/>
-        </w:rPr>
-        <w:t xml:space="preserve"> </w:t>
-      </w:r>
-      <w:proofErr w:type="spellStart"/>
-      <w:r>
-        <w:rPr>
-          <w:color w:val="1A1A1A"/>
-        </w:rPr>
-        <w:t>localStorage-ba</w:t>
-      </w:r>
-      <w:proofErr w:type="spellEnd"/>
-      <w:r>
-        <w:rPr>
-          <w:color w:val="1A1A1A"/>
-        </w:rPr>
-        <w:t xml:space="preserve">, minden API </w:t>
+      <w:r>
+        <w:rPr>
+          <w:color w:val="1A1A1A"/>
+        </w:rPr>
+        <w:t xml:space="preserve"> localStorage-ba, minden API </w:t>
       </w:r>
       <w:r>
         <w:rPr>
@@ -3101,35 +2522,7 @@
         <w:rPr>
           <w:color w:val="1A1A1A"/>
         </w:rPr>
-        <w:t xml:space="preserve"> </w:t>
-      </w:r>
-      <w:proofErr w:type="spellStart"/>
-      <w:r>
-        <w:rPr>
-          <w:color w:val="1A1A1A"/>
-        </w:rPr>
-        <w:t>Bearer</w:t>
-      </w:r>
-      <w:proofErr w:type="spellEnd"/>
-      <w:r>
-        <w:rPr>
-          <w:color w:val="1A1A1A"/>
-        </w:rPr>
-        <w:t xml:space="preserve"> </w:t>
-      </w:r>
-      <w:proofErr w:type="spellStart"/>
-      <w:r>
-        <w:rPr>
-          <w:color w:val="1A1A1A"/>
-        </w:rPr>
-        <w:t>headerbe</w:t>
-      </w:r>
-      <w:proofErr w:type="spellEnd"/>
-      <w:r>
-        <w:rPr>
-          <w:color w:val="1A1A1A"/>
-        </w:rPr>
-        <w:t xml:space="preserve"> </w:t>
+        <w:t xml:space="preserve"> Bearer headerbe </w:t>
       </w:r>
       <w:r>
         <w:rPr>
@@ -3147,61 +2540,23 @@
         </w:numPr>
         <w:spacing w:before="40" w:after="40"/>
       </w:pPr>
-      <w:proofErr w:type="spellStart"/>
-      <w:r>
-        <w:rPr>
-          <w:color w:val="1A1A1A"/>
-        </w:rPr>
-        <w:t>Laravel</w:t>
-      </w:r>
-      <w:proofErr w:type="spellEnd"/>
-      <w:r>
-        <w:rPr>
-          <w:color w:val="1A1A1A"/>
-        </w:rPr>
-        <w:t xml:space="preserve"> </w:t>
-      </w:r>
-      <w:proofErr w:type="spellStart"/>
-      <w:r>
-        <w:rPr>
-          <w:color w:val="1A1A1A"/>
-        </w:rPr>
-        <w:t>Sanctum</w:t>
-      </w:r>
-      <w:proofErr w:type="spellEnd"/>
-      <w:r>
-        <w:rPr>
-          <w:color w:val="1A1A1A"/>
-        </w:rPr>
-        <w:t xml:space="preserve"> </w:t>
-      </w:r>
-      <w:proofErr w:type="spellStart"/>
+      <w:r>
+        <w:rPr>
+          <w:color w:val="1A1A1A"/>
+        </w:rPr>
+        <w:t xml:space="preserve">Laravel Sanctum </w:t>
+      </w:r>
       <w:r>
         <w:rPr>
           <w:color w:val="1A1A1A"/>
         </w:rPr>
         <w:t>validálja</w:t>
       </w:r>
-      <w:proofErr w:type="spellEnd"/>
-      <w:r>
-        <w:rPr>
-          <w:color w:val="1A1A1A"/>
-        </w:rPr>
-        <w:t xml:space="preserve"> a </w:t>
-      </w:r>
-      <w:proofErr w:type="spellStart"/>
-      <w:r>
-        <w:rPr>
-          <w:color w:val="1A1A1A"/>
-        </w:rPr>
-        <w:t>tokent</w:t>
-      </w:r>
-      <w:proofErr w:type="spellEnd"/>
-      <w:r>
-        <w:rPr>
-          <w:color w:val="1A1A1A"/>
-        </w:rPr>
-        <w:t xml:space="preserve">, visszaadja a </w:t>
+      <w:r>
+        <w:rPr>
+          <w:color w:val="1A1A1A"/>
+        </w:rPr>
+        <w:t xml:space="preserve"> a tokent, visszaadja a </w:t>
       </w:r>
       <w:r>
         <w:rPr>
@@ -3225,19 +2580,11 @@
         </w:numPr>
         <w:spacing w:before="40" w:after="40"/>
       </w:pPr>
-      <w:proofErr w:type="spellStart"/>
-      <w:r>
-        <w:rPr>
-          <w:color w:val="1A1A1A"/>
-        </w:rPr>
-        <w:t>Vue</w:t>
-      </w:r>
-      <w:proofErr w:type="spellEnd"/>
-      <w:r>
-        <w:rPr>
-          <w:color w:val="1A1A1A"/>
-        </w:rPr>
-        <w:t xml:space="preserve"> </w:t>
+      <w:r>
+        <w:rPr>
+          <w:color w:val="1A1A1A"/>
+        </w:rPr>
+        <w:t xml:space="preserve">Vue </w:t>
       </w:r>
       <w:r>
         <w:rPr>
@@ -3353,23 +2700,13 @@
             </w:tcMar>
           </w:tcPr>
           <w:p>
-            <w:proofErr w:type="spellStart"/>
-            <w:r>
-              <w:rPr>
-                <w:color w:val="1A1A1A"/>
-                <w:sz w:val="20"/>
-                <w:szCs w:val="20"/>
-              </w:rPr>
-              <w:t>auth</w:t>
-            </w:r>
-            <w:proofErr w:type="spellEnd"/>
-            <w:r>
-              <w:rPr>
-                <w:color w:val="1A1A1A"/>
-                <w:sz w:val="20"/>
-                <w:szCs w:val="20"/>
-              </w:rPr>
-              <w:t>/useAuth.js</w:t>
+            <w:r>
+              <w:rPr>
+                <w:color w:val="1A1A1A"/>
+                <w:sz w:val="20"/>
+                <w:szCs w:val="20"/>
+              </w:rPr>
+              <w:t>auth/useAuth.js</w:t>
             </w:r>
           </w:p>
         </w:tc>
@@ -3401,7 +2738,6 @@
               </w:rPr>
               <w:t xml:space="preserve"> </w:t>
             </w:r>
-            <w:proofErr w:type="spellStart"/>
             <w:r>
               <w:rPr>
                 <w:color w:val="1A1A1A"/>
@@ -3410,50 +2746,13 @@
               </w:rPr>
               <w:t>autentikációs</w:t>
             </w:r>
-            <w:proofErr w:type="spellEnd"/>
-            <w:r>
-              <w:rPr>
-                <w:color w:val="1A1A1A"/>
-                <w:sz w:val="20"/>
-                <w:szCs w:val="20"/>
-              </w:rPr>
-              <w:t xml:space="preserve"> </w:t>
-            </w:r>
-            <w:proofErr w:type="spellStart"/>
-            <w:r>
-              <w:rPr>
-                <w:color w:val="1A1A1A"/>
-                <w:sz w:val="20"/>
-                <w:szCs w:val="20"/>
-              </w:rPr>
-              <w:t>composable</w:t>
-            </w:r>
-            <w:proofErr w:type="spellEnd"/>
-            <w:r>
-              <w:rPr>
-                <w:color w:val="1A1A1A"/>
-                <w:sz w:val="20"/>
-                <w:szCs w:val="20"/>
-              </w:rPr>
-              <w:t xml:space="preserve"> (login, logout, </w:t>
-            </w:r>
-            <w:proofErr w:type="spellStart"/>
-            <w:r>
-              <w:rPr>
-                <w:color w:val="1A1A1A"/>
-                <w:sz w:val="20"/>
-                <w:szCs w:val="20"/>
-              </w:rPr>
-              <w:t>checkAuth</w:t>
-            </w:r>
-            <w:proofErr w:type="spellEnd"/>
-            <w:r>
-              <w:rPr>
-                <w:color w:val="1A1A1A"/>
-                <w:sz w:val="20"/>
-                <w:szCs w:val="20"/>
-              </w:rPr>
-              <w:t>)</w:t>
+            <w:r>
+              <w:rPr>
+                <w:color w:val="1A1A1A"/>
+                <w:sz w:val="20"/>
+                <w:szCs w:val="20"/>
+              </w:rPr>
+              <w:t xml:space="preserve"> composable (login, logout, checkAuth)</w:t>
             </w:r>
           </w:p>
         </w:tc>
@@ -3493,23 +2792,13 @@
             </w:tcMar>
           </w:tcPr>
           <w:p>
-            <w:proofErr w:type="spellStart"/>
-            <w:r>
-              <w:rPr>
-                <w:color w:val="1A1A1A"/>
-                <w:sz w:val="20"/>
-                <w:szCs w:val="20"/>
-              </w:rPr>
-              <w:t>Vue</w:t>
-            </w:r>
-            <w:proofErr w:type="spellEnd"/>
-            <w:r>
-              <w:rPr>
-                <w:color w:val="1A1A1A"/>
-                <w:sz w:val="20"/>
-                <w:szCs w:val="20"/>
-              </w:rPr>
-              <w:t xml:space="preserve"> Router </w:t>
+            <w:r>
+              <w:rPr>
+                <w:color w:val="1A1A1A"/>
+                <w:sz w:val="20"/>
+                <w:szCs w:val="20"/>
+              </w:rPr>
+              <w:t xml:space="preserve">Vue Router </w:t>
             </w:r>
             <w:r>
               <w:rPr>
@@ -3551,23 +2840,13 @@
             </w:tcMar>
           </w:tcPr>
           <w:p>
-            <w:proofErr w:type="spellStart"/>
-            <w:r>
-              <w:rPr>
-                <w:color w:val="1A1A1A"/>
-                <w:sz w:val="20"/>
-                <w:szCs w:val="20"/>
-              </w:rPr>
-              <w:t>layouts</w:t>
-            </w:r>
-            <w:proofErr w:type="spellEnd"/>
-            <w:r>
-              <w:rPr>
-                <w:color w:val="1A1A1A"/>
-                <w:sz w:val="20"/>
-                <w:szCs w:val="20"/>
-              </w:rPr>
-              <w:t>/</w:t>
+            <w:r>
+              <w:rPr>
+                <w:color w:val="1A1A1A"/>
+                <w:sz w:val="20"/>
+                <w:szCs w:val="20"/>
+              </w:rPr>
+              <w:t>layouts/</w:t>
             </w:r>
           </w:p>
         </w:tc>
@@ -3583,34 +2862,14 @@
             </w:tcMar>
           </w:tcPr>
           <w:p>
-            <w:proofErr w:type="spellStart"/>
-            <w:r>
-              <w:rPr>
-                <w:color w:val="1A1A1A"/>
-                <w:sz w:val="20"/>
-                <w:szCs w:val="20"/>
-              </w:rPr>
-              <w:t>NavbarLayout.vue</w:t>
-            </w:r>
-            <w:proofErr w:type="spellEnd"/>
-            <w:r>
-              <w:rPr>
-                <w:color w:val="1A1A1A"/>
-                <w:sz w:val="20"/>
-                <w:szCs w:val="20"/>
-              </w:rPr>
-              <w:t xml:space="preserve">, </w:t>
-            </w:r>
-            <w:proofErr w:type="spellStart"/>
-            <w:r>
-              <w:rPr>
-                <w:color w:val="1A1A1A"/>
-                <w:sz w:val="20"/>
-                <w:szCs w:val="20"/>
-              </w:rPr>
-              <w:t>FooterLayout.vue</w:t>
-            </w:r>
-            <w:proofErr w:type="spellEnd"/>
+            <w:r>
+              <w:rPr>
+                <w:color w:val="1A1A1A"/>
+                <w:sz w:val="20"/>
+                <w:szCs w:val="20"/>
+              </w:rPr>
+              <w:t>NavbarLayout.vue, FooterLayout.vue</w:t>
+            </w:r>
           </w:p>
         </w:tc>
       </w:tr>
@@ -3627,41 +2886,13 @@
             </w:tcMar>
           </w:tcPr>
           <w:p>
-            <w:proofErr w:type="spellStart"/>
-            <w:r>
-              <w:rPr>
-                <w:color w:val="1A1A1A"/>
-                <w:sz w:val="20"/>
-                <w:szCs w:val="20"/>
-              </w:rPr>
-              <w:t>views</w:t>
-            </w:r>
-            <w:proofErr w:type="spellEnd"/>
-            <w:r>
-              <w:rPr>
-                <w:color w:val="1A1A1A"/>
-                <w:sz w:val="20"/>
-                <w:szCs w:val="20"/>
-              </w:rPr>
-              <w:t>/</w:t>
-            </w:r>
-            <w:proofErr w:type="spellStart"/>
-            <w:r>
-              <w:rPr>
-                <w:color w:val="1A1A1A"/>
-                <w:sz w:val="20"/>
-                <w:szCs w:val="20"/>
-              </w:rPr>
-              <w:t>public</w:t>
-            </w:r>
-            <w:proofErr w:type="spellEnd"/>
-            <w:r>
-              <w:rPr>
-                <w:color w:val="1A1A1A"/>
-                <w:sz w:val="20"/>
-                <w:szCs w:val="20"/>
-              </w:rPr>
-              <w:t>/</w:t>
+            <w:r>
+              <w:rPr>
+                <w:color w:val="1A1A1A"/>
+                <w:sz w:val="20"/>
+                <w:szCs w:val="20"/>
+              </w:rPr>
+              <w:t>views/public/</w:t>
             </w:r>
           </w:p>
         </w:tc>
@@ -3677,88 +2908,14 @@
             </w:tcMar>
           </w:tcPr>
           <w:p>
-            <w:proofErr w:type="spellStart"/>
-            <w:r>
-              <w:rPr>
-                <w:color w:val="1A1A1A"/>
-                <w:sz w:val="20"/>
-                <w:szCs w:val="20"/>
-              </w:rPr>
-              <w:t>HomeView</w:t>
-            </w:r>
-            <w:proofErr w:type="spellEnd"/>
-            <w:r>
-              <w:rPr>
-                <w:color w:val="1A1A1A"/>
-                <w:sz w:val="20"/>
-                <w:szCs w:val="20"/>
-              </w:rPr>
-              <w:t xml:space="preserve">, </w:t>
-            </w:r>
-            <w:proofErr w:type="spellStart"/>
-            <w:r>
-              <w:rPr>
-                <w:color w:val="1A1A1A"/>
-                <w:sz w:val="20"/>
-                <w:szCs w:val="20"/>
-              </w:rPr>
-              <w:t>VehiclesView</w:t>
-            </w:r>
-            <w:proofErr w:type="spellEnd"/>
-            <w:r>
-              <w:rPr>
-                <w:color w:val="1A1A1A"/>
-                <w:sz w:val="20"/>
-                <w:szCs w:val="20"/>
-              </w:rPr>
-              <w:t xml:space="preserve">, </w:t>
-            </w:r>
-            <w:proofErr w:type="spellStart"/>
-            <w:r>
-              <w:rPr>
-                <w:color w:val="1A1A1A"/>
-                <w:sz w:val="20"/>
-                <w:szCs w:val="20"/>
-              </w:rPr>
-              <w:t>VehicleDetailsView</w:t>
-            </w:r>
-            <w:proofErr w:type="spellEnd"/>
-            <w:r>
-              <w:rPr>
-                <w:color w:val="1A1A1A"/>
-                <w:sz w:val="20"/>
-                <w:szCs w:val="20"/>
-              </w:rPr>
-              <w:t xml:space="preserve">, </w:t>
-            </w:r>
-            <w:proofErr w:type="spellStart"/>
-            <w:r>
-              <w:rPr>
-                <w:color w:val="1A1A1A"/>
-                <w:sz w:val="20"/>
-                <w:szCs w:val="20"/>
-              </w:rPr>
-              <w:t>AboutView</w:t>
-            </w:r>
-            <w:proofErr w:type="spellEnd"/>
-            <w:r>
-              <w:rPr>
-                <w:color w:val="1A1A1A"/>
-                <w:sz w:val="20"/>
-                <w:szCs w:val="20"/>
-              </w:rPr>
-              <w:t xml:space="preserve">, </w:t>
-            </w:r>
-            <w:proofErr w:type="spellStart"/>
-            <w:r>
-              <w:rPr>
-                <w:color w:val="1A1A1A"/>
-                <w:sz w:val="20"/>
-                <w:szCs w:val="20"/>
-              </w:rPr>
-              <w:t>ContactView</w:t>
-            </w:r>
-            <w:proofErr w:type="spellEnd"/>
+            <w:r>
+              <w:rPr>
+                <w:color w:val="1A1A1A"/>
+                <w:sz w:val="20"/>
+                <w:szCs w:val="20"/>
+              </w:rPr>
+              <w:t>HomeView, VehiclesView, VehicleDetailsView, AboutView, ContactView</w:t>
+            </w:r>
           </w:p>
         </w:tc>
       </w:tr>
@@ -3775,23 +2932,13 @@
             </w:tcMar>
           </w:tcPr>
           <w:p>
-            <w:proofErr w:type="spellStart"/>
-            <w:r>
-              <w:rPr>
-                <w:color w:val="1A1A1A"/>
-                <w:sz w:val="20"/>
-                <w:szCs w:val="20"/>
-              </w:rPr>
-              <w:t>views</w:t>
-            </w:r>
-            <w:proofErr w:type="spellEnd"/>
-            <w:r>
-              <w:rPr>
-                <w:color w:val="1A1A1A"/>
-                <w:sz w:val="20"/>
-                <w:szCs w:val="20"/>
-              </w:rPr>
-              <w:t>/login/</w:t>
+            <w:r>
+              <w:rPr>
+                <w:color w:val="1A1A1A"/>
+                <w:sz w:val="20"/>
+                <w:szCs w:val="20"/>
+              </w:rPr>
+              <w:t>views/login/</w:t>
             </w:r>
           </w:p>
         </w:tc>
@@ -3807,34 +2954,14 @@
             </w:tcMar>
           </w:tcPr>
           <w:p>
-            <w:proofErr w:type="spellStart"/>
-            <w:r>
-              <w:rPr>
-                <w:color w:val="1A1A1A"/>
-                <w:sz w:val="20"/>
-                <w:szCs w:val="20"/>
-              </w:rPr>
-              <w:t>LoginView</w:t>
-            </w:r>
-            <w:proofErr w:type="spellEnd"/>
-            <w:r>
-              <w:rPr>
-                <w:color w:val="1A1A1A"/>
-                <w:sz w:val="20"/>
-                <w:szCs w:val="20"/>
-              </w:rPr>
-              <w:t xml:space="preserve">, </w:t>
-            </w:r>
-            <w:proofErr w:type="spellStart"/>
-            <w:r>
-              <w:rPr>
-                <w:color w:val="1A1A1A"/>
-                <w:sz w:val="20"/>
-                <w:szCs w:val="20"/>
-              </w:rPr>
-              <w:t>RegisterView</w:t>
-            </w:r>
-            <w:proofErr w:type="spellEnd"/>
+            <w:r>
+              <w:rPr>
+                <w:color w:val="1A1A1A"/>
+                <w:sz w:val="20"/>
+                <w:szCs w:val="20"/>
+              </w:rPr>
+              <w:t>LoginView, RegisterView</w:t>
+            </w:r>
           </w:p>
         </w:tc>
       </w:tr>
@@ -3851,41 +2978,13 @@
             </w:tcMar>
           </w:tcPr>
           <w:p>
-            <w:proofErr w:type="spellStart"/>
-            <w:r>
-              <w:rPr>
-                <w:color w:val="1A1A1A"/>
-                <w:sz w:val="20"/>
-                <w:szCs w:val="20"/>
-              </w:rPr>
-              <w:t>views</w:t>
-            </w:r>
-            <w:proofErr w:type="spellEnd"/>
-            <w:r>
-              <w:rPr>
-                <w:color w:val="1A1A1A"/>
-                <w:sz w:val="20"/>
-                <w:szCs w:val="20"/>
-              </w:rPr>
-              <w:t>/app/</w:t>
-            </w:r>
-            <w:proofErr w:type="spellStart"/>
-            <w:r>
-              <w:rPr>
-                <w:color w:val="1A1A1A"/>
-                <w:sz w:val="20"/>
-                <w:szCs w:val="20"/>
-              </w:rPr>
-              <w:t>admin</w:t>
-            </w:r>
-            <w:proofErr w:type="spellEnd"/>
-            <w:r>
-              <w:rPr>
-                <w:color w:val="1A1A1A"/>
-                <w:sz w:val="20"/>
-                <w:szCs w:val="20"/>
-              </w:rPr>
-              <w:t>/</w:t>
+            <w:r>
+              <w:rPr>
+                <w:color w:val="1A1A1A"/>
+                <w:sz w:val="20"/>
+                <w:szCs w:val="20"/>
+              </w:rPr>
+              <w:t>views/app/admin/</w:t>
             </w:r>
           </w:p>
         </w:tc>
@@ -3901,23 +3000,13 @@
             </w:tcMar>
           </w:tcPr>
           <w:p>
-            <w:proofErr w:type="spellStart"/>
-            <w:r>
-              <w:rPr>
-                <w:color w:val="1A1A1A"/>
-                <w:sz w:val="20"/>
-                <w:szCs w:val="20"/>
-              </w:rPr>
-              <w:t>AdminDashboardView</w:t>
-            </w:r>
-            <w:proofErr w:type="spellEnd"/>
-            <w:r>
-              <w:rPr>
-                <w:color w:val="1A1A1A"/>
-                <w:sz w:val="20"/>
-                <w:szCs w:val="20"/>
-              </w:rPr>
-              <w:t xml:space="preserve"> - teljes rendszerfelügyelet</w:t>
+            <w:r>
+              <w:rPr>
+                <w:color w:val="1A1A1A"/>
+                <w:sz w:val="20"/>
+                <w:szCs w:val="20"/>
+              </w:rPr>
+              <w:t>AdminDashboardView - teljes rendszerfelügyelet</w:t>
             </w:r>
           </w:p>
         </w:tc>
@@ -3935,41 +3024,13 @@
             </w:tcMar>
           </w:tcPr>
           <w:p>
-            <w:proofErr w:type="spellStart"/>
-            <w:r>
-              <w:rPr>
-                <w:color w:val="1A1A1A"/>
-                <w:sz w:val="20"/>
-                <w:szCs w:val="20"/>
-              </w:rPr>
-              <w:t>views</w:t>
-            </w:r>
-            <w:proofErr w:type="spellEnd"/>
-            <w:r>
-              <w:rPr>
-                <w:color w:val="1A1A1A"/>
-                <w:sz w:val="20"/>
-                <w:szCs w:val="20"/>
-              </w:rPr>
-              <w:t>/app/</w:t>
-            </w:r>
-            <w:proofErr w:type="spellStart"/>
-            <w:r>
-              <w:rPr>
-                <w:color w:val="1A1A1A"/>
-                <w:sz w:val="20"/>
-                <w:szCs w:val="20"/>
-              </w:rPr>
-              <w:t>agent</w:t>
-            </w:r>
-            <w:proofErr w:type="spellEnd"/>
-            <w:r>
-              <w:rPr>
-                <w:color w:val="1A1A1A"/>
-                <w:sz w:val="20"/>
-                <w:szCs w:val="20"/>
-              </w:rPr>
-              <w:t>/</w:t>
+            <w:r>
+              <w:rPr>
+                <w:color w:val="1A1A1A"/>
+                <w:sz w:val="20"/>
+                <w:szCs w:val="20"/>
+              </w:rPr>
+              <w:t>views/app/agent/</w:t>
             </w:r>
           </w:p>
         </w:tc>
@@ -3985,23 +3046,13 @@
             </w:tcMar>
           </w:tcPr>
           <w:p>
-            <w:proofErr w:type="spellStart"/>
-            <w:r>
-              <w:rPr>
-                <w:color w:val="1A1A1A"/>
-                <w:sz w:val="20"/>
-                <w:szCs w:val="20"/>
-              </w:rPr>
-              <w:t>AgentDashboardView</w:t>
-            </w:r>
-            <w:proofErr w:type="spellEnd"/>
-            <w:r>
-              <w:rPr>
-                <w:color w:val="1A1A1A"/>
-                <w:sz w:val="20"/>
-                <w:szCs w:val="20"/>
-              </w:rPr>
-              <w:t xml:space="preserve"> - </w:t>
+            <w:r>
+              <w:rPr>
+                <w:color w:val="1A1A1A"/>
+                <w:sz w:val="20"/>
+                <w:szCs w:val="20"/>
+              </w:rPr>
+              <w:t xml:space="preserve">AgentDashboardView - </w:t>
             </w:r>
             <w:r>
               <w:rPr>
@@ -4043,41 +3094,13 @@
             </w:tcMar>
           </w:tcPr>
           <w:p>
-            <w:proofErr w:type="spellStart"/>
-            <w:r>
-              <w:rPr>
-                <w:color w:val="1A1A1A"/>
-                <w:sz w:val="20"/>
-                <w:szCs w:val="20"/>
-              </w:rPr>
-              <w:t>views</w:t>
-            </w:r>
-            <w:proofErr w:type="spellEnd"/>
-            <w:r>
-              <w:rPr>
-                <w:color w:val="1A1A1A"/>
-                <w:sz w:val="20"/>
-                <w:szCs w:val="20"/>
-              </w:rPr>
-              <w:t>/app/</w:t>
-            </w:r>
-            <w:proofErr w:type="spellStart"/>
-            <w:r>
-              <w:rPr>
-                <w:color w:val="1A1A1A"/>
-                <w:sz w:val="20"/>
-                <w:szCs w:val="20"/>
-              </w:rPr>
-              <w:t>user</w:t>
-            </w:r>
-            <w:proofErr w:type="spellEnd"/>
-            <w:r>
-              <w:rPr>
-                <w:color w:val="1A1A1A"/>
-                <w:sz w:val="20"/>
-                <w:szCs w:val="20"/>
-              </w:rPr>
-              <w:t>/</w:t>
+            <w:r>
+              <w:rPr>
+                <w:color w:val="1A1A1A"/>
+                <w:sz w:val="20"/>
+                <w:szCs w:val="20"/>
+              </w:rPr>
+              <w:t>views/app/user/</w:t>
             </w:r>
           </w:p>
         </w:tc>
@@ -4093,23 +3116,13 @@
             </w:tcMar>
           </w:tcPr>
           <w:p>
-            <w:proofErr w:type="spellStart"/>
-            <w:r>
-              <w:rPr>
-                <w:color w:val="1A1A1A"/>
-                <w:sz w:val="20"/>
-                <w:szCs w:val="20"/>
-              </w:rPr>
-              <w:t>MyRentalsView</w:t>
-            </w:r>
-            <w:proofErr w:type="spellEnd"/>
-            <w:r>
-              <w:rPr>
-                <w:color w:val="1A1A1A"/>
-                <w:sz w:val="20"/>
-                <w:szCs w:val="20"/>
-              </w:rPr>
-              <w:t xml:space="preserve"> - </w:t>
+            <w:r>
+              <w:rPr>
+                <w:color w:val="1A1A1A"/>
+                <w:sz w:val="20"/>
+                <w:szCs w:val="20"/>
+              </w:rPr>
+              <w:t xml:space="preserve">MyRentalsView - </w:t>
             </w:r>
             <w:r>
               <w:rPr>
@@ -4151,23 +3164,13 @@
             </w:tcMar>
           </w:tcPr>
           <w:p>
-            <w:proofErr w:type="spellStart"/>
-            <w:r>
-              <w:rPr>
-                <w:color w:val="1A1A1A"/>
-                <w:sz w:val="20"/>
-                <w:szCs w:val="20"/>
-              </w:rPr>
-              <w:t>policies</w:t>
-            </w:r>
-            <w:proofErr w:type="spellEnd"/>
-            <w:r>
-              <w:rPr>
-                <w:color w:val="1A1A1A"/>
-                <w:sz w:val="20"/>
-                <w:szCs w:val="20"/>
-              </w:rPr>
-              <w:t>/</w:t>
+            <w:r>
+              <w:rPr>
+                <w:color w:val="1A1A1A"/>
+                <w:sz w:val="20"/>
+                <w:szCs w:val="20"/>
+              </w:rPr>
+              <w:t>policies/</w:t>
             </w:r>
           </w:p>
         </w:tc>
@@ -4213,43 +3216,7 @@
                 <w:sz w:val="20"/>
                 <w:szCs w:val="20"/>
               </w:rPr>
-              <w:t xml:space="preserve">, </w:t>
-            </w:r>
-            <w:proofErr w:type="spellStart"/>
-            <w:r>
-              <w:rPr>
-                <w:color w:val="1A1A1A"/>
-                <w:sz w:val="20"/>
-                <w:szCs w:val="20"/>
-              </w:rPr>
-              <w:t>Cookie</w:t>
-            </w:r>
-            <w:proofErr w:type="spellEnd"/>
-            <w:r>
-              <w:rPr>
-                <w:color w:val="1A1A1A"/>
-                <w:sz w:val="20"/>
-                <w:szCs w:val="20"/>
-              </w:rPr>
-              <w:t xml:space="preserve"> </w:t>
-            </w:r>
-            <w:proofErr w:type="spellStart"/>
-            <w:r>
-              <w:rPr>
-                <w:color w:val="1A1A1A"/>
-                <w:sz w:val="20"/>
-                <w:szCs w:val="20"/>
-              </w:rPr>
-              <w:t>szabalyzat</w:t>
-            </w:r>
-            <w:proofErr w:type="spellEnd"/>
-            <w:r>
-              <w:rPr>
-                <w:color w:val="1A1A1A"/>
-                <w:sz w:val="20"/>
-                <w:szCs w:val="20"/>
-              </w:rPr>
-              <w:t xml:space="preserve"> oldalak</w:t>
+              <w:t>, Cookie szabalyzat oldalak</w:t>
             </w:r>
           </w:p>
         </w:tc>
@@ -4361,36 +3328,8 @@
                 <w:sz w:val="20"/>
                 <w:szCs w:val="20"/>
               </w:rPr>
-              <w:t>Http/</w:t>
-            </w:r>
-            <w:proofErr w:type="spellStart"/>
-            <w:r>
-              <w:rPr>
-                <w:color w:val="1A1A1A"/>
-                <w:sz w:val="20"/>
-                <w:szCs w:val="20"/>
-              </w:rPr>
-              <w:t>Controllers</w:t>
-            </w:r>
-            <w:proofErr w:type="spellEnd"/>
-            <w:r>
-              <w:rPr>
-                <w:color w:val="1A1A1A"/>
-                <w:sz w:val="20"/>
-                <w:szCs w:val="20"/>
-              </w:rPr>
-              <w:t>/</w:t>
-            </w:r>
-            <w:proofErr w:type="spellStart"/>
-            <w:r>
-              <w:rPr>
-                <w:color w:val="1A1A1A"/>
-                <w:sz w:val="20"/>
-                <w:szCs w:val="20"/>
-              </w:rPr>
-              <w:t>AuthController.php</w:t>
-            </w:r>
-            <w:proofErr w:type="spellEnd"/>
+              <w:t>Http/Controllers/AuthController.php</w:t>
+            </w:r>
           </w:p>
         </w:tc>
         <w:tc>
@@ -4443,25 +3382,7 @@
                 <w:sz w:val="20"/>
                 <w:szCs w:val="20"/>
               </w:rPr>
-              <w:t xml:space="preserve">, </w:t>
-            </w:r>
-            <w:proofErr w:type="spellStart"/>
-            <w:r>
-              <w:rPr>
-                <w:color w:val="1A1A1A"/>
-                <w:sz w:val="20"/>
-                <w:szCs w:val="20"/>
-              </w:rPr>
-              <w:t>token</w:t>
-            </w:r>
-            <w:proofErr w:type="spellEnd"/>
-            <w:r>
-              <w:rPr>
-                <w:color w:val="1A1A1A"/>
-                <w:sz w:val="20"/>
-                <w:szCs w:val="20"/>
-              </w:rPr>
-              <w:t xml:space="preserve"> </w:t>
+              <w:t xml:space="preserve">, token </w:t>
             </w:r>
             <w:r>
               <w:rPr>
@@ -4493,36 +3414,8 @@
                 <w:sz w:val="20"/>
                 <w:szCs w:val="20"/>
               </w:rPr>
-              <w:t>Http/</w:t>
-            </w:r>
-            <w:proofErr w:type="spellStart"/>
-            <w:r>
-              <w:rPr>
-                <w:color w:val="1A1A1A"/>
-                <w:sz w:val="20"/>
-                <w:szCs w:val="20"/>
-              </w:rPr>
-              <w:t>Controllers</w:t>
-            </w:r>
-            <w:proofErr w:type="spellEnd"/>
-            <w:r>
-              <w:rPr>
-                <w:color w:val="1A1A1A"/>
-                <w:sz w:val="20"/>
-                <w:szCs w:val="20"/>
-              </w:rPr>
-              <w:t>/</w:t>
-            </w:r>
-            <w:proofErr w:type="spellStart"/>
-            <w:r>
-              <w:rPr>
-                <w:color w:val="1A1A1A"/>
-                <w:sz w:val="20"/>
-                <w:szCs w:val="20"/>
-              </w:rPr>
-              <w:t>VehicleController.php</w:t>
-            </w:r>
-            <w:proofErr w:type="spellEnd"/>
+              <w:t>Http/Controllers/VehicleController.php</w:t>
+            </w:r>
           </w:p>
         </w:tc>
         <w:tc>
@@ -4599,36 +3492,8 @@
                 <w:sz w:val="20"/>
                 <w:szCs w:val="20"/>
               </w:rPr>
-              <w:t>Http/</w:t>
-            </w:r>
-            <w:proofErr w:type="spellStart"/>
-            <w:r>
-              <w:rPr>
-                <w:color w:val="1A1A1A"/>
-                <w:sz w:val="20"/>
-                <w:szCs w:val="20"/>
-              </w:rPr>
-              <w:t>Controllers</w:t>
-            </w:r>
-            <w:proofErr w:type="spellEnd"/>
-            <w:r>
-              <w:rPr>
-                <w:color w:val="1A1A1A"/>
-                <w:sz w:val="20"/>
-                <w:szCs w:val="20"/>
-              </w:rPr>
-              <w:t>/</w:t>
-            </w:r>
-            <w:proofErr w:type="spellStart"/>
-            <w:r>
-              <w:rPr>
-                <w:color w:val="1A1A1A"/>
-                <w:sz w:val="20"/>
-                <w:szCs w:val="20"/>
-              </w:rPr>
-              <w:t>RentalController.php</w:t>
-            </w:r>
-            <w:proofErr w:type="spellEnd"/>
+              <w:t>Http/Controllers/RentalController.php</w:t>
+            </w:r>
           </w:p>
         </w:tc>
         <w:tc>
@@ -4721,36 +3586,8 @@
                 <w:sz w:val="20"/>
                 <w:szCs w:val="20"/>
               </w:rPr>
-              <w:t>Http/</w:t>
-            </w:r>
-            <w:proofErr w:type="spellStart"/>
-            <w:r>
-              <w:rPr>
-                <w:color w:val="1A1A1A"/>
-                <w:sz w:val="20"/>
-                <w:szCs w:val="20"/>
-              </w:rPr>
-              <w:t>Controllers</w:t>
-            </w:r>
-            <w:proofErr w:type="spellEnd"/>
-            <w:r>
-              <w:rPr>
-                <w:color w:val="1A1A1A"/>
-                <w:sz w:val="20"/>
-                <w:szCs w:val="20"/>
-              </w:rPr>
-              <w:t>/</w:t>
-            </w:r>
-            <w:proofErr w:type="spellStart"/>
-            <w:r>
-              <w:rPr>
-                <w:color w:val="1A1A1A"/>
-                <w:sz w:val="20"/>
-                <w:szCs w:val="20"/>
-              </w:rPr>
-              <w:t>UserController.php</w:t>
-            </w:r>
-            <w:proofErr w:type="spellEnd"/>
+              <w:t>Http/Controllers/UserController.php</w:t>
+            </w:r>
           </w:p>
         </w:tc>
         <w:tc>
@@ -4779,25 +3616,7 @@
                 <w:sz w:val="20"/>
                 <w:szCs w:val="20"/>
               </w:rPr>
-              <w:t xml:space="preserve"> CRUD (</w:t>
-            </w:r>
-            <w:proofErr w:type="spellStart"/>
-            <w:r>
-              <w:rPr>
-                <w:color w:val="1A1A1A"/>
-                <w:sz w:val="20"/>
-                <w:szCs w:val="20"/>
-              </w:rPr>
-              <w:t>admin</w:t>
-            </w:r>
-            <w:proofErr w:type="spellEnd"/>
-            <w:r>
-              <w:rPr>
-                <w:color w:val="1A1A1A"/>
-                <w:sz w:val="20"/>
-                <w:szCs w:val="20"/>
-              </w:rPr>
-              <w:t>)</w:t>
+              <w:t xml:space="preserve"> CRUD (admin)</w:t>
             </w:r>
           </w:p>
         </w:tc>
@@ -4821,36 +3640,8 @@
                 <w:sz w:val="20"/>
                 <w:szCs w:val="20"/>
               </w:rPr>
-              <w:t>Http/</w:t>
-            </w:r>
-            <w:proofErr w:type="spellStart"/>
-            <w:r>
-              <w:rPr>
-                <w:color w:val="1A1A1A"/>
-                <w:sz w:val="20"/>
-                <w:szCs w:val="20"/>
-              </w:rPr>
-              <w:t>Controllers</w:t>
-            </w:r>
-            <w:proofErr w:type="spellEnd"/>
-            <w:r>
-              <w:rPr>
-                <w:color w:val="1A1A1A"/>
-                <w:sz w:val="20"/>
-                <w:szCs w:val="20"/>
-              </w:rPr>
-              <w:t>/</w:t>
-            </w:r>
-            <w:proofErr w:type="spellStart"/>
-            <w:r>
-              <w:rPr>
-                <w:color w:val="1A1A1A"/>
-                <w:sz w:val="20"/>
-                <w:szCs w:val="20"/>
-              </w:rPr>
-              <w:t>VehicleMessageController.php</w:t>
-            </w:r>
-            <w:proofErr w:type="spellEnd"/>
+              <w:t>Http/Controllers/VehicleMessageController.php</w:t>
+            </w:r>
           </w:p>
         </w:tc>
         <w:tc>
@@ -4911,36 +3702,8 @@
                 <w:sz w:val="20"/>
                 <w:szCs w:val="20"/>
               </w:rPr>
-              <w:t>Http/</w:t>
-            </w:r>
-            <w:proofErr w:type="spellStart"/>
-            <w:r>
-              <w:rPr>
-                <w:color w:val="1A1A1A"/>
-                <w:sz w:val="20"/>
-                <w:szCs w:val="20"/>
-              </w:rPr>
-              <w:t>Controllers</w:t>
-            </w:r>
-            <w:proofErr w:type="spellEnd"/>
-            <w:r>
-              <w:rPr>
-                <w:color w:val="1A1A1A"/>
-                <w:sz w:val="20"/>
-                <w:szCs w:val="20"/>
-              </w:rPr>
-              <w:t>/</w:t>
-            </w:r>
-            <w:proofErr w:type="spellStart"/>
-            <w:r>
-              <w:rPr>
-                <w:color w:val="1A1A1A"/>
-                <w:sz w:val="20"/>
-                <w:szCs w:val="20"/>
-              </w:rPr>
-              <w:t>ContactMessageController.php</w:t>
-            </w:r>
-            <w:proofErr w:type="spellEnd"/>
+              <w:t>Http/Controllers/ContactMessageController.php</w:t>
+            </w:r>
           </w:p>
         </w:tc>
         <w:tc>
@@ -5003,23 +3766,13 @@
             </w:tcMar>
           </w:tcPr>
           <w:p>
-            <w:proofErr w:type="spellStart"/>
-            <w:r>
-              <w:rPr>
-                <w:color w:val="1A1A1A"/>
-                <w:sz w:val="20"/>
-                <w:szCs w:val="20"/>
-              </w:rPr>
-              <w:t>Models</w:t>
-            </w:r>
-            <w:proofErr w:type="spellEnd"/>
-            <w:r>
-              <w:rPr>
-                <w:color w:val="1A1A1A"/>
-                <w:sz w:val="20"/>
-                <w:szCs w:val="20"/>
-              </w:rPr>
-              <w:t>/</w:t>
+            <w:r>
+              <w:rPr>
+                <w:color w:val="1A1A1A"/>
+                <w:sz w:val="20"/>
+                <w:szCs w:val="20"/>
+              </w:rPr>
+              <w:t>Models/</w:t>
             </w:r>
           </w:p>
         </w:tc>
@@ -5035,69 +3788,13 @@
             </w:tcMar>
           </w:tcPr>
           <w:p>
-            <w:proofErr w:type="spellStart"/>
-            <w:r>
-              <w:rPr>
-                <w:color w:val="1A1A1A"/>
-                <w:sz w:val="20"/>
-                <w:szCs w:val="20"/>
-              </w:rPr>
-              <w:t>Eloquent</w:t>
-            </w:r>
-            <w:proofErr w:type="spellEnd"/>
-            <w:r>
-              <w:rPr>
-                <w:color w:val="1A1A1A"/>
-                <w:sz w:val="20"/>
-                <w:szCs w:val="20"/>
-              </w:rPr>
-              <w:t xml:space="preserve"> modellek (User, </w:t>
-            </w:r>
-            <w:proofErr w:type="spellStart"/>
-            <w:r>
-              <w:rPr>
-                <w:color w:val="1A1A1A"/>
-                <w:sz w:val="20"/>
-                <w:szCs w:val="20"/>
-              </w:rPr>
-              <w:t>Vehicle</w:t>
-            </w:r>
-            <w:proofErr w:type="spellEnd"/>
-            <w:r>
-              <w:rPr>
-                <w:color w:val="1A1A1A"/>
-                <w:sz w:val="20"/>
-                <w:szCs w:val="20"/>
-              </w:rPr>
-              <w:t xml:space="preserve">, </w:t>
-            </w:r>
-            <w:proofErr w:type="spellStart"/>
-            <w:proofErr w:type="gramStart"/>
-            <w:r>
-              <w:rPr>
-                <w:color w:val="1A1A1A"/>
-                <w:sz w:val="20"/>
-                <w:szCs w:val="20"/>
-              </w:rPr>
-              <w:t>Rental</w:t>
-            </w:r>
-            <w:proofErr w:type="spellEnd"/>
-            <w:r>
-              <w:rPr>
-                <w:color w:val="1A1A1A"/>
-                <w:sz w:val="20"/>
-                <w:szCs w:val="20"/>
-              </w:rPr>
-              <w:t>,</w:t>
-            </w:r>
-            <w:proofErr w:type="gramEnd"/>
-            <w:r>
-              <w:rPr>
-                <w:color w:val="1A1A1A"/>
-                <w:sz w:val="20"/>
-                <w:szCs w:val="20"/>
-              </w:rPr>
-              <w:t xml:space="preserve"> stb.)</w:t>
+            <w:r>
+              <w:rPr>
+                <w:color w:val="1A1A1A"/>
+                <w:sz w:val="20"/>
+                <w:szCs w:val="20"/>
+              </w:rPr>
+              <w:t>Eloquent modellek (User, Vehicle, Rental, stb.)</w:t>
             </w:r>
           </w:p>
         </w:tc>
@@ -5115,34 +3812,14 @@
             </w:tcMar>
           </w:tcPr>
           <w:p>
-            <w:proofErr w:type="spellStart"/>
-            <w:r>
-              <w:rPr>
-                <w:color w:val="1A1A1A"/>
-                <w:sz w:val="20"/>
-                <w:szCs w:val="20"/>
-              </w:rPr>
-              <w:t>routes</w:t>
-            </w:r>
-            <w:proofErr w:type="spellEnd"/>
-            <w:r>
-              <w:rPr>
-                <w:color w:val="1A1A1A"/>
-                <w:sz w:val="20"/>
-                <w:szCs w:val="20"/>
-              </w:rPr>
-              <w:t>/</w:t>
-            </w:r>
-            <w:proofErr w:type="spellStart"/>
-            <w:r>
-              <w:rPr>
-                <w:color w:val="1A1A1A"/>
-                <w:sz w:val="20"/>
-                <w:szCs w:val="20"/>
-              </w:rPr>
-              <w:t>api.php</w:t>
-            </w:r>
-            <w:proofErr w:type="spellEnd"/>
+            <w:r>
+              <w:rPr>
+                <w:color w:val="1A1A1A"/>
+                <w:sz w:val="20"/>
+                <w:szCs w:val="20"/>
+              </w:rPr>
+              <w:t>routes/api.php</w:t>
+            </w:r>
           </w:p>
         </w:tc>
         <w:tc>
@@ -5213,34 +3890,14 @@
             </w:tcMar>
           </w:tcPr>
           <w:p>
-            <w:proofErr w:type="spellStart"/>
-            <w:r>
-              <w:rPr>
-                <w:color w:val="1A1A1A"/>
-                <w:sz w:val="20"/>
-                <w:szCs w:val="20"/>
-              </w:rPr>
-              <w:t>config</w:t>
-            </w:r>
-            <w:proofErr w:type="spellEnd"/>
-            <w:r>
-              <w:rPr>
-                <w:color w:val="1A1A1A"/>
-                <w:sz w:val="20"/>
-                <w:szCs w:val="20"/>
-              </w:rPr>
-              <w:t>/</w:t>
-            </w:r>
-            <w:proofErr w:type="spellStart"/>
-            <w:r>
-              <w:rPr>
-                <w:color w:val="1A1A1A"/>
-                <w:sz w:val="20"/>
-                <w:szCs w:val="20"/>
-              </w:rPr>
-              <w:t>cors.php</w:t>
-            </w:r>
-            <w:proofErr w:type="spellEnd"/>
+            <w:r>
+              <w:rPr>
+                <w:color w:val="1A1A1A"/>
+                <w:sz w:val="20"/>
+                <w:szCs w:val="20"/>
+              </w:rPr>
+              <w:t>config/cors.php</w:t>
+            </w:r>
           </w:p>
         </w:tc>
         <w:tc>
@@ -5263,7 +3920,6 @@
               </w:rPr>
               <w:t xml:space="preserve">CORS: localhost:5173 </w:t>
             </w:r>
-            <w:proofErr w:type="spellStart"/>
             <w:r>
               <w:rPr>
                 <w:color w:val="1A1A1A"/>
@@ -5272,7 +3928,6 @@
               </w:rPr>
               <w:t>engedélyése</w:t>
             </w:r>
-            <w:proofErr w:type="spellEnd"/>
           </w:p>
         </w:tc>
       </w:tr>
@@ -5316,35 +3971,7 @@
         <w:rPr>
           <w:color w:val="1A1A1A"/>
         </w:rPr>
-        <w:t xml:space="preserve"> neve: </w:t>
-      </w:r>
-      <w:proofErr w:type="spellStart"/>
-      <w:r>
-        <w:rPr>
-          <w:color w:val="1A1A1A"/>
-        </w:rPr>
-        <w:t>carrentalpro_db</w:t>
-      </w:r>
-      <w:proofErr w:type="spellEnd"/>
-      <w:r>
-        <w:rPr>
-          <w:color w:val="1A1A1A"/>
-        </w:rPr>
-        <w:t xml:space="preserve">. </w:t>
-      </w:r>
-      <w:proofErr w:type="spellStart"/>
-      <w:r>
-        <w:rPr>
-          <w:color w:val="1A1A1A"/>
-        </w:rPr>
-        <w:t>MySQL</w:t>
-      </w:r>
-      <w:proofErr w:type="spellEnd"/>
-      <w:r>
-        <w:rPr>
-          <w:color w:val="1A1A1A"/>
-        </w:rPr>
-        <w:t xml:space="preserve"> 8</w:t>
+        <w:t xml:space="preserve"> neve: carrentalpro_db. MySQL 8</w:t>
       </w:r>
       <w:r>
         <w:rPr>
@@ -5404,91 +4031,19 @@
         <w:rPr>
           <w:color w:val="1A1A1A"/>
         </w:rPr>
-        <w:t xml:space="preserve"> </w:t>
-      </w:r>
-      <w:proofErr w:type="spellStart"/>
-      <w:r>
-        <w:rPr>
-          <w:color w:val="1A1A1A"/>
-        </w:rPr>
-        <w:t>Eloquent</w:t>
-      </w:r>
-      <w:proofErr w:type="spellEnd"/>
-      <w:r>
-        <w:rPr>
-          <w:color w:val="1A1A1A"/>
-        </w:rPr>
-        <w:t xml:space="preserve"> ORM kapcsolatok működnek (</w:t>
-      </w:r>
-      <w:proofErr w:type="spellStart"/>
-      <w:r>
-        <w:rPr>
-          <w:color w:val="1A1A1A"/>
-        </w:rPr>
-        <w:t>belongsTo</w:t>
-      </w:r>
-      <w:proofErr w:type="spellEnd"/>
-      <w:r>
-        <w:rPr>
-          <w:color w:val="1A1A1A"/>
-        </w:rPr>
-        <w:t xml:space="preserve">, </w:t>
-      </w:r>
-      <w:proofErr w:type="spellStart"/>
-      <w:r>
-        <w:rPr>
-          <w:color w:val="1A1A1A"/>
-        </w:rPr>
-        <w:t>hasMany</w:t>
-      </w:r>
-      <w:proofErr w:type="spellEnd"/>
-      <w:r>
-        <w:rPr>
-          <w:color w:val="1A1A1A"/>
-        </w:rPr>
-        <w:t>). Az adatbázis export fájl a projekt mappájában található (backend/</w:t>
-      </w:r>
-      <w:proofErr w:type="spellStart"/>
-      <w:r>
-        <w:rPr>
-          <w:color w:val="1A1A1A"/>
-        </w:rPr>
-        <w:t>carrentalpro_backend</w:t>
-      </w:r>
-      <w:proofErr w:type="spellEnd"/>
-      <w:r>
-        <w:rPr>
-          <w:color w:val="1A1A1A"/>
-        </w:rPr>
-        <w:t>/</w:t>
-      </w:r>
-      <w:proofErr w:type="spellStart"/>
-      <w:r>
-        <w:rPr>
-          <w:color w:val="1A1A1A"/>
-        </w:rPr>
-        <w:t>database</w:t>
-      </w:r>
-      <w:proofErr w:type="spellEnd"/>
-      <w:r>
-        <w:rPr>
-          <w:color w:val="1A1A1A"/>
-        </w:rPr>
-        <w:t>/</w:t>
-      </w:r>
-      <w:proofErr w:type="spellStart"/>
-      <w:r>
-        <w:rPr>
-          <w:color w:val="1A1A1A"/>
-        </w:rPr>
-        <w:t>carrentalpro_db.sql</w:t>
-      </w:r>
-      <w:proofErr w:type="spellEnd"/>
-      <w:r>
-        <w:rPr>
-          <w:color w:val="1A1A1A"/>
-        </w:rPr>
-        <w:t>).</w:t>
+        <w:t xml:space="preserve"> Eloquent ORM kapcsolatok működnek (belongsTo, hasMany). Az adatbázis export fájl a projekt mappájában található (</w:t>
+      </w:r>
+      <w:r>
+        <w:rPr>
+          <w:color w:val="1A1A1A"/>
+        </w:rPr>
+        <w:t>CarRentalPro</w:t>
+      </w:r>
+      <w:r>
+        <w:rPr>
+          <w:color w:val="1A1A1A"/>
+        </w:rPr>
+        <w:t>/carrentalpro_db.sql).</w:t>
       </w:r>
     </w:p>
     <w:p>
@@ -5583,7 +4138,6 @@
             </w:tcMar>
           </w:tcPr>
           <w:p>
-            <w:proofErr w:type="spellStart"/>
             <w:r>
               <w:rPr>
                 <w:color w:val="1A1A1A"/>
@@ -5592,7 +4146,6 @@
               </w:rPr>
               <w:t>users</w:t>
             </w:r>
-            <w:proofErr w:type="spellEnd"/>
           </w:p>
         </w:tc>
         <w:tc>
@@ -5607,214 +4160,14 @@
             </w:tcMar>
           </w:tcPr>
           <w:p>
-            <w:proofErr w:type="spellStart"/>
-            <w:r>
-              <w:rPr>
-                <w:color w:val="1A1A1A"/>
-                <w:sz w:val="20"/>
-                <w:szCs w:val="20"/>
-              </w:rPr>
-              <w:t>user_id</w:t>
-            </w:r>
-            <w:proofErr w:type="spellEnd"/>
-            <w:r>
-              <w:rPr>
-                <w:color w:val="1A1A1A"/>
-                <w:sz w:val="20"/>
-                <w:szCs w:val="20"/>
-              </w:rPr>
-              <w:t xml:space="preserve"> (PK), </w:t>
-            </w:r>
-            <w:proofErr w:type="spellStart"/>
-            <w:r>
-              <w:rPr>
-                <w:color w:val="1A1A1A"/>
-                <w:sz w:val="20"/>
-                <w:szCs w:val="20"/>
-              </w:rPr>
-              <w:t>username</w:t>
-            </w:r>
-            <w:proofErr w:type="spellEnd"/>
-            <w:r>
-              <w:rPr>
-                <w:color w:val="1A1A1A"/>
-                <w:sz w:val="20"/>
-                <w:szCs w:val="20"/>
-              </w:rPr>
-              <w:t xml:space="preserve">, email, </w:t>
-            </w:r>
-            <w:proofErr w:type="spellStart"/>
-            <w:r>
-              <w:rPr>
-                <w:color w:val="1A1A1A"/>
-                <w:sz w:val="20"/>
-                <w:szCs w:val="20"/>
-              </w:rPr>
-              <w:t>password_hash</w:t>
-            </w:r>
-            <w:proofErr w:type="spellEnd"/>
-            <w:r>
-              <w:rPr>
-                <w:color w:val="1A1A1A"/>
-                <w:sz w:val="20"/>
-                <w:szCs w:val="20"/>
-              </w:rPr>
-              <w:t xml:space="preserve">, </w:t>
-            </w:r>
-            <w:proofErr w:type="spellStart"/>
-            <w:r>
-              <w:rPr>
-                <w:color w:val="1A1A1A"/>
-                <w:sz w:val="20"/>
-                <w:szCs w:val="20"/>
-              </w:rPr>
-              <w:t>first_name</w:t>
-            </w:r>
-            <w:proofErr w:type="spellEnd"/>
-            <w:r>
-              <w:rPr>
-                <w:color w:val="1A1A1A"/>
-                <w:sz w:val="20"/>
-                <w:szCs w:val="20"/>
-              </w:rPr>
-              <w:t xml:space="preserve">, </w:t>
-            </w:r>
-            <w:proofErr w:type="spellStart"/>
-            <w:r>
-              <w:rPr>
-                <w:color w:val="1A1A1A"/>
-                <w:sz w:val="20"/>
-                <w:szCs w:val="20"/>
-              </w:rPr>
-              <w:t>last_name</w:t>
-            </w:r>
-            <w:proofErr w:type="spellEnd"/>
-            <w:r>
-              <w:rPr>
-                <w:color w:val="1A1A1A"/>
-                <w:sz w:val="20"/>
-                <w:szCs w:val="20"/>
-              </w:rPr>
-              <w:t xml:space="preserve">, </w:t>
-            </w:r>
-            <w:proofErr w:type="spellStart"/>
-            <w:r>
-              <w:rPr>
-                <w:color w:val="1A1A1A"/>
-                <w:sz w:val="20"/>
-                <w:szCs w:val="20"/>
-              </w:rPr>
-              <w:t>date_of_birth</w:t>
-            </w:r>
-            <w:proofErr w:type="spellEnd"/>
-            <w:r>
-              <w:rPr>
-                <w:color w:val="1A1A1A"/>
-                <w:sz w:val="20"/>
-                <w:szCs w:val="20"/>
-              </w:rPr>
-              <w:t xml:space="preserve">, </w:t>
-            </w:r>
-            <w:proofErr w:type="spellStart"/>
-            <w:r>
-              <w:rPr>
-                <w:color w:val="1A1A1A"/>
-                <w:sz w:val="20"/>
-                <w:szCs w:val="20"/>
-              </w:rPr>
-              <w:t>driving_license_number</w:t>
-            </w:r>
-            <w:proofErr w:type="spellEnd"/>
-            <w:r>
-              <w:rPr>
-                <w:color w:val="1A1A1A"/>
-                <w:sz w:val="20"/>
-                <w:szCs w:val="20"/>
-              </w:rPr>
-              <w:t xml:space="preserve">, </w:t>
-            </w:r>
-            <w:proofErr w:type="spellStart"/>
-            <w:r>
-              <w:rPr>
-                <w:color w:val="1A1A1A"/>
-                <w:sz w:val="20"/>
-                <w:szCs w:val="20"/>
-              </w:rPr>
-              <w:t>role</w:t>
-            </w:r>
-            <w:proofErr w:type="spellEnd"/>
-            <w:r>
-              <w:rPr>
-                <w:color w:val="1A1A1A"/>
-                <w:sz w:val="20"/>
-                <w:szCs w:val="20"/>
-              </w:rPr>
-              <w:t xml:space="preserve"> (</w:t>
-            </w:r>
-            <w:proofErr w:type="spellStart"/>
-            <w:r>
-              <w:rPr>
-                <w:color w:val="1A1A1A"/>
-                <w:sz w:val="20"/>
-                <w:szCs w:val="20"/>
-              </w:rPr>
-              <w:t>admin</w:t>
-            </w:r>
-            <w:proofErr w:type="spellEnd"/>
-            <w:r>
-              <w:rPr>
-                <w:color w:val="1A1A1A"/>
-                <w:sz w:val="20"/>
-                <w:szCs w:val="20"/>
-              </w:rPr>
-              <w:t>/</w:t>
-            </w:r>
-            <w:proofErr w:type="spellStart"/>
-            <w:r>
-              <w:rPr>
-                <w:color w:val="1A1A1A"/>
-                <w:sz w:val="20"/>
-                <w:szCs w:val="20"/>
-              </w:rPr>
-              <w:t>rentalagent</w:t>
-            </w:r>
-            <w:proofErr w:type="spellEnd"/>
-            <w:r>
-              <w:rPr>
-                <w:color w:val="1A1A1A"/>
-                <w:sz w:val="20"/>
-                <w:szCs w:val="20"/>
-              </w:rPr>
-              <w:t>/</w:t>
-            </w:r>
-            <w:proofErr w:type="spellStart"/>
-            <w:r>
-              <w:rPr>
-                <w:color w:val="1A1A1A"/>
-                <w:sz w:val="20"/>
-                <w:szCs w:val="20"/>
-              </w:rPr>
-              <w:t>user</w:t>
-            </w:r>
-            <w:proofErr w:type="spellEnd"/>
-            <w:r>
-              <w:rPr>
-                <w:color w:val="1A1A1A"/>
-                <w:sz w:val="20"/>
-                <w:szCs w:val="20"/>
-              </w:rPr>
-              <w:t xml:space="preserve">), </w:t>
-            </w:r>
-            <w:proofErr w:type="spellStart"/>
-            <w:r>
-              <w:rPr>
-                <w:color w:val="1A1A1A"/>
-                <w:sz w:val="20"/>
-                <w:szCs w:val="20"/>
-              </w:rPr>
-              <w:t>user_status</w:t>
-            </w:r>
-            <w:proofErr w:type="spellEnd"/>
+            <w:r>
+              <w:rPr>
+                <w:color w:val="1A1A1A"/>
+                <w:sz w:val="20"/>
+                <w:szCs w:val="20"/>
+              </w:rPr>
+              <w:t>user_id (PK), username, email, password_hash, first_name, last_name, date_of_birth, driving_license_number, role (admin/rentalagent/user), user_status</w:t>
+            </w:r>
           </w:p>
         </w:tc>
       </w:tr>
@@ -5831,7 +4184,6 @@
             </w:tcMar>
           </w:tcPr>
           <w:p>
-            <w:proofErr w:type="spellStart"/>
             <w:r>
               <w:rPr>
                 <w:color w:val="1A1A1A"/>
@@ -5840,7 +4192,6 @@
               </w:rPr>
               <w:t>vehicles</w:t>
             </w:r>
-            <w:proofErr w:type="spellEnd"/>
           </w:p>
         </w:tc>
         <w:tc>
@@ -5855,250 +4206,14 @@
             </w:tcMar>
           </w:tcPr>
           <w:p>
-            <w:proofErr w:type="spellStart"/>
-            <w:r>
-              <w:rPr>
-                <w:color w:val="1A1A1A"/>
-                <w:sz w:val="20"/>
-                <w:szCs w:val="20"/>
-              </w:rPr>
-              <w:t>vehicle_id</w:t>
-            </w:r>
-            <w:proofErr w:type="spellEnd"/>
-            <w:r>
-              <w:rPr>
-                <w:color w:val="1A1A1A"/>
-                <w:sz w:val="20"/>
-                <w:szCs w:val="20"/>
-              </w:rPr>
-              <w:t xml:space="preserve"> (PK), </w:t>
-            </w:r>
-            <w:proofErr w:type="spellStart"/>
-            <w:r>
-              <w:rPr>
-                <w:color w:val="1A1A1A"/>
-                <w:sz w:val="20"/>
-                <w:szCs w:val="20"/>
-              </w:rPr>
-              <w:t>rentalagent_id</w:t>
-            </w:r>
-            <w:proofErr w:type="spellEnd"/>
-            <w:r>
-              <w:rPr>
-                <w:color w:val="1A1A1A"/>
-                <w:sz w:val="20"/>
-                <w:szCs w:val="20"/>
-              </w:rPr>
-              <w:t xml:space="preserve"> (FK), </w:t>
-            </w:r>
-            <w:proofErr w:type="spellStart"/>
-            <w:r>
-              <w:rPr>
-                <w:color w:val="1A1A1A"/>
-                <w:sz w:val="20"/>
-                <w:szCs w:val="20"/>
-              </w:rPr>
-              <w:t>brand</w:t>
-            </w:r>
-            <w:proofErr w:type="spellEnd"/>
-            <w:r>
-              <w:rPr>
-                <w:color w:val="1A1A1A"/>
-                <w:sz w:val="20"/>
-                <w:szCs w:val="20"/>
-              </w:rPr>
-              <w:t xml:space="preserve">, </w:t>
-            </w:r>
-            <w:proofErr w:type="spellStart"/>
-            <w:r>
-              <w:rPr>
-                <w:color w:val="1A1A1A"/>
-                <w:sz w:val="20"/>
-                <w:szCs w:val="20"/>
-              </w:rPr>
-              <w:t>model</w:t>
-            </w:r>
-            <w:proofErr w:type="spellEnd"/>
-            <w:r>
-              <w:rPr>
-                <w:color w:val="1A1A1A"/>
-                <w:sz w:val="20"/>
-                <w:szCs w:val="20"/>
-              </w:rPr>
-              <w:t xml:space="preserve">, </w:t>
-            </w:r>
-            <w:proofErr w:type="spellStart"/>
-            <w:r>
-              <w:rPr>
-                <w:color w:val="1A1A1A"/>
-                <w:sz w:val="20"/>
-                <w:szCs w:val="20"/>
-              </w:rPr>
-              <w:t>year</w:t>
-            </w:r>
-            <w:proofErr w:type="spellEnd"/>
-            <w:r>
-              <w:rPr>
-                <w:color w:val="1A1A1A"/>
-                <w:sz w:val="20"/>
-                <w:szCs w:val="20"/>
-              </w:rPr>
-              <w:t xml:space="preserve">, </w:t>
-            </w:r>
-            <w:proofErr w:type="spellStart"/>
-            <w:r>
-              <w:rPr>
-                <w:color w:val="1A1A1A"/>
-                <w:sz w:val="20"/>
-                <w:szCs w:val="20"/>
-              </w:rPr>
-              <w:t>license_plate</w:t>
-            </w:r>
-            <w:proofErr w:type="spellEnd"/>
-            <w:r>
-              <w:rPr>
-                <w:color w:val="1A1A1A"/>
-                <w:sz w:val="20"/>
-                <w:szCs w:val="20"/>
-              </w:rPr>
-              <w:t xml:space="preserve">, </w:t>
-            </w:r>
-            <w:proofErr w:type="spellStart"/>
-            <w:r>
-              <w:rPr>
-                <w:color w:val="1A1A1A"/>
-                <w:sz w:val="20"/>
-                <w:szCs w:val="20"/>
-              </w:rPr>
-              <w:t>daily_rate</w:t>
-            </w:r>
-            <w:proofErr w:type="spellEnd"/>
-            <w:r>
-              <w:rPr>
-                <w:color w:val="1A1A1A"/>
-                <w:sz w:val="20"/>
-                <w:szCs w:val="20"/>
-              </w:rPr>
-              <w:t xml:space="preserve">, </w:t>
-            </w:r>
-            <w:proofErr w:type="spellStart"/>
-            <w:r>
-              <w:rPr>
-                <w:color w:val="1A1A1A"/>
-                <w:sz w:val="20"/>
-                <w:szCs w:val="20"/>
-              </w:rPr>
-              <w:t>fuel_type</w:t>
-            </w:r>
-            <w:proofErr w:type="spellEnd"/>
-            <w:r>
-              <w:rPr>
-                <w:color w:val="1A1A1A"/>
-                <w:sz w:val="20"/>
-                <w:szCs w:val="20"/>
-              </w:rPr>
-              <w:t xml:space="preserve">, </w:t>
-            </w:r>
-            <w:proofErr w:type="spellStart"/>
-            <w:r>
-              <w:rPr>
-                <w:color w:val="1A1A1A"/>
-                <w:sz w:val="20"/>
-                <w:szCs w:val="20"/>
-              </w:rPr>
-              <w:t>transmission_type</w:t>
-            </w:r>
-            <w:proofErr w:type="spellEnd"/>
-            <w:r>
-              <w:rPr>
-                <w:color w:val="1A1A1A"/>
-                <w:sz w:val="20"/>
-                <w:szCs w:val="20"/>
-              </w:rPr>
-              <w:t xml:space="preserve">, </w:t>
-            </w:r>
-            <w:proofErr w:type="spellStart"/>
-            <w:r>
-              <w:rPr>
-                <w:color w:val="1A1A1A"/>
-                <w:sz w:val="20"/>
-                <w:szCs w:val="20"/>
-              </w:rPr>
-              <w:t>number_of_seats</w:t>
-            </w:r>
-            <w:proofErr w:type="spellEnd"/>
-            <w:r>
-              <w:rPr>
-                <w:color w:val="1A1A1A"/>
-                <w:sz w:val="20"/>
-                <w:szCs w:val="20"/>
-              </w:rPr>
-              <w:t xml:space="preserve">, </w:t>
-            </w:r>
-            <w:proofErr w:type="spellStart"/>
-            <w:r>
-              <w:rPr>
-                <w:color w:val="1A1A1A"/>
-                <w:sz w:val="20"/>
-                <w:szCs w:val="20"/>
-              </w:rPr>
-              <w:t>location_pickup</w:t>
-            </w:r>
-            <w:proofErr w:type="spellEnd"/>
-            <w:r>
-              <w:rPr>
-                <w:color w:val="1A1A1A"/>
-                <w:sz w:val="20"/>
-                <w:szCs w:val="20"/>
-              </w:rPr>
-              <w:t xml:space="preserve">, </w:t>
-            </w:r>
-            <w:proofErr w:type="spellStart"/>
-            <w:r>
-              <w:rPr>
-                <w:color w:val="1A1A1A"/>
-                <w:sz w:val="20"/>
-                <w:szCs w:val="20"/>
-              </w:rPr>
-              <w:t>location_return</w:t>
-            </w:r>
-            <w:proofErr w:type="spellEnd"/>
-            <w:r>
-              <w:rPr>
-                <w:color w:val="1A1A1A"/>
-                <w:sz w:val="20"/>
-                <w:szCs w:val="20"/>
-              </w:rPr>
-              <w:t xml:space="preserve">, </w:t>
-            </w:r>
-            <w:proofErr w:type="spellStart"/>
-            <w:r>
-              <w:rPr>
-                <w:color w:val="1A1A1A"/>
-                <w:sz w:val="20"/>
-                <w:szCs w:val="20"/>
-              </w:rPr>
-              <w:t>is_available</w:t>
-            </w:r>
-            <w:proofErr w:type="spellEnd"/>
-            <w:r>
-              <w:rPr>
-                <w:color w:val="1A1A1A"/>
-                <w:sz w:val="20"/>
-                <w:szCs w:val="20"/>
-              </w:rPr>
-              <w:t xml:space="preserve">, </w:t>
-            </w:r>
-            <w:proofErr w:type="spellStart"/>
-            <w:r>
-              <w:rPr>
-                <w:color w:val="1A1A1A"/>
-                <w:sz w:val="20"/>
-                <w:szCs w:val="20"/>
-              </w:rPr>
-              <w:t>is_approved</w:t>
-            </w:r>
-            <w:proofErr w:type="spellEnd"/>
+            <w:r>
+              <w:rPr>
+                <w:color w:val="1A1A1A"/>
+                <w:sz w:val="20"/>
+                <w:szCs w:val="20"/>
+              </w:rPr>
+              <w:t>vehicle_id (PK), rentalagent_id (FK), brand, model, year, license_plate, daily_rate, fuel_type, transmission_type, number_of_seats, location_pickup, location_return, is_available, is_approved</w:t>
+            </w:r>
           </w:p>
         </w:tc>
       </w:tr>
@@ -6115,7 +4230,6 @@
             </w:tcMar>
           </w:tcPr>
           <w:p>
-            <w:proofErr w:type="spellStart"/>
             <w:r>
               <w:rPr>
                 <w:color w:val="1A1A1A"/>
@@ -6124,7 +4238,6 @@
               </w:rPr>
               <w:t>vehicle_images</w:t>
             </w:r>
-            <w:proofErr w:type="spellEnd"/>
           </w:p>
         </w:tc>
         <w:tc>
@@ -6139,113 +4252,13 @@
             </w:tcMar>
           </w:tcPr>
           <w:p>
-            <w:proofErr w:type="spellStart"/>
-            <w:r>
-              <w:rPr>
-                <w:color w:val="1A1A1A"/>
-                <w:sz w:val="20"/>
-                <w:szCs w:val="20"/>
-              </w:rPr>
-              <w:t>image_id</w:t>
-            </w:r>
-            <w:proofErr w:type="spellEnd"/>
-            <w:r>
-              <w:rPr>
-                <w:color w:val="1A1A1A"/>
-                <w:sz w:val="20"/>
-                <w:szCs w:val="20"/>
-              </w:rPr>
-              <w:t xml:space="preserve"> (PK), </w:t>
-            </w:r>
-            <w:proofErr w:type="spellStart"/>
-            <w:r>
-              <w:rPr>
-                <w:color w:val="1A1A1A"/>
-                <w:sz w:val="20"/>
-                <w:szCs w:val="20"/>
-              </w:rPr>
-              <w:t>vehicle_id</w:t>
-            </w:r>
-            <w:proofErr w:type="spellEnd"/>
-            <w:r>
-              <w:rPr>
-                <w:color w:val="1A1A1A"/>
-                <w:sz w:val="20"/>
-                <w:szCs w:val="20"/>
-              </w:rPr>
-              <w:t xml:space="preserve"> (FK), </w:t>
-            </w:r>
-            <w:proofErr w:type="spellStart"/>
-            <w:r>
-              <w:rPr>
-                <w:color w:val="1A1A1A"/>
-                <w:sz w:val="20"/>
-                <w:szCs w:val="20"/>
-              </w:rPr>
-              <w:t>image_url</w:t>
-            </w:r>
-            <w:proofErr w:type="spellEnd"/>
-            <w:r>
-              <w:rPr>
-                <w:color w:val="1A1A1A"/>
-                <w:sz w:val="20"/>
-                <w:szCs w:val="20"/>
-              </w:rPr>
-              <w:t xml:space="preserve">, </w:t>
-            </w:r>
-            <w:proofErr w:type="spellStart"/>
-            <w:r>
-              <w:rPr>
-                <w:color w:val="1A1A1A"/>
-                <w:sz w:val="20"/>
-                <w:szCs w:val="20"/>
-              </w:rPr>
-              <w:t>description</w:t>
-            </w:r>
-            <w:proofErr w:type="spellEnd"/>
-            <w:r>
-              <w:rPr>
-                <w:color w:val="1A1A1A"/>
-                <w:sz w:val="20"/>
-                <w:szCs w:val="20"/>
-              </w:rPr>
-              <w:t xml:space="preserve">. Maximum 5 </w:t>
-            </w:r>
-            <w:proofErr w:type="spellStart"/>
-            <w:r>
-              <w:rPr>
-                <w:color w:val="1A1A1A"/>
-                <w:sz w:val="20"/>
-                <w:szCs w:val="20"/>
-              </w:rPr>
-              <w:t>kep</w:t>
-            </w:r>
-            <w:proofErr w:type="spellEnd"/>
-            <w:r>
-              <w:rPr>
-                <w:color w:val="1A1A1A"/>
-                <w:sz w:val="20"/>
-                <w:szCs w:val="20"/>
-              </w:rPr>
-              <w:t xml:space="preserve"> </w:t>
-            </w:r>
-            <w:proofErr w:type="spellStart"/>
-            <w:r>
-              <w:rPr>
-                <w:color w:val="1A1A1A"/>
-                <w:sz w:val="20"/>
-                <w:szCs w:val="20"/>
-              </w:rPr>
-              <w:t>jarmuvenkentt</w:t>
-            </w:r>
-            <w:proofErr w:type="spellEnd"/>
-            <w:r>
-              <w:rPr>
-                <w:color w:val="1A1A1A"/>
-                <w:sz w:val="20"/>
-                <w:szCs w:val="20"/>
-              </w:rPr>
-              <w:t>.</w:t>
+            <w:r>
+              <w:rPr>
+                <w:color w:val="1A1A1A"/>
+                <w:sz w:val="20"/>
+                <w:szCs w:val="20"/>
+              </w:rPr>
+              <w:t>image_id (PK), vehicle_id (FK), image_url, description. Maximum 5 kep jarmuvenkentt.</w:t>
             </w:r>
           </w:p>
         </w:tc>
@@ -6263,7 +4276,6 @@
             </w:tcMar>
           </w:tcPr>
           <w:p>
-            <w:proofErr w:type="spellStart"/>
             <w:r>
               <w:rPr>
                 <w:color w:val="1A1A1A"/>
@@ -6272,7 +4284,6 @@
               </w:rPr>
               <w:t>rentals</w:t>
             </w:r>
-            <w:proofErr w:type="spellEnd"/>
           </w:p>
         </w:tc>
         <w:tc>
@@ -6287,167 +4298,13 @@
             </w:tcMar>
           </w:tcPr>
           <w:p>
-            <w:proofErr w:type="spellStart"/>
-            <w:r>
-              <w:rPr>
-                <w:color w:val="1A1A1A"/>
-                <w:sz w:val="20"/>
-                <w:szCs w:val="20"/>
-              </w:rPr>
-              <w:t>rental_id</w:t>
-            </w:r>
-            <w:proofErr w:type="spellEnd"/>
-            <w:r>
-              <w:rPr>
-                <w:color w:val="1A1A1A"/>
-                <w:sz w:val="20"/>
-                <w:szCs w:val="20"/>
-              </w:rPr>
-              <w:t xml:space="preserve"> (PK), </w:t>
-            </w:r>
-            <w:proofErr w:type="spellStart"/>
-            <w:r>
-              <w:rPr>
-                <w:color w:val="1A1A1A"/>
-                <w:sz w:val="20"/>
-                <w:szCs w:val="20"/>
-              </w:rPr>
-              <w:t>user_id</w:t>
-            </w:r>
-            <w:proofErr w:type="spellEnd"/>
-            <w:r>
-              <w:rPr>
-                <w:color w:val="1A1A1A"/>
-                <w:sz w:val="20"/>
-                <w:szCs w:val="20"/>
-              </w:rPr>
-              <w:t xml:space="preserve"> (FK), </w:t>
-            </w:r>
-            <w:proofErr w:type="spellStart"/>
-            <w:r>
-              <w:rPr>
-                <w:color w:val="1A1A1A"/>
-                <w:sz w:val="20"/>
-                <w:szCs w:val="20"/>
-              </w:rPr>
-              <w:t>vehicle_id</w:t>
-            </w:r>
-            <w:proofErr w:type="spellEnd"/>
-            <w:r>
-              <w:rPr>
-                <w:color w:val="1A1A1A"/>
-                <w:sz w:val="20"/>
-                <w:szCs w:val="20"/>
-              </w:rPr>
-              <w:t xml:space="preserve"> (FK), </w:t>
-            </w:r>
-            <w:proofErr w:type="spellStart"/>
-            <w:r>
-              <w:rPr>
-                <w:color w:val="1A1A1A"/>
-                <w:sz w:val="20"/>
-                <w:szCs w:val="20"/>
-              </w:rPr>
-              <w:t>start_date</w:t>
-            </w:r>
-            <w:proofErr w:type="spellEnd"/>
-            <w:r>
-              <w:rPr>
-                <w:color w:val="1A1A1A"/>
-                <w:sz w:val="20"/>
-                <w:szCs w:val="20"/>
-              </w:rPr>
-              <w:t xml:space="preserve">, </w:t>
-            </w:r>
-            <w:proofErr w:type="spellStart"/>
-            <w:r>
-              <w:rPr>
-                <w:color w:val="1A1A1A"/>
-                <w:sz w:val="20"/>
-                <w:szCs w:val="20"/>
-              </w:rPr>
-              <w:t>end_date</w:t>
-            </w:r>
-            <w:proofErr w:type="spellEnd"/>
-            <w:r>
-              <w:rPr>
-                <w:color w:val="1A1A1A"/>
-                <w:sz w:val="20"/>
-                <w:szCs w:val="20"/>
-              </w:rPr>
-              <w:t xml:space="preserve">, </w:t>
-            </w:r>
-            <w:proofErr w:type="spellStart"/>
-            <w:r>
-              <w:rPr>
-                <w:color w:val="1A1A1A"/>
-                <w:sz w:val="20"/>
-                <w:szCs w:val="20"/>
-              </w:rPr>
-              <w:t>pickup_location</w:t>
-            </w:r>
-            <w:proofErr w:type="spellEnd"/>
-            <w:r>
-              <w:rPr>
-                <w:color w:val="1A1A1A"/>
-                <w:sz w:val="20"/>
-                <w:szCs w:val="20"/>
-              </w:rPr>
-              <w:t xml:space="preserve">, </w:t>
-            </w:r>
-            <w:proofErr w:type="spellStart"/>
-            <w:r>
-              <w:rPr>
-                <w:color w:val="1A1A1A"/>
-                <w:sz w:val="20"/>
-                <w:szCs w:val="20"/>
-              </w:rPr>
-              <w:t>return_location</w:t>
-            </w:r>
-            <w:proofErr w:type="spellEnd"/>
-            <w:r>
-              <w:rPr>
-                <w:color w:val="1A1A1A"/>
-                <w:sz w:val="20"/>
-                <w:szCs w:val="20"/>
-              </w:rPr>
-              <w:t xml:space="preserve">, </w:t>
-            </w:r>
-            <w:proofErr w:type="spellStart"/>
-            <w:r>
-              <w:rPr>
-                <w:color w:val="1A1A1A"/>
-                <w:sz w:val="20"/>
-                <w:szCs w:val="20"/>
-              </w:rPr>
-              <w:t>total_price</w:t>
-            </w:r>
-            <w:proofErr w:type="spellEnd"/>
-            <w:r>
-              <w:rPr>
-                <w:color w:val="1A1A1A"/>
-                <w:sz w:val="20"/>
-                <w:szCs w:val="20"/>
-              </w:rPr>
-              <w:t xml:space="preserve">, </w:t>
-            </w:r>
-            <w:proofErr w:type="spellStart"/>
-            <w:r>
-              <w:rPr>
-                <w:color w:val="1A1A1A"/>
-                <w:sz w:val="20"/>
-                <w:szCs w:val="20"/>
-              </w:rPr>
-              <w:t>rental_status</w:t>
-            </w:r>
-            <w:proofErr w:type="spellEnd"/>
-            <w:r>
-              <w:rPr>
-                <w:color w:val="1A1A1A"/>
-                <w:sz w:val="20"/>
-                <w:szCs w:val="20"/>
-              </w:rPr>
-              <w:t xml:space="preserve"> (pending_approval/approved/rejected/in_progress/completed/cancelled)</w:t>
+            <w:r>
+              <w:rPr>
+                <w:color w:val="1A1A1A"/>
+                <w:sz w:val="20"/>
+                <w:szCs w:val="20"/>
+              </w:rPr>
+              <w:t>rental_id (PK), user_id (FK), vehicle_id (FK), start_date, end_date, pickup_location, return_location, total_price, rental_status (pending_approval/approved/rejected/in_progress/completed/cancelled)</w:t>
             </w:r>
           </w:p>
         </w:tc>
@@ -6465,7 +4322,6 @@
             </w:tcMar>
           </w:tcPr>
           <w:p>
-            <w:proofErr w:type="spellStart"/>
             <w:r>
               <w:rPr>
                 <w:color w:val="1A1A1A"/>
@@ -6474,7 +4330,6 @@
               </w:rPr>
               <w:t>rentalagent_applications</w:t>
             </w:r>
-            <w:proofErr w:type="spellEnd"/>
           </w:p>
         </w:tc>
         <w:tc>
@@ -6489,142 +4344,14 @@
             </w:tcMar>
           </w:tcPr>
           <w:p>
-            <w:proofErr w:type="spellStart"/>
-            <w:r>
-              <w:rPr>
-                <w:color w:val="1A1A1A"/>
-                <w:sz w:val="20"/>
-                <w:szCs w:val="20"/>
-              </w:rPr>
-              <w:t>application_id</w:t>
-            </w:r>
-            <w:proofErr w:type="spellEnd"/>
-            <w:r>
-              <w:rPr>
-                <w:color w:val="1A1A1A"/>
-                <w:sz w:val="20"/>
-                <w:szCs w:val="20"/>
-              </w:rPr>
-              <w:t xml:space="preserve"> (PK), </w:t>
-            </w:r>
-            <w:proofErr w:type="spellStart"/>
-            <w:r>
-              <w:rPr>
-                <w:color w:val="1A1A1A"/>
-                <w:sz w:val="20"/>
-                <w:szCs w:val="20"/>
-              </w:rPr>
-              <w:t>user_id</w:t>
-            </w:r>
-            <w:proofErr w:type="spellEnd"/>
-            <w:r>
-              <w:rPr>
-                <w:color w:val="1A1A1A"/>
-                <w:sz w:val="20"/>
-                <w:szCs w:val="20"/>
-              </w:rPr>
-              <w:t xml:space="preserve"> (FK), </w:t>
-            </w:r>
-            <w:proofErr w:type="spellStart"/>
-            <w:r>
-              <w:rPr>
-                <w:color w:val="1A1A1A"/>
-                <w:sz w:val="20"/>
-                <w:szCs w:val="20"/>
-              </w:rPr>
-              <w:t>admin_id</w:t>
-            </w:r>
-            <w:proofErr w:type="spellEnd"/>
-            <w:r>
-              <w:rPr>
-                <w:color w:val="1A1A1A"/>
-                <w:sz w:val="20"/>
-                <w:szCs w:val="20"/>
-              </w:rPr>
-              <w:t xml:space="preserve"> (FK), status (</w:t>
-            </w:r>
-            <w:proofErr w:type="spellStart"/>
-            <w:r>
-              <w:rPr>
-                <w:color w:val="1A1A1A"/>
-                <w:sz w:val="20"/>
-                <w:szCs w:val="20"/>
-              </w:rPr>
-              <w:t>pending</w:t>
-            </w:r>
-            <w:proofErr w:type="spellEnd"/>
-            <w:r>
-              <w:rPr>
-                <w:color w:val="1A1A1A"/>
-                <w:sz w:val="20"/>
-                <w:szCs w:val="20"/>
-              </w:rPr>
-              <w:t>/</w:t>
-            </w:r>
-            <w:proofErr w:type="spellStart"/>
-            <w:r>
-              <w:rPr>
-                <w:color w:val="1A1A1A"/>
-                <w:sz w:val="20"/>
-                <w:szCs w:val="20"/>
-              </w:rPr>
-              <w:t>approved</w:t>
-            </w:r>
-            <w:proofErr w:type="spellEnd"/>
-            <w:r>
-              <w:rPr>
-                <w:color w:val="1A1A1A"/>
-                <w:sz w:val="20"/>
-                <w:szCs w:val="20"/>
-              </w:rPr>
-              <w:t>/</w:t>
-            </w:r>
-            <w:proofErr w:type="spellStart"/>
-            <w:r>
-              <w:rPr>
-                <w:color w:val="1A1A1A"/>
-                <w:sz w:val="20"/>
-                <w:szCs w:val="20"/>
-              </w:rPr>
-              <w:t>rejected</w:t>
-            </w:r>
-            <w:proofErr w:type="spellEnd"/>
-            <w:r>
-              <w:rPr>
-                <w:color w:val="1A1A1A"/>
-                <w:sz w:val="20"/>
-                <w:szCs w:val="20"/>
-              </w:rPr>
-              <w:t xml:space="preserve">), </w:t>
-            </w:r>
-            <w:proofErr w:type="spellStart"/>
-            <w:r>
-              <w:rPr>
-                <w:color w:val="1A1A1A"/>
-                <w:sz w:val="20"/>
-                <w:szCs w:val="20"/>
-              </w:rPr>
-              <w:t>application_date</w:t>
-            </w:r>
-            <w:proofErr w:type="spellEnd"/>
-            <w:r>
-              <w:rPr>
-                <w:color w:val="1A1A1A"/>
-                <w:sz w:val="20"/>
-                <w:szCs w:val="20"/>
-              </w:rPr>
-              <w:t xml:space="preserve">, </w:t>
-            </w:r>
-            <w:proofErr w:type="spellStart"/>
-            <w:r>
-              <w:rPr>
-                <w:color w:val="1A1A1A"/>
-                <w:sz w:val="20"/>
-                <w:szCs w:val="20"/>
-              </w:rPr>
-              <w:t>decision_date</w:t>
-            </w:r>
-            <w:proofErr w:type="spellEnd"/>
+            <w:r>
+              <w:rPr>
+                <w:color w:val="1A1A1A"/>
+                <w:sz w:val="20"/>
+                <w:szCs w:val="20"/>
+              </w:rPr>
+              <w:t>application_id (PK), user_id (FK), admin_id (FK), status (pending/approved/rejected), application_date, decision_date</w:t>
+            </w:r>
           </w:p>
         </w:tc>
       </w:tr>
@@ -6641,7 +4368,6 @@
             </w:tcMar>
           </w:tcPr>
           <w:p>
-            <w:proofErr w:type="spellStart"/>
             <w:r>
               <w:rPr>
                 <w:color w:val="1A1A1A"/>
@@ -6650,7 +4376,6 @@
               </w:rPr>
               <w:t>vehicle_messages</w:t>
             </w:r>
-            <w:proofErr w:type="spellEnd"/>
           </w:p>
         </w:tc>
         <w:tc>
@@ -6665,124 +4390,14 @@
             </w:tcMar>
           </w:tcPr>
           <w:p>
-            <w:proofErr w:type="spellStart"/>
-            <w:r>
-              <w:rPr>
-                <w:color w:val="1A1A1A"/>
-                <w:sz w:val="20"/>
-                <w:szCs w:val="20"/>
-              </w:rPr>
-              <w:t>id</w:t>
-            </w:r>
-            <w:proofErr w:type="spellEnd"/>
-            <w:r>
-              <w:rPr>
-                <w:color w:val="1A1A1A"/>
-                <w:sz w:val="20"/>
-                <w:szCs w:val="20"/>
-              </w:rPr>
-              <w:t xml:space="preserve"> (PK), </w:t>
-            </w:r>
-            <w:proofErr w:type="spellStart"/>
-            <w:r>
-              <w:rPr>
-                <w:color w:val="1A1A1A"/>
-                <w:sz w:val="20"/>
-                <w:szCs w:val="20"/>
-              </w:rPr>
-              <w:t>vehicle_id</w:t>
-            </w:r>
-            <w:proofErr w:type="spellEnd"/>
-            <w:r>
-              <w:rPr>
-                <w:color w:val="1A1A1A"/>
-                <w:sz w:val="20"/>
-                <w:szCs w:val="20"/>
-              </w:rPr>
-              <w:t xml:space="preserve"> (FK), </w:t>
-            </w:r>
-            <w:proofErr w:type="spellStart"/>
-            <w:r>
-              <w:rPr>
-                <w:color w:val="1A1A1A"/>
-                <w:sz w:val="20"/>
-                <w:szCs w:val="20"/>
-              </w:rPr>
-              <w:t>sender_id</w:t>
-            </w:r>
-            <w:proofErr w:type="spellEnd"/>
-            <w:r>
-              <w:rPr>
-                <w:color w:val="1A1A1A"/>
-                <w:sz w:val="20"/>
-                <w:szCs w:val="20"/>
-              </w:rPr>
-              <w:t xml:space="preserve"> (FK), </w:t>
-            </w:r>
-            <w:proofErr w:type="spellStart"/>
-            <w:r>
-              <w:rPr>
-                <w:color w:val="1A1A1A"/>
-                <w:sz w:val="20"/>
-                <w:szCs w:val="20"/>
-              </w:rPr>
-              <w:t>rentalagent_id</w:t>
-            </w:r>
-            <w:proofErr w:type="spellEnd"/>
-            <w:r>
-              <w:rPr>
-                <w:color w:val="1A1A1A"/>
-                <w:sz w:val="20"/>
-                <w:szCs w:val="20"/>
-              </w:rPr>
-              <w:t xml:space="preserve"> (FK), </w:t>
-            </w:r>
-            <w:proofErr w:type="spellStart"/>
-            <w:r>
-              <w:rPr>
-                <w:color w:val="1A1A1A"/>
-                <w:sz w:val="20"/>
-                <w:szCs w:val="20"/>
-              </w:rPr>
-              <w:t>message</w:t>
-            </w:r>
-            <w:proofErr w:type="spellEnd"/>
-            <w:r>
-              <w:rPr>
-                <w:color w:val="1A1A1A"/>
-                <w:sz w:val="20"/>
-                <w:szCs w:val="20"/>
-              </w:rPr>
-              <w:t xml:space="preserve">, </w:t>
-            </w:r>
-            <w:proofErr w:type="spellStart"/>
-            <w:r>
-              <w:rPr>
-                <w:color w:val="1A1A1A"/>
-                <w:sz w:val="20"/>
-                <w:szCs w:val="20"/>
-              </w:rPr>
-              <w:t>is_read</w:t>
-            </w:r>
-            <w:proofErr w:type="spellEnd"/>
-            <w:r>
-              <w:rPr>
-                <w:color w:val="1A1A1A"/>
-                <w:sz w:val="20"/>
-                <w:szCs w:val="20"/>
-              </w:rPr>
-              <w:t xml:space="preserve">, </w:t>
-            </w:r>
-            <w:proofErr w:type="spellStart"/>
-            <w:r>
-              <w:rPr>
-                <w:color w:val="1A1A1A"/>
-                <w:sz w:val="20"/>
-                <w:szCs w:val="20"/>
-              </w:rPr>
-              <w:t>created_at</w:t>
-            </w:r>
-            <w:proofErr w:type="spellEnd"/>
+            <w:r>
+              <w:rPr>
+                <w:color w:val="1A1A1A"/>
+                <w:sz w:val="20"/>
+                <w:szCs w:val="20"/>
+              </w:rPr>
+              <w:t>id (PK), vehicle_id (FK), sender_id (FK), rentalagent_id (FK), message, is_read, created_at</w:t>
+            </w:r>
           </w:p>
         </w:tc>
       </w:tr>
@@ -6799,7 +4414,6 @@
             </w:tcMar>
           </w:tcPr>
           <w:p>
-            <w:proofErr w:type="spellStart"/>
             <w:r>
               <w:rPr>
                 <w:color w:val="1A1A1A"/>
@@ -6808,7 +4422,6 @@
               </w:rPr>
               <w:t>contact_messages</w:t>
             </w:r>
-            <w:proofErr w:type="spellEnd"/>
           </w:p>
         </w:tc>
         <w:tc>
@@ -6823,106 +4436,14 @@
             </w:tcMar>
           </w:tcPr>
           <w:p>
-            <w:proofErr w:type="spellStart"/>
-            <w:r>
-              <w:rPr>
-                <w:color w:val="1A1A1A"/>
-                <w:sz w:val="20"/>
-                <w:szCs w:val="20"/>
-              </w:rPr>
-              <w:t>id</w:t>
-            </w:r>
-            <w:proofErr w:type="spellEnd"/>
-            <w:r>
-              <w:rPr>
-                <w:color w:val="1A1A1A"/>
-                <w:sz w:val="20"/>
-                <w:szCs w:val="20"/>
-              </w:rPr>
-              <w:t xml:space="preserve"> (PK), </w:t>
-            </w:r>
-            <w:proofErr w:type="spellStart"/>
-            <w:r>
-              <w:rPr>
-                <w:color w:val="1A1A1A"/>
-                <w:sz w:val="20"/>
-                <w:szCs w:val="20"/>
-              </w:rPr>
-              <w:t>first_name</w:t>
-            </w:r>
-            <w:proofErr w:type="spellEnd"/>
-            <w:r>
-              <w:rPr>
-                <w:color w:val="1A1A1A"/>
-                <w:sz w:val="20"/>
-                <w:szCs w:val="20"/>
-              </w:rPr>
-              <w:t xml:space="preserve">, </w:t>
-            </w:r>
-            <w:proofErr w:type="spellStart"/>
-            <w:r>
-              <w:rPr>
-                <w:color w:val="1A1A1A"/>
-                <w:sz w:val="20"/>
-                <w:szCs w:val="20"/>
-              </w:rPr>
-              <w:t>last_name</w:t>
-            </w:r>
-            <w:proofErr w:type="spellEnd"/>
-            <w:r>
-              <w:rPr>
-                <w:color w:val="1A1A1A"/>
-                <w:sz w:val="20"/>
-                <w:szCs w:val="20"/>
-              </w:rPr>
-              <w:t xml:space="preserve">, email, </w:t>
-            </w:r>
-            <w:proofErr w:type="spellStart"/>
-            <w:r>
-              <w:rPr>
-                <w:color w:val="1A1A1A"/>
-                <w:sz w:val="20"/>
-                <w:szCs w:val="20"/>
-              </w:rPr>
-              <w:t>message</w:t>
-            </w:r>
-            <w:proofErr w:type="spellEnd"/>
-            <w:r>
-              <w:rPr>
-                <w:color w:val="1A1A1A"/>
-                <w:sz w:val="20"/>
-                <w:szCs w:val="20"/>
-              </w:rPr>
-              <w:t xml:space="preserve">, </w:t>
-            </w:r>
-            <w:proofErr w:type="spellStart"/>
-            <w:r>
-              <w:rPr>
-                <w:color w:val="1A1A1A"/>
-                <w:sz w:val="20"/>
-                <w:szCs w:val="20"/>
-              </w:rPr>
-              <w:t>is_read</w:t>
-            </w:r>
-            <w:proofErr w:type="spellEnd"/>
-            <w:r>
-              <w:rPr>
-                <w:color w:val="1A1A1A"/>
-                <w:sz w:val="20"/>
-                <w:szCs w:val="20"/>
-              </w:rPr>
-              <w:t xml:space="preserve">, </w:t>
-            </w:r>
-            <w:proofErr w:type="spellStart"/>
-            <w:r>
-              <w:rPr>
-                <w:color w:val="1A1A1A"/>
-                <w:sz w:val="20"/>
-                <w:szCs w:val="20"/>
-              </w:rPr>
-              <w:t>created_at</w:t>
-            </w:r>
-            <w:proofErr w:type="spellEnd"/>
+            <w:r>
+              <w:rPr>
+                <w:color w:val="1A1A1A"/>
+                <w:sz w:val="20"/>
+                <w:szCs w:val="20"/>
+              </w:rPr>
+              <w:t>id (PK), first_name, last_name, email, message, is_read, created_at</w:t>
+            </w:r>
           </w:p>
         </w:tc>
       </w:tr>
@@ -6939,7 +4460,6 @@
             </w:tcMar>
           </w:tcPr>
           <w:p>
-            <w:proofErr w:type="spellStart"/>
             <w:r>
               <w:rPr>
                 <w:color w:val="1A1A1A"/>
@@ -6948,7 +4468,6 @@
               </w:rPr>
               <w:t>personal_access_tokens</w:t>
             </w:r>
-            <w:proofErr w:type="spellEnd"/>
           </w:p>
         </w:tc>
         <w:tc>
@@ -6963,41 +4482,13 @@
             </w:tcMar>
           </w:tcPr>
           <w:p>
-            <w:proofErr w:type="spellStart"/>
-            <w:r>
-              <w:rPr>
-                <w:color w:val="1A1A1A"/>
-                <w:sz w:val="20"/>
-                <w:szCs w:val="20"/>
-              </w:rPr>
-              <w:t>Sanctum</w:t>
-            </w:r>
-            <w:proofErr w:type="spellEnd"/>
-            <w:r>
-              <w:rPr>
-                <w:color w:val="1A1A1A"/>
-                <w:sz w:val="20"/>
-                <w:szCs w:val="20"/>
-              </w:rPr>
-              <w:t xml:space="preserve"> </w:t>
-            </w:r>
-            <w:proofErr w:type="spellStart"/>
-            <w:r>
-              <w:rPr>
-                <w:color w:val="1A1A1A"/>
-                <w:sz w:val="20"/>
-                <w:szCs w:val="20"/>
-              </w:rPr>
-              <w:t>token</w:t>
-            </w:r>
-            <w:proofErr w:type="spellEnd"/>
-            <w:r>
-              <w:rPr>
-                <w:color w:val="1A1A1A"/>
-                <w:sz w:val="20"/>
-                <w:szCs w:val="20"/>
-              </w:rPr>
-              <w:t xml:space="preserve"> tábla - automatikusan kezelt</w:t>
+            <w:r>
+              <w:rPr>
+                <w:color w:val="1A1A1A"/>
+                <w:sz w:val="20"/>
+                <w:szCs w:val="20"/>
+              </w:rPr>
+              <w:t>Sanctum token tábla - automatikusan kezelt</w:t>
             </w:r>
           </w:p>
         </w:tc>
@@ -7015,34 +4506,14 @@
             </w:tcMar>
           </w:tcPr>
           <w:p>
-            <w:proofErr w:type="spellStart"/>
-            <w:r>
-              <w:rPr>
-                <w:color w:val="1A1A1A"/>
-                <w:sz w:val="20"/>
-                <w:szCs w:val="20"/>
-              </w:rPr>
-              <w:t>sessions</w:t>
-            </w:r>
-            <w:proofErr w:type="spellEnd"/>
-            <w:r>
-              <w:rPr>
-                <w:color w:val="1A1A1A"/>
-                <w:sz w:val="20"/>
-                <w:szCs w:val="20"/>
-              </w:rPr>
-              <w:t xml:space="preserve">, cache, </w:t>
-            </w:r>
-            <w:proofErr w:type="spellStart"/>
-            <w:r>
-              <w:rPr>
-                <w:color w:val="1A1A1A"/>
-                <w:sz w:val="20"/>
-                <w:szCs w:val="20"/>
-              </w:rPr>
-              <w:t>cache_locks</w:t>
-            </w:r>
-            <w:proofErr w:type="spellEnd"/>
+            <w:r>
+              <w:rPr>
+                <w:color w:val="1A1A1A"/>
+                <w:sz w:val="20"/>
+                <w:szCs w:val="20"/>
+              </w:rPr>
+              <w:t>sessions, cache, cache_locks</w:t>
+            </w:r>
           </w:p>
         </w:tc>
         <w:tc>
@@ -7057,23 +4528,13 @@
             </w:tcMar>
           </w:tcPr>
           <w:p>
-            <w:proofErr w:type="spellStart"/>
-            <w:r>
-              <w:rPr>
-                <w:color w:val="1A1A1A"/>
-                <w:sz w:val="20"/>
-                <w:szCs w:val="20"/>
-              </w:rPr>
-              <w:t>Laravel</w:t>
-            </w:r>
-            <w:proofErr w:type="spellEnd"/>
-            <w:r>
-              <w:rPr>
-                <w:color w:val="1A1A1A"/>
-                <w:sz w:val="20"/>
-                <w:szCs w:val="20"/>
-              </w:rPr>
-              <w:t xml:space="preserve"> rendszer táblák - automatikusan kezelt</w:t>
+            <w:r>
+              <w:rPr>
+                <w:color w:val="1A1A1A"/>
+                <w:sz w:val="20"/>
+                <w:szCs w:val="20"/>
+              </w:rPr>
+              <w:t>Laravel rendszer táblák - automatikusan kezelt</w:t>
             </w:r>
           </w:p>
         </w:tc>
@@ -7089,15 +4550,7 @@
         <w:pStyle w:val="Cmsor2"/>
       </w:pPr>
       <w:r>
-        <w:t>4.2 Fő kapcsolatok (</w:t>
-      </w:r>
-      <w:proofErr w:type="spellStart"/>
-      <w:r>
-        <w:t>Eloquent</w:t>
-      </w:r>
-      <w:proofErr w:type="spellEnd"/>
-      <w:r>
-        <w:t>)</w:t>
+        <w:t>4.2 Fő kapcsolatok (Eloquent)</w:t>
       </w:r>
     </w:p>
     <w:tbl>
@@ -7209,34 +4662,14 @@
             </w:tcMar>
           </w:tcPr>
           <w:p>
-            <w:proofErr w:type="spellStart"/>
-            <w:r>
-              <w:rPr>
-                <w:color w:val="1A1A1A"/>
-                <w:sz w:val="20"/>
-                <w:szCs w:val="20"/>
-              </w:rPr>
-              <w:t>users</w:t>
-            </w:r>
-            <w:proofErr w:type="spellEnd"/>
-            <w:r>
-              <w:rPr>
-                <w:color w:val="1A1A1A"/>
-                <w:sz w:val="20"/>
-                <w:szCs w:val="20"/>
-              </w:rPr>
-              <w:t xml:space="preserve"> → </w:t>
-            </w:r>
-            <w:proofErr w:type="spellStart"/>
-            <w:r>
-              <w:rPr>
-                <w:color w:val="1A1A1A"/>
-                <w:sz w:val="20"/>
-                <w:szCs w:val="20"/>
-              </w:rPr>
-              <w:t>vehicles</w:t>
-            </w:r>
-            <w:proofErr w:type="spellEnd"/>
+            <w:r>
+              <w:rPr>
+                <w:color w:val="1A1A1A"/>
+                <w:sz w:val="20"/>
+                <w:szCs w:val="20"/>
+              </w:rPr>
+              <w:t>users → vehicles</w:t>
+            </w:r>
           </w:p>
         </w:tc>
         <w:tc>
@@ -7251,41 +4684,13 @@
             </w:tcMar>
           </w:tcPr>
           <w:p>
-            <w:proofErr w:type="spellStart"/>
-            <w:r>
-              <w:rPr>
-                <w:color w:val="1A1A1A"/>
-                <w:sz w:val="20"/>
-                <w:szCs w:val="20"/>
-              </w:rPr>
-              <w:t>hasMany</w:t>
-            </w:r>
-            <w:proofErr w:type="spellEnd"/>
-            <w:r>
-              <w:rPr>
-                <w:color w:val="1A1A1A"/>
-                <w:sz w:val="20"/>
-                <w:szCs w:val="20"/>
-              </w:rPr>
-              <w:t xml:space="preserve"> (</w:t>
-            </w:r>
-            <w:proofErr w:type="spellStart"/>
-            <w:r>
-              <w:rPr>
-                <w:color w:val="1A1A1A"/>
-                <w:sz w:val="20"/>
-                <w:szCs w:val="20"/>
-              </w:rPr>
-              <w:t>rentalagent_id</w:t>
-            </w:r>
-            <w:proofErr w:type="spellEnd"/>
-            <w:r>
-              <w:rPr>
-                <w:color w:val="1A1A1A"/>
-                <w:sz w:val="20"/>
-                <w:szCs w:val="20"/>
-              </w:rPr>
-              <w:t>)</w:t>
+            <w:r>
+              <w:rPr>
+                <w:color w:val="1A1A1A"/>
+                <w:sz w:val="20"/>
+                <w:szCs w:val="20"/>
+              </w:rPr>
+              <w:t>hasMany (rentalagent_id)</w:t>
             </w:r>
           </w:p>
         </w:tc>
@@ -7307,25 +4712,7 @@
                 <w:sz w:val="20"/>
                 <w:szCs w:val="20"/>
               </w:rPr>
-              <w:t xml:space="preserve">Egy bérbeadónak </w:t>
-            </w:r>
-            <w:proofErr w:type="spellStart"/>
-            <w:r>
-              <w:rPr>
-                <w:color w:val="1A1A1A"/>
-                <w:sz w:val="20"/>
-                <w:szCs w:val="20"/>
-              </w:rPr>
-              <w:t>tobb</w:t>
-            </w:r>
-            <w:proofErr w:type="spellEnd"/>
-            <w:r>
-              <w:rPr>
-                <w:color w:val="1A1A1A"/>
-                <w:sz w:val="20"/>
-                <w:szCs w:val="20"/>
-              </w:rPr>
-              <w:t xml:space="preserve"> járműve is lehet</w:t>
+              <w:t>Egy bérbeadónak tobb járműve is lehet</w:t>
             </w:r>
           </w:p>
         </w:tc>
@@ -7343,34 +4730,14 @@
             </w:tcMar>
           </w:tcPr>
           <w:p>
-            <w:proofErr w:type="spellStart"/>
-            <w:r>
-              <w:rPr>
-                <w:color w:val="1A1A1A"/>
-                <w:sz w:val="20"/>
-                <w:szCs w:val="20"/>
-              </w:rPr>
-              <w:t>users</w:t>
-            </w:r>
-            <w:proofErr w:type="spellEnd"/>
-            <w:r>
-              <w:rPr>
-                <w:color w:val="1A1A1A"/>
-                <w:sz w:val="20"/>
-                <w:szCs w:val="20"/>
-              </w:rPr>
-              <w:t xml:space="preserve"> → </w:t>
-            </w:r>
-            <w:proofErr w:type="spellStart"/>
-            <w:r>
-              <w:rPr>
-                <w:color w:val="1A1A1A"/>
-                <w:sz w:val="20"/>
-                <w:szCs w:val="20"/>
-              </w:rPr>
-              <w:t>rentals</w:t>
-            </w:r>
-            <w:proofErr w:type="spellEnd"/>
+            <w:r>
+              <w:rPr>
+                <w:color w:val="1A1A1A"/>
+                <w:sz w:val="20"/>
+                <w:szCs w:val="20"/>
+              </w:rPr>
+              <w:t>users → rentals</w:t>
+            </w:r>
           </w:p>
         </w:tc>
         <w:tc>
@@ -7385,41 +4752,13 @@
             </w:tcMar>
           </w:tcPr>
           <w:p>
-            <w:proofErr w:type="spellStart"/>
-            <w:r>
-              <w:rPr>
-                <w:color w:val="1A1A1A"/>
-                <w:sz w:val="20"/>
-                <w:szCs w:val="20"/>
-              </w:rPr>
-              <w:t>hasMany</w:t>
-            </w:r>
-            <w:proofErr w:type="spellEnd"/>
-            <w:r>
-              <w:rPr>
-                <w:color w:val="1A1A1A"/>
-                <w:sz w:val="20"/>
-                <w:szCs w:val="20"/>
-              </w:rPr>
-              <w:t xml:space="preserve"> (</w:t>
-            </w:r>
-            <w:proofErr w:type="spellStart"/>
-            <w:r>
-              <w:rPr>
-                <w:color w:val="1A1A1A"/>
-                <w:sz w:val="20"/>
-                <w:szCs w:val="20"/>
-              </w:rPr>
-              <w:t>user_id</w:t>
-            </w:r>
-            <w:proofErr w:type="spellEnd"/>
-            <w:r>
-              <w:rPr>
-                <w:color w:val="1A1A1A"/>
-                <w:sz w:val="20"/>
-                <w:szCs w:val="20"/>
-              </w:rPr>
-              <w:t>)</w:t>
+            <w:r>
+              <w:rPr>
+                <w:color w:val="1A1A1A"/>
+                <w:sz w:val="20"/>
+                <w:szCs w:val="20"/>
+              </w:rPr>
+              <w:t>hasMany (user_id)</w:t>
             </w:r>
           </w:p>
         </w:tc>
@@ -7459,34 +4798,14 @@
             </w:tcMar>
           </w:tcPr>
           <w:p>
-            <w:proofErr w:type="spellStart"/>
-            <w:r>
-              <w:rPr>
-                <w:color w:val="1A1A1A"/>
-                <w:sz w:val="20"/>
-                <w:szCs w:val="20"/>
-              </w:rPr>
-              <w:t>vehicles</w:t>
-            </w:r>
-            <w:proofErr w:type="spellEnd"/>
-            <w:r>
-              <w:rPr>
-                <w:color w:val="1A1A1A"/>
-                <w:sz w:val="20"/>
-                <w:szCs w:val="20"/>
-              </w:rPr>
-              <w:t xml:space="preserve"> → </w:t>
-            </w:r>
-            <w:proofErr w:type="spellStart"/>
-            <w:r>
-              <w:rPr>
-                <w:color w:val="1A1A1A"/>
-                <w:sz w:val="20"/>
-                <w:szCs w:val="20"/>
-              </w:rPr>
-              <w:t>vehicle_images</w:t>
-            </w:r>
-            <w:proofErr w:type="spellEnd"/>
+            <w:r>
+              <w:rPr>
+                <w:color w:val="1A1A1A"/>
+                <w:sz w:val="20"/>
+                <w:szCs w:val="20"/>
+              </w:rPr>
+              <w:t>vehicles → vehicle_images</w:t>
+            </w:r>
           </w:p>
         </w:tc>
         <w:tc>
@@ -7501,41 +4820,13 @@
             </w:tcMar>
           </w:tcPr>
           <w:p>
-            <w:proofErr w:type="spellStart"/>
-            <w:r>
-              <w:rPr>
-                <w:color w:val="1A1A1A"/>
-                <w:sz w:val="20"/>
-                <w:szCs w:val="20"/>
-              </w:rPr>
-              <w:t>hasMany</w:t>
-            </w:r>
-            <w:proofErr w:type="spellEnd"/>
-            <w:r>
-              <w:rPr>
-                <w:color w:val="1A1A1A"/>
-                <w:sz w:val="20"/>
-                <w:szCs w:val="20"/>
-              </w:rPr>
-              <w:t xml:space="preserve"> (</w:t>
-            </w:r>
-            <w:proofErr w:type="spellStart"/>
-            <w:r>
-              <w:rPr>
-                <w:color w:val="1A1A1A"/>
-                <w:sz w:val="20"/>
-                <w:szCs w:val="20"/>
-              </w:rPr>
-              <w:t>vehicle_id</w:t>
-            </w:r>
-            <w:proofErr w:type="spellEnd"/>
-            <w:r>
-              <w:rPr>
-                <w:color w:val="1A1A1A"/>
-                <w:sz w:val="20"/>
-                <w:szCs w:val="20"/>
-              </w:rPr>
-              <w:t>)</w:t>
+            <w:r>
+              <w:rPr>
+                <w:color w:val="1A1A1A"/>
+                <w:sz w:val="20"/>
+                <w:szCs w:val="20"/>
+              </w:rPr>
+              <w:t>hasMany (vehicle_id)</w:t>
             </w:r>
           </w:p>
         </w:tc>
@@ -7557,18 +4848,8 @@
                 <w:sz w:val="20"/>
                 <w:szCs w:val="20"/>
               </w:rPr>
-              <w:t xml:space="preserve">Max 5 kép </w:t>
-            </w:r>
-            <w:proofErr w:type="spellStart"/>
-            <w:r>
-              <w:rPr>
-                <w:color w:val="1A1A1A"/>
-                <w:sz w:val="20"/>
-                <w:szCs w:val="20"/>
-              </w:rPr>
-              <w:t>járművenként</w:t>
-            </w:r>
-            <w:proofErr w:type="spellEnd"/>
+              <w:t>Max 5 kép járművenként</w:t>
+            </w:r>
           </w:p>
         </w:tc>
       </w:tr>
@@ -7585,34 +4866,14 @@
             </w:tcMar>
           </w:tcPr>
           <w:p>
-            <w:proofErr w:type="spellStart"/>
-            <w:r>
-              <w:rPr>
-                <w:color w:val="1A1A1A"/>
-                <w:sz w:val="20"/>
-                <w:szCs w:val="20"/>
-              </w:rPr>
-              <w:t>vehicles</w:t>
-            </w:r>
-            <w:proofErr w:type="spellEnd"/>
-            <w:r>
-              <w:rPr>
-                <w:color w:val="1A1A1A"/>
-                <w:sz w:val="20"/>
-                <w:szCs w:val="20"/>
-              </w:rPr>
-              <w:t xml:space="preserve"> → </w:t>
-            </w:r>
-            <w:proofErr w:type="spellStart"/>
-            <w:r>
-              <w:rPr>
-                <w:color w:val="1A1A1A"/>
-                <w:sz w:val="20"/>
-                <w:szCs w:val="20"/>
-              </w:rPr>
-              <w:t>rentals</w:t>
-            </w:r>
-            <w:proofErr w:type="spellEnd"/>
+            <w:r>
+              <w:rPr>
+                <w:color w:val="1A1A1A"/>
+                <w:sz w:val="20"/>
+                <w:szCs w:val="20"/>
+              </w:rPr>
+              <w:t>vehicles → rentals</w:t>
+            </w:r>
           </w:p>
         </w:tc>
         <w:tc>
@@ -7627,41 +4888,13 @@
             </w:tcMar>
           </w:tcPr>
           <w:p>
-            <w:proofErr w:type="spellStart"/>
-            <w:r>
-              <w:rPr>
-                <w:color w:val="1A1A1A"/>
-                <w:sz w:val="20"/>
-                <w:szCs w:val="20"/>
-              </w:rPr>
-              <w:t>hasMany</w:t>
-            </w:r>
-            <w:proofErr w:type="spellEnd"/>
-            <w:r>
-              <w:rPr>
-                <w:color w:val="1A1A1A"/>
-                <w:sz w:val="20"/>
-                <w:szCs w:val="20"/>
-              </w:rPr>
-              <w:t xml:space="preserve"> (</w:t>
-            </w:r>
-            <w:proofErr w:type="spellStart"/>
-            <w:r>
-              <w:rPr>
-                <w:color w:val="1A1A1A"/>
-                <w:sz w:val="20"/>
-                <w:szCs w:val="20"/>
-              </w:rPr>
-              <w:t>vehicle_id</w:t>
-            </w:r>
-            <w:proofErr w:type="spellEnd"/>
-            <w:r>
-              <w:rPr>
-                <w:color w:val="1A1A1A"/>
-                <w:sz w:val="20"/>
-                <w:szCs w:val="20"/>
-              </w:rPr>
-              <w:t>)</w:t>
+            <w:r>
+              <w:rPr>
+                <w:color w:val="1A1A1A"/>
+                <w:sz w:val="20"/>
+                <w:szCs w:val="20"/>
+              </w:rPr>
+              <w:t>hasMany (vehicle_id)</w:t>
             </w:r>
           </w:p>
         </w:tc>
@@ -7701,34 +4934,14 @@
             </w:tcMar>
           </w:tcPr>
           <w:p>
-            <w:proofErr w:type="spellStart"/>
-            <w:r>
-              <w:rPr>
-                <w:color w:val="1A1A1A"/>
-                <w:sz w:val="20"/>
-                <w:szCs w:val="20"/>
-              </w:rPr>
-              <w:t>vehicles</w:t>
-            </w:r>
-            <w:proofErr w:type="spellEnd"/>
-            <w:r>
-              <w:rPr>
-                <w:color w:val="1A1A1A"/>
-                <w:sz w:val="20"/>
-                <w:szCs w:val="20"/>
-              </w:rPr>
-              <w:t xml:space="preserve"> → </w:t>
-            </w:r>
-            <w:proofErr w:type="spellStart"/>
-            <w:r>
-              <w:rPr>
-                <w:color w:val="1A1A1A"/>
-                <w:sz w:val="20"/>
-                <w:szCs w:val="20"/>
-              </w:rPr>
-              <w:t>vehicle_messages</w:t>
-            </w:r>
-            <w:proofErr w:type="spellEnd"/>
+            <w:r>
+              <w:rPr>
+                <w:color w:val="1A1A1A"/>
+                <w:sz w:val="20"/>
+                <w:szCs w:val="20"/>
+              </w:rPr>
+              <w:t>vehicles → vehicle_messages</w:t>
+            </w:r>
           </w:p>
         </w:tc>
         <w:tc>
@@ -7743,41 +4956,13 @@
             </w:tcMar>
           </w:tcPr>
           <w:p>
-            <w:proofErr w:type="spellStart"/>
-            <w:r>
-              <w:rPr>
-                <w:color w:val="1A1A1A"/>
-                <w:sz w:val="20"/>
-                <w:szCs w:val="20"/>
-              </w:rPr>
-              <w:t>hasMany</w:t>
-            </w:r>
-            <w:proofErr w:type="spellEnd"/>
-            <w:r>
-              <w:rPr>
-                <w:color w:val="1A1A1A"/>
-                <w:sz w:val="20"/>
-                <w:szCs w:val="20"/>
-              </w:rPr>
-              <w:t xml:space="preserve"> (</w:t>
-            </w:r>
-            <w:proofErr w:type="spellStart"/>
-            <w:r>
-              <w:rPr>
-                <w:color w:val="1A1A1A"/>
-                <w:sz w:val="20"/>
-                <w:szCs w:val="20"/>
-              </w:rPr>
-              <w:t>vehicle_id</w:t>
-            </w:r>
-            <w:proofErr w:type="spellEnd"/>
-            <w:r>
-              <w:rPr>
-                <w:color w:val="1A1A1A"/>
-                <w:sz w:val="20"/>
-                <w:szCs w:val="20"/>
-              </w:rPr>
-              <w:t>)</w:t>
+            <w:r>
+              <w:rPr>
+                <w:color w:val="1A1A1A"/>
+                <w:sz w:val="20"/>
+                <w:szCs w:val="20"/>
+              </w:rPr>
+              <w:t>hasMany (vehicle_id)</w:t>
             </w:r>
           </w:p>
         </w:tc>
@@ -7793,23 +4978,13 @@
             </w:tcMar>
           </w:tcPr>
           <w:p>
-            <w:proofErr w:type="spellStart"/>
-            <w:r>
-              <w:rPr>
-                <w:color w:val="1A1A1A"/>
-                <w:sz w:val="20"/>
-                <w:szCs w:val="20"/>
-              </w:rPr>
-              <w:t>Járműhoz</w:t>
-            </w:r>
-            <w:proofErr w:type="spellEnd"/>
-            <w:r>
-              <w:rPr>
-                <w:color w:val="1A1A1A"/>
-                <w:sz w:val="20"/>
-                <w:szCs w:val="20"/>
-              </w:rPr>
-              <w:t xml:space="preserve"> kapcsolódó üzenetek</w:t>
+            <w:r>
+              <w:rPr>
+                <w:color w:val="1A1A1A"/>
+                <w:sz w:val="20"/>
+                <w:szCs w:val="20"/>
+              </w:rPr>
+              <w:t>Járműhoz kapcsolódó üzenetek</w:t>
             </w:r>
           </w:p>
         </w:tc>
@@ -7827,34 +5002,14 @@
             </w:tcMar>
           </w:tcPr>
           <w:p>
-            <w:proofErr w:type="spellStart"/>
-            <w:r>
-              <w:rPr>
-                <w:color w:val="1A1A1A"/>
-                <w:sz w:val="20"/>
-                <w:szCs w:val="20"/>
-              </w:rPr>
-              <w:t>users</w:t>
-            </w:r>
-            <w:proofErr w:type="spellEnd"/>
-            <w:r>
-              <w:rPr>
-                <w:color w:val="1A1A1A"/>
-                <w:sz w:val="20"/>
-                <w:szCs w:val="20"/>
-              </w:rPr>
-              <w:t xml:space="preserve"> → </w:t>
-            </w:r>
-            <w:proofErr w:type="spellStart"/>
-            <w:r>
-              <w:rPr>
-                <w:color w:val="1A1A1A"/>
-                <w:sz w:val="20"/>
-                <w:szCs w:val="20"/>
-              </w:rPr>
-              <w:t>rentalagent_applications</w:t>
-            </w:r>
-            <w:proofErr w:type="spellEnd"/>
+            <w:r>
+              <w:rPr>
+                <w:color w:val="1A1A1A"/>
+                <w:sz w:val="20"/>
+                <w:szCs w:val="20"/>
+              </w:rPr>
+              <w:t>users → rentalagent_applications</w:t>
+            </w:r>
           </w:p>
         </w:tc>
         <w:tc>
@@ -7869,41 +5024,13 @@
             </w:tcMar>
           </w:tcPr>
           <w:p>
-            <w:proofErr w:type="spellStart"/>
-            <w:r>
-              <w:rPr>
-                <w:color w:val="1A1A1A"/>
-                <w:sz w:val="20"/>
-                <w:szCs w:val="20"/>
-              </w:rPr>
-              <w:t>hasMany</w:t>
-            </w:r>
-            <w:proofErr w:type="spellEnd"/>
-            <w:r>
-              <w:rPr>
-                <w:color w:val="1A1A1A"/>
-                <w:sz w:val="20"/>
-                <w:szCs w:val="20"/>
-              </w:rPr>
-              <w:t xml:space="preserve"> (</w:t>
-            </w:r>
-            <w:proofErr w:type="spellStart"/>
-            <w:r>
-              <w:rPr>
-                <w:color w:val="1A1A1A"/>
-                <w:sz w:val="20"/>
-                <w:szCs w:val="20"/>
-              </w:rPr>
-              <w:t>user_id</w:t>
-            </w:r>
-            <w:proofErr w:type="spellEnd"/>
-            <w:r>
-              <w:rPr>
-                <w:color w:val="1A1A1A"/>
-                <w:sz w:val="20"/>
-                <w:szCs w:val="20"/>
-              </w:rPr>
-              <w:t>)</w:t>
+            <w:r>
+              <w:rPr>
+                <w:color w:val="1A1A1A"/>
+                <w:sz w:val="20"/>
+                <w:szCs w:val="20"/>
+              </w:rPr>
+              <w:t>hasMany (user_id)</w:t>
             </w:r>
           </w:p>
         </w:tc>
@@ -8073,21 +5200,7 @@
         <w:rPr>
           <w:color w:val="1A1A1A"/>
         </w:rPr>
-        <w:t xml:space="preserve">Kapcsolati űrlap kitöltése (üzenet az </w:t>
-      </w:r>
-      <w:proofErr w:type="spellStart"/>
-      <w:r>
-        <w:rPr>
-          <w:color w:val="1A1A1A"/>
-        </w:rPr>
-        <w:t>adminnak</w:t>
-      </w:r>
-      <w:proofErr w:type="spellEnd"/>
-      <w:r>
-        <w:rPr>
-          <w:color w:val="1A1A1A"/>
-        </w:rPr>
-        <w:t>)</w:t>
+        <w:t>Kapcsolati űrlap kitöltése (üzenet az adminnak)</w:t>
       </w:r>
     </w:p>
     <w:p>
@@ -8133,15 +5246,7 @@
         <w:t>Bérlő</w:t>
       </w:r>
       <w:r>
-        <w:t xml:space="preserve"> (</w:t>
-      </w:r>
-      <w:proofErr w:type="spellStart"/>
-      <w:r>
-        <w:t>user</w:t>
-      </w:r>
-      <w:proofErr w:type="spellEnd"/>
-      <w:r>
-        <w:t xml:space="preserve"> szerepkör)</w:t>
+        <w:t xml:space="preserve"> (user szerepkör)</w:t>
       </w:r>
     </w:p>
     <w:p>
@@ -8213,15 +5318,7 @@
         <w:pStyle w:val="Cmsor2"/>
       </w:pPr>
       <w:r>
-        <w:t>5.3 Bérbeadó (</w:t>
-      </w:r>
-      <w:proofErr w:type="spellStart"/>
-      <w:r>
-        <w:t>rentalagent</w:t>
-      </w:r>
-      <w:proofErr w:type="spellEnd"/>
-      <w:r>
-        <w:t xml:space="preserve"> szerepkör)</w:t>
+        <w:t>5.3 Bérbeadó (rentalagent szerepkör)</w:t>
       </w:r>
     </w:p>
     <w:p>
@@ -8253,21 +5350,7 @@
         <w:rPr>
           <w:color w:val="1A1A1A"/>
         </w:rPr>
-        <w:t>Saját jármű képeinek kezelése URL alapon (</w:t>
-      </w:r>
-      <w:proofErr w:type="spellStart"/>
-      <w:r>
-        <w:rPr>
-          <w:color w:val="1A1A1A"/>
-        </w:rPr>
-        <w:t>max</w:t>
-      </w:r>
-      <w:proofErr w:type="spellEnd"/>
-      <w:r>
-        <w:rPr>
-          <w:color w:val="1A1A1A"/>
-        </w:rPr>
-        <w:t xml:space="preserve"> 5 kép/jármű)</w:t>
+        <w:t>Saját jármű képeinek kezelése URL alapon (max 5 kép/jármű)</w:t>
       </w:r>
     </w:p>
     <w:p>
@@ -8355,15 +5438,7 @@
         <w:pStyle w:val="Cmsor2"/>
       </w:pPr>
       <w:r>
-        <w:t>5.4 Adminisztrátor (</w:t>
-      </w:r>
-      <w:proofErr w:type="spellStart"/>
-      <w:r>
-        <w:t>admin</w:t>
-      </w:r>
-      <w:proofErr w:type="spellEnd"/>
-      <w:r>
-        <w:t xml:space="preserve"> szerepkör)</w:t>
+        <w:t>5.4 Adminisztrátor (admin szerepkör)</w:t>
       </w:r>
     </w:p>
     <w:p>
@@ -8395,24 +5470,8 @@
         <w:rPr>
           <w:color w:val="1A1A1A"/>
         </w:rPr>
-        <w:t>Járművek jóváhagyása (csak jóváhagyott jármű jelenik meg a járművek oldalon (/</w:t>
-      </w:r>
-      <w:proofErr w:type="spellStart"/>
-      <w:r>
-        <w:rPr>
-          <w:color w:val="1A1A1A"/>
-        </w:rPr>
-        <w:t>vehicles</w:t>
-      </w:r>
-      <w:proofErr w:type="spellEnd"/>
-      <w:proofErr w:type="gramStart"/>
-      <w:r>
-        <w:rPr>
-          <w:color w:val="1A1A1A"/>
-        </w:rPr>
-        <w:t>) )</w:t>
-      </w:r>
-      <w:proofErr w:type="gramEnd"/>
+        <w:t>Járművek jóváhagyása (csak jóváhagyott jármű jelenik meg a járművek oldalon (/vehicles) )</w:t>
+      </w:r>
     </w:p>
     <w:p>
       <w:pPr>
@@ -8672,7 +5731,6 @@
             </w:tcMar>
           </w:tcPr>
           <w:p>
-            <w:proofErr w:type="spellStart"/>
             <w:r>
               <w:rPr>
                 <w:b/>
@@ -8683,7 +5741,6 @@
               </w:rPr>
               <w:t>Admin</w:t>
             </w:r>
-            <w:proofErr w:type="spellEnd"/>
           </w:p>
         </w:tc>
       </w:tr>
@@ -9638,49 +6695,7 @@
         <w:rPr>
           <w:color w:val="1A1A1A"/>
         </w:rPr>
-        <w:t xml:space="preserve"> </w:t>
-      </w:r>
-      <w:proofErr w:type="spellStart"/>
-      <w:r>
-        <w:rPr>
-          <w:color w:val="1A1A1A"/>
-        </w:rPr>
-        <w:t>Authorization</w:t>
-      </w:r>
-      <w:proofErr w:type="spellEnd"/>
-      <w:r>
-        <w:rPr>
-          <w:color w:val="1A1A1A"/>
-        </w:rPr>
-        <w:t xml:space="preserve">: </w:t>
-      </w:r>
-      <w:proofErr w:type="spellStart"/>
-      <w:r>
-        <w:rPr>
-          <w:color w:val="1A1A1A"/>
-        </w:rPr>
-        <w:t>Bearer</w:t>
-      </w:r>
-      <w:proofErr w:type="spellEnd"/>
-      <w:r>
-        <w:rPr>
-          <w:color w:val="1A1A1A"/>
-        </w:rPr>
-        <w:t xml:space="preserve"> {</w:t>
-      </w:r>
-      <w:proofErr w:type="spellStart"/>
-      <w:r>
-        <w:rPr>
-          <w:color w:val="1A1A1A"/>
-        </w:rPr>
-        <w:t>token</w:t>
-      </w:r>
-      <w:proofErr w:type="spellEnd"/>
-      <w:r>
-        <w:rPr>
-          <w:color w:val="1A1A1A"/>
-        </w:rPr>
-        <w:t xml:space="preserve">} </w:t>
+        <w:t xml:space="preserve"> Authorization: Bearer {token} </w:t>
       </w:r>
       <w:r>
         <w:rPr>
@@ -9873,43 +6888,7 @@
                 <w:sz w:val="20"/>
                 <w:szCs w:val="20"/>
               </w:rPr>
-              <w:t xml:space="preserve">, </w:t>
-            </w:r>
-            <w:proofErr w:type="spellStart"/>
-            <w:r>
-              <w:rPr>
-                <w:color w:val="1A1A1A"/>
-                <w:sz w:val="20"/>
-                <w:szCs w:val="20"/>
-              </w:rPr>
-              <w:t>Sanctum</w:t>
-            </w:r>
-            <w:proofErr w:type="spellEnd"/>
-            <w:r>
-              <w:rPr>
-                <w:color w:val="1A1A1A"/>
-                <w:sz w:val="20"/>
-                <w:szCs w:val="20"/>
-              </w:rPr>
-              <w:t xml:space="preserve"> </w:t>
-            </w:r>
-            <w:proofErr w:type="spellStart"/>
-            <w:r>
-              <w:rPr>
-                <w:color w:val="1A1A1A"/>
-                <w:sz w:val="20"/>
-                <w:szCs w:val="20"/>
-              </w:rPr>
-              <w:t>token</w:t>
-            </w:r>
-            <w:proofErr w:type="spellEnd"/>
-            <w:r>
-              <w:rPr>
-                <w:color w:val="1A1A1A"/>
-                <w:sz w:val="20"/>
-                <w:szCs w:val="20"/>
-              </w:rPr>
-              <w:t xml:space="preserve"> </w:t>
+              <w:t xml:space="preserve">, Sanctum token </w:t>
             </w:r>
             <w:r>
               <w:rPr>
@@ -9963,18 +6942,8 @@
                 <w:sz w:val="20"/>
                 <w:szCs w:val="20"/>
               </w:rPr>
-              <w:t>/</w:t>
-            </w:r>
-            <w:proofErr w:type="spellStart"/>
-            <w:r>
-              <w:rPr>
-                <w:color w:val="1A1A1A"/>
-                <w:sz w:val="20"/>
-                <w:szCs w:val="20"/>
-              </w:rPr>
-              <w:t>register</w:t>
-            </w:r>
-            <w:proofErr w:type="spellEnd"/>
+              <w:t>/register</w:t>
+            </w:r>
           </w:p>
         </w:tc>
         <w:tc>
@@ -10081,18 +7050,8 @@
                 <w:sz w:val="20"/>
                 <w:szCs w:val="20"/>
               </w:rPr>
-              <w:t>/</w:t>
-            </w:r>
-            <w:proofErr w:type="spellStart"/>
-            <w:r>
-              <w:rPr>
-                <w:color w:val="1A1A1A"/>
-                <w:sz w:val="20"/>
-                <w:szCs w:val="20"/>
-              </w:rPr>
-              <w:t>vehicles</w:t>
-            </w:r>
-            <w:proofErr w:type="spellEnd"/>
+              <w:t>/vehicles</w:t>
+            </w:r>
           </w:p>
         </w:tc>
         <w:tc>
@@ -10199,43 +7158,7 @@
                 <w:sz w:val="20"/>
                 <w:szCs w:val="20"/>
               </w:rPr>
-              <w:t>/</w:t>
-            </w:r>
-            <w:proofErr w:type="spellStart"/>
-            <w:r>
-              <w:rPr>
-                <w:color w:val="1A1A1A"/>
-                <w:sz w:val="20"/>
-                <w:szCs w:val="20"/>
-              </w:rPr>
-              <w:t>vehicles</w:t>
-            </w:r>
-            <w:proofErr w:type="spellEnd"/>
-            <w:r>
-              <w:rPr>
-                <w:color w:val="1A1A1A"/>
-                <w:sz w:val="20"/>
-                <w:szCs w:val="20"/>
-              </w:rPr>
-              <w:t>/{</w:t>
-            </w:r>
-            <w:proofErr w:type="spellStart"/>
-            <w:r>
-              <w:rPr>
-                <w:color w:val="1A1A1A"/>
-                <w:sz w:val="20"/>
-                <w:szCs w:val="20"/>
-              </w:rPr>
-              <w:t>id</w:t>
-            </w:r>
-            <w:proofErr w:type="spellEnd"/>
-            <w:r>
-              <w:rPr>
-                <w:color w:val="1A1A1A"/>
-                <w:sz w:val="20"/>
-                <w:szCs w:val="20"/>
-              </w:rPr>
-              <w:t>}</w:t>
+              <w:t>/vehicles/{id}</w:t>
             </w:r>
           </w:p>
         </w:tc>
@@ -10351,18 +7274,8 @@
                 <w:sz w:val="20"/>
                 <w:szCs w:val="20"/>
               </w:rPr>
-              <w:t>/</w:t>
-            </w:r>
-            <w:proofErr w:type="spellStart"/>
-            <w:r>
-              <w:rPr>
-                <w:color w:val="1A1A1A"/>
-                <w:sz w:val="20"/>
-                <w:szCs w:val="20"/>
-              </w:rPr>
-              <w:t>contact</w:t>
-            </w:r>
-            <w:proofErr w:type="spellEnd"/>
+              <w:t>/contact</w:t>
+            </w:r>
           </w:p>
         </w:tc>
         <w:tc>
@@ -10485,23 +7398,7 @@
         <w:t>végpontok</w:t>
       </w:r>
       <w:r>
-        <w:t xml:space="preserve"> (</w:t>
-      </w:r>
-      <w:proofErr w:type="spellStart"/>
-      <w:r>
-        <w:t>Bearer</w:t>
-      </w:r>
-      <w:proofErr w:type="spellEnd"/>
-      <w:r>
-        <w:t xml:space="preserve"> </w:t>
-      </w:r>
-      <w:proofErr w:type="spellStart"/>
-      <w:r>
-        <w:t>token</w:t>
-      </w:r>
-      <w:proofErr w:type="spellEnd"/>
-      <w:r>
-        <w:t xml:space="preserve"> </w:t>
+        <w:t xml:space="preserve"> (Bearer token </w:t>
       </w:r>
       <w:r>
         <w:t>szükséges</w:t>
@@ -10545,7 +7442,6 @@
             </w:tcMar>
           </w:tcPr>
           <w:p>
-            <w:proofErr w:type="spellStart"/>
             <w:r>
               <w:rPr>
                 <w:b/>
@@ -10556,7 +7452,6 @@
               </w:rPr>
               <w:t>Metodus</w:t>
             </w:r>
-            <w:proofErr w:type="spellEnd"/>
           </w:p>
         </w:tc>
         <w:tc>
@@ -10571,7 +7466,6 @@
             </w:tcMar>
           </w:tcPr>
           <w:p>
-            <w:proofErr w:type="spellStart"/>
             <w:r>
               <w:rPr>
                 <w:b/>
@@ -10582,7 +7476,6 @@
               </w:rPr>
               <w:t>Vegpont</w:t>
             </w:r>
-            <w:proofErr w:type="spellEnd"/>
           </w:p>
         </w:tc>
         <w:tc>
@@ -10597,7 +7490,6 @@
             </w:tcMar>
           </w:tcPr>
           <w:p>
-            <w:proofErr w:type="spellStart"/>
             <w:r>
               <w:rPr>
                 <w:b/>
@@ -10608,7 +7500,6 @@
               </w:rPr>
               <w:t>Leiras</w:t>
             </w:r>
-            <w:proofErr w:type="spellEnd"/>
           </w:p>
         </w:tc>
       </w:tr>
@@ -10653,18 +7544,8 @@
                 <w:sz w:val="20"/>
                 <w:szCs w:val="20"/>
               </w:rPr>
-              <w:t>/</w:t>
-            </w:r>
-            <w:proofErr w:type="spellStart"/>
-            <w:r>
-              <w:rPr>
-                <w:color w:val="1A1A1A"/>
-                <w:sz w:val="20"/>
-                <w:szCs w:val="20"/>
-              </w:rPr>
-              <w:t>rentals</w:t>
-            </w:r>
-            <w:proofErr w:type="spellEnd"/>
+              <w:t>/rentals</w:t>
+            </w:r>
           </w:p>
         </w:tc>
         <w:tc>
@@ -10771,25 +7652,7 @@
                 <w:sz w:val="20"/>
                 <w:szCs w:val="20"/>
               </w:rPr>
-              <w:t>/</w:t>
-            </w:r>
-            <w:proofErr w:type="spellStart"/>
-            <w:r>
-              <w:rPr>
-                <w:color w:val="1A1A1A"/>
-                <w:sz w:val="20"/>
-                <w:szCs w:val="20"/>
-              </w:rPr>
-              <w:t>rentals?my</w:t>
-            </w:r>
-            <w:proofErr w:type="spellEnd"/>
-            <w:r>
-              <w:rPr>
-                <w:color w:val="1A1A1A"/>
-                <w:sz w:val="20"/>
-                <w:szCs w:val="20"/>
-              </w:rPr>
-              <w:t>=1</w:t>
+              <w:t>/rentals?my=1</w:t>
             </w:r>
           </w:p>
         </w:tc>
@@ -10905,18 +7768,8 @@
                 <w:sz w:val="20"/>
                 <w:szCs w:val="20"/>
               </w:rPr>
-              <w:t>/</w:t>
-            </w:r>
-            <w:proofErr w:type="spellStart"/>
-            <w:r>
-              <w:rPr>
-                <w:color w:val="1A1A1A"/>
-                <w:sz w:val="20"/>
-                <w:szCs w:val="20"/>
-              </w:rPr>
-              <w:t>rentals</w:t>
-            </w:r>
-            <w:proofErr w:type="spellEnd"/>
+              <w:t>/rentals</w:t>
+            </w:r>
           </w:p>
         </w:tc>
         <w:tc>
@@ -11031,43 +7884,7 @@
                 <w:sz w:val="20"/>
                 <w:szCs w:val="20"/>
               </w:rPr>
-              <w:t>/</w:t>
-            </w:r>
-            <w:proofErr w:type="spellStart"/>
-            <w:r>
-              <w:rPr>
-                <w:color w:val="1A1A1A"/>
-                <w:sz w:val="20"/>
-                <w:szCs w:val="20"/>
-              </w:rPr>
-              <w:t>rentals</w:t>
-            </w:r>
-            <w:proofErr w:type="spellEnd"/>
-            <w:r>
-              <w:rPr>
-                <w:color w:val="1A1A1A"/>
-                <w:sz w:val="20"/>
-                <w:szCs w:val="20"/>
-              </w:rPr>
-              <w:t>/{</w:t>
-            </w:r>
-            <w:proofErr w:type="spellStart"/>
-            <w:r>
-              <w:rPr>
-                <w:color w:val="1A1A1A"/>
-                <w:sz w:val="20"/>
-                <w:szCs w:val="20"/>
-              </w:rPr>
-              <w:t>id</w:t>
-            </w:r>
-            <w:proofErr w:type="spellEnd"/>
-            <w:r>
-              <w:rPr>
-                <w:color w:val="1A1A1A"/>
-                <w:sz w:val="20"/>
-                <w:szCs w:val="20"/>
-              </w:rPr>
-              <w:t>}</w:t>
+              <w:t>/rentals/{id}</w:t>
             </w:r>
           </w:p>
         </w:tc>
@@ -11167,18 +7984,8 @@
                 <w:sz w:val="20"/>
                 <w:szCs w:val="20"/>
               </w:rPr>
-              <w:t>/</w:t>
-            </w:r>
-            <w:proofErr w:type="spellStart"/>
-            <w:r>
-              <w:rPr>
-                <w:color w:val="1A1A1A"/>
-                <w:sz w:val="20"/>
-                <w:szCs w:val="20"/>
-              </w:rPr>
-              <w:t>vehicles</w:t>
-            </w:r>
-            <w:proofErr w:type="spellEnd"/>
+              <w:t>/vehicles</w:t>
+            </w:r>
           </w:p>
         </w:tc>
         <w:tc>
@@ -11261,18 +8068,8 @@
                 <w:sz w:val="20"/>
                 <w:szCs w:val="20"/>
               </w:rPr>
-              <w:t>/</w:t>
-            </w:r>
-            <w:proofErr w:type="spellStart"/>
-            <w:r>
-              <w:rPr>
-                <w:color w:val="1A1A1A"/>
-                <w:sz w:val="20"/>
-                <w:szCs w:val="20"/>
-              </w:rPr>
-              <w:t>vehicle-images</w:t>
-            </w:r>
-            <w:proofErr w:type="spellEnd"/>
+              <w:t>/vehicle-images</w:t>
+            </w:r>
           </w:p>
         </w:tc>
         <w:tc>
@@ -11355,18 +8152,8 @@
                 <w:sz w:val="20"/>
                 <w:szCs w:val="20"/>
               </w:rPr>
-              <w:t>/</w:t>
-            </w:r>
-            <w:proofErr w:type="spellStart"/>
-            <w:r>
-              <w:rPr>
-                <w:color w:val="1A1A1A"/>
-                <w:sz w:val="20"/>
-                <w:szCs w:val="20"/>
-              </w:rPr>
-              <w:t>vehicle-messages</w:t>
-            </w:r>
-            <w:proofErr w:type="spellEnd"/>
+              <w:t>/vehicle-messages</w:t>
+            </w:r>
           </w:p>
         </w:tc>
         <w:tc>
@@ -11466,54 +8253,8 @@
                 <w:sz w:val="20"/>
                 <w:szCs w:val="20"/>
               </w:rPr>
-              <w:t>/</w:t>
-            </w:r>
-            <w:proofErr w:type="spellStart"/>
-            <w:r>
-              <w:rPr>
-                <w:color w:val="1A1A1A"/>
-                <w:sz w:val="20"/>
-                <w:szCs w:val="20"/>
-              </w:rPr>
-              <w:t>vehicle-messages</w:t>
-            </w:r>
-            <w:proofErr w:type="spellEnd"/>
-            <w:r>
-              <w:rPr>
-                <w:color w:val="1A1A1A"/>
-                <w:sz w:val="20"/>
-                <w:szCs w:val="20"/>
-              </w:rPr>
-              <w:t>/{</w:t>
-            </w:r>
-            <w:proofErr w:type="spellStart"/>
-            <w:r>
-              <w:rPr>
-                <w:color w:val="1A1A1A"/>
-                <w:sz w:val="20"/>
-                <w:szCs w:val="20"/>
-              </w:rPr>
-              <w:t>id</w:t>
-            </w:r>
-            <w:proofErr w:type="spellEnd"/>
-            <w:r>
-              <w:rPr>
-                <w:color w:val="1A1A1A"/>
-                <w:sz w:val="20"/>
-                <w:szCs w:val="20"/>
-              </w:rPr>
-              <w:t>}/</w:t>
-            </w:r>
-            <w:proofErr w:type="spellStart"/>
-            <w:r>
-              <w:rPr>
-                <w:color w:val="1A1A1A"/>
-                <w:sz w:val="20"/>
-                <w:szCs w:val="20"/>
-              </w:rPr>
-              <w:t>read</w:t>
-            </w:r>
-            <w:proofErr w:type="spellEnd"/>
+              <w:t>/vehicle-messages/{id}/read</w:t>
+            </w:r>
           </w:p>
         </w:tc>
         <w:tc>
@@ -11596,18 +8337,8 @@
                 <w:sz w:val="20"/>
                 <w:szCs w:val="20"/>
               </w:rPr>
-              <w:t>/</w:t>
-            </w:r>
-            <w:proofErr w:type="spellStart"/>
-            <w:r>
-              <w:rPr>
-                <w:color w:val="1A1A1A"/>
-                <w:sz w:val="20"/>
-                <w:szCs w:val="20"/>
-              </w:rPr>
-              <w:t>users</w:t>
-            </w:r>
-            <w:proofErr w:type="spellEnd"/>
+              <w:t>/users</w:t>
+            </w:r>
           </w:p>
         </w:tc>
         <w:tc>
@@ -11652,25 +8383,7 @@
                 <w:sz w:val="20"/>
                 <w:szCs w:val="20"/>
               </w:rPr>
-              <w:t xml:space="preserve"> (</w:t>
-            </w:r>
-            <w:proofErr w:type="spellStart"/>
-            <w:r>
-              <w:rPr>
-                <w:color w:val="1A1A1A"/>
-                <w:sz w:val="20"/>
-                <w:szCs w:val="20"/>
-              </w:rPr>
-              <w:t>admin</w:t>
-            </w:r>
-            <w:proofErr w:type="spellEnd"/>
-            <w:r>
-              <w:rPr>
-                <w:color w:val="1A1A1A"/>
-                <w:sz w:val="20"/>
-                <w:szCs w:val="20"/>
-              </w:rPr>
-              <w:t>)</w:t>
+              <w:t xml:space="preserve"> (admin)</w:t>
             </w:r>
           </w:p>
         </w:tc>
@@ -11716,18 +8429,8 @@
                 <w:sz w:val="20"/>
                 <w:szCs w:val="20"/>
               </w:rPr>
-              <w:t>/</w:t>
-            </w:r>
-            <w:proofErr w:type="spellStart"/>
-            <w:r>
-              <w:rPr>
-                <w:color w:val="1A1A1A"/>
-                <w:sz w:val="20"/>
-                <w:szCs w:val="20"/>
-              </w:rPr>
-              <w:t>rentalagent-applications</w:t>
-            </w:r>
-            <w:proofErr w:type="spellEnd"/>
+              <w:t>/rentalagent-applications</w:t>
+            </w:r>
           </w:p>
         </w:tc>
         <w:tc>
@@ -11810,54 +8513,8 @@
                 <w:sz w:val="20"/>
                 <w:szCs w:val="20"/>
               </w:rPr>
-              <w:t>/</w:t>
-            </w:r>
-            <w:proofErr w:type="spellStart"/>
-            <w:r>
-              <w:rPr>
-                <w:color w:val="1A1A1A"/>
-                <w:sz w:val="20"/>
-                <w:szCs w:val="20"/>
-              </w:rPr>
-              <w:t>rentalagent-applications</w:t>
-            </w:r>
-            <w:proofErr w:type="spellEnd"/>
-            <w:r>
-              <w:rPr>
-                <w:color w:val="1A1A1A"/>
-                <w:sz w:val="20"/>
-                <w:szCs w:val="20"/>
-              </w:rPr>
-              <w:t>/{</w:t>
-            </w:r>
-            <w:proofErr w:type="spellStart"/>
-            <w:r>
-              <w:rPr>
-                <w:color w:val="1A1A1A"/>
-                <w:sz w:val="20"/>
-                <w:szCs w:val="20"/>
-              </w:rPr>
-              <w:t>id</w:t>
-            </w:r>
-            <w:proofErr w:type="spellEnd"/>
-            <w:r>
-              <w:rPr>
-                <w:color w:val="1A1A1A"/>
-                <w:sz w:val="20"/>
-                <w:szCs w:val="20"/>
-              </w:rPr>
-              <w:t>}/</w:t>
-            </w:r>
-            <w:proofErr w:type="spellStart"/>
-            <w:r>
-              <w:rPr>
-                <w:color w:val="1A1A1A"/>
-                <w:sz w:val="20"/>
-                <w:szCs w:val="20"/>
-              </w:rPr>
-              <w:t>approve</w:t>
-            </w:r>
-            <w:proofErr w:type="spellEnd"/>
+              <w:t>/rentalagent-applications/{id}/approve</w:t>
+            </w:r>
           </w:p>
         </w:tc>
         <w:tc>
@@ -11894,25 +8551,7 @@
                 <w:sz w:val="20"/>
                 <w:szCs w:val="20"/>
               </w:rPr>
-              <w:t xml:space="preserve"> (</w:t>
-            </w:r>
-            <w:proofErr w:type="spellStart"/>
-            <w:r>
-              <w:rPr>
-                <w:color w:val="1A1A1A"/>
-                <w:sz w:val="20"/>
-                <w:szCs w:val="20"/>
-              </w:rPr>
-              <w:t>admin</w:t>
-            </w:r>
-            <w:proofErr w:type="spellEnd"/>
-            <w:r>
-              <w:rPr>
-                <w:color w:val="1A1A1A"/>
-                <w:sz w:val="20"/>
-                <w:szCs w:val="20"/>
-              </w:rPr>
-              <w:t>)</w:t>
+              <w:t xml:space="preserve"> (admin)</w:t>
             </w:r>
           </w:p>
         </w:tc>
@@ -11958,54 +8597,8 @@
                 <w:sz w:val="20"/>
                 <w:szCs w:val="20"/>
               </w:rPr>
-              <w:t>/</w:t>
-            </w:r>
-            <w:proofErr w:type="spellStart"/>
-            <w:r>
-              <w:rPr>
-                <w:color w:val="1A1A1A"/>
-                <w:sz w:val="20"/>
-                <w:szCs w:val="20"/>
-              </w:rPr>
-              <w:t>rentalagent-applications</w:t>
-            </w:r>
-            <w:proofErr w:type="spellEnd"/>
-            <w:r>
-              <w:rPr>
-                <w:color w:val="1A1A1A"/>
-                <w:sz w:val="20"/>
-                <w:szCs w:val="20"/>
-              </w:rPr>
-              <w:t>/{</w:t>
-            </w:r>
-            <w:proofErr w:type="spellStart"/>
-            <w:r>
-              <w:rPr>
-                <w:color w:val="1A1A1A"/>
-                <w:sz w:val="20"/>
-                <w:szCs w:val="20"/>
-              </w:rPr>
-              <w:t>id</w:t>
-            </w:r>
-            <w:proofErr w:type="spellEnd"/>
-            <w:r>
-              <w:rPr>
-                <w:color w:val="1A1A1A"/>
-                <w:sz w:val="20"/>
-                <w:szCs w:val="20"/>
-              </w:rPr>
-              <w:t>}/</w:t>
-            </w:r>
-            <w:proofErr w:type="spellStart"/>
-            <w:r>
-              <w:rPr>
-                <w:color w:val="1A1A1A"/>
-                <w:sz w:val="20"/>
-                <w:szCs w:val="20"/>
-              </w:rPr>
-              <w:t>reject</w:t>
-            </w:r>
-            <w:proofErr w:type="spellEnd"/>
+              <w:t>/rentalagent-applications/{id}/reject</w:t>
+            </w:r>
           </w:p>
         </w:tc>
         <w:tc>
@@ -12042,25 +8635,7 @@
                 <w:sz w:val="20"/>
                 <w:szCs w:val="20"/>
               </w:rPr>
-              <w:t xml:space="preserve"> (</w:t>
-            </w:r>
-            <w:proofErr w:type="spellStart"/>
-            <w:r>
-              <w:rPr>
-                <w:color w:val="1A1A1A"/>
-                <w:sz w:val="20"/>
-                <w:szCs w:val="20"/>
-              </w:rPr>
-              <w:t>admin</w:t>
-            </w:r>
-            <w:proofErr w:type="spellEnd"/>
-            <w:r>
-              <w:rPr>
-                <w:color w:val="1A1A1A"/>
-                <w:sz w:val="20"/>
-                <w:szCs w:val="20"/>
-              </w:rPr>
-              <w:t>)</w:t>
+              <w:t xml:space="preserve"> (admin)</w:t>
             </w:r>
           </w:p>
         </w:tc>
@@ -12106,18 +8681,8 @@
                 <w:sz w:val="20"/>
                 <w:szCs w:val="20"/>
               </w:rPr>
-              <w:t>/</w:t>
-            </w:r>
-            <w:proofErr w:type="spellStart"/>
-            <w:r>
-              <w:rPr>
-                <w:color w:val="1A1A1A"/>
-                <w:sz w:val="20"/>
-                <w:szCs w:val="20"/>
-              </w:rPr>
-              <w:t>contact-messages</w:t>
-            </w:r>
-            <w:proofErr w:type="spellEnd"/>
+              <w:t>/contact-messages</w:t>
+            </w:r>
           </w:p>
         </w:tc>
         <w:tc>
@@ -12154,25 +8719,7 @@
                 <w:sz w:val="20"/>
                 <w:szCs w:val="20"/>
               </w:rPr>
-              <w:t xml:space="preserve"> (</w:t>
-            </w:r>
-            <w:proofErr w:type="spellStart"/>
-            <w:r>
-              <w:rPr>
-                <w:color w:val="1A1A1A"/>
-                <w:sz w:val="20"/>
-                <w:szCs w:val="20"/>
-              </w:rPr>
-              <w:t>admin</w:t>
-            </w:r>
-            <w:proofErr w:type="spellEnd"/>
-            <w:r>
-              <w:rPr>
-                <w:color w:val="1A1A1A"/>
-                <w:sz w:val="20"/>
-                <w:szCs w:val="20"/>
-              </w:rPr>
-              <w:t>)</w:t>
+              <w:t xml:space="preserve"> (admin)</w:t>
             </w:r>
           </w:p>
         </w:tc>
@@ -12197,21 +8744,13 @@
       </w:pPr>
       <w:r>
         <w:lastRenderedPageBreak/>
-        <w:t xml:space="preserve">7. </w:t>
-      </w:r>
-      <w:proofErr w:type="spellStart"/>
-      <w:r>
-        <w:t>Telep</w:t>
+        <w:t>7. Telep</w:t>
       </w:r>
       <w:r>
         <w:t>í</w:t>
       </w:r>
       <w:r>
-        <w:t>tesi</w:t>
-      </w:r>
-      <w:proofErr w:type="spellEnd"/>
-      <w:r>
-        <w:t xml:space="preserve"> </w:t>
+        <w:t xml:space="preserve">tesi </w:t>
       </w:r>
       <w:r>
         <w:t>útmutató</w:t>
@@ -12241,35 +8780,7 @@
         <w:rPr>
           <w:color w:val="1A1A1A"/>
         </w:rPr>
-        <w:t xml:space="preserve">XAMPP (PHP 8.3+, </w:t>
-      </w:r>
-      <w:proofErr w:type="spellStart"/>
-      <w:r>
-        <w:rPr>
-          <w:color w:val="1A1A1A"/>
-        </w:rPr>
-        <w:t>MySQL</w:t>
-      </w:r>
-      <w:proofErr w:type="spellEnd"/>
-      <w:r>
-        <w:rPr>
-          <w:color w:val="1A1A1A"/>
-        </w:rPr>
-        <w:t xml:space="preserve"> 8.x, </w:t>
-      </w:r>
-      <w:proofErr w:type="spellStart"/>
-      <w:r>
-        <w:rPr>
-          <w:color w:val="1A1A1A"/>
-        </w:rPr>
-        <w:t>Apache</w:t>
-      </w:r>
-      <w:proofErr w:type="spellEnd"/>
-      <w:r>
-        <w:rPr>
-          <w:color w:val="1A1A1A"/>
-        </w:rPr>
-        <w:t>)</w:t>
+        <w:t>XAMPP (PHP 8.3+, MySQL 8.x, Apache)</w:t>
       </w:r>
     </w:p>
     <w:p>
@@ -12297,21 +8808,7 @@
         <w:rPr>
           <w:color w:val="1A1A1A"/>
         </w:rPr>
-        <w:t xml:space="preserve"> </w:t>
-      </w:r>
-      <w:proofErr w:type="spellStart"/>
-      <w:r>
-        <w:rPr>
-          <w:color w:val="1A1A1A"/>
-        </w:rPr>
-        <w:t>npm</w:t>
-      </w:r>
-      <w:proofErr w:type="spellEnd"/>
-      <w:r>
-        <w:rPr>
-          <w:color w:val="1A1A1A"/>
-        </w:rPr>
-        <w:t xml:space="preserve"> </w:t>
+        <w:t xml:space="preserve"> npm </w:t>
       </w:r>
       <w:r>
         <w:rPr>
@@ -12329,19 +8826,11 @@
         </w:numPr>
         <w:spacing w:before="40" w:after="40"/>
       </w:pPr>
-      <w:proofErr w:type="spellStart"/>
-      <w:r>
-        <w:rPr>
-          <w:color w:val="1A1A1A"/>
-        </w:rPr>
-        <w:t>Composer</w:t>
-      </w:r>
-      <w:proofErr w:type="spellEnd"/>
-      <w:r>
-        <w:rPr>
-          <w:color w:val="1A1A1A"/>
-        </w:rPr>
-        <w:t xml:space="preserve"> (PHP </w:t>
+      <w:r>
+        <w:rPr>
+          <w:color w:val="1A1A1A"/>
+        </w:rPr>
+        <w:t xml:space="preserve">Composer (PHP </w:t>
       </w:r>
       <w:r>
         <w:rPr>
@@ -12361,15 +8850,7 @@
         <w:pStyle w:val="Cmsor2"/>
       </w:pPr>
       <w:r>
-        <w:t>7.2 Backend (</w:t>
-      </w:r>
-      <w:proofErr w:type="spellStart"/>
-      <w:r>
-        <w:t>Laravel</w:t>
-      </w:r>
-      <w:proofErr w:type="spellEnd"/>
-      <w:r>
-        <w:t xml:space="preserve">) </w:t>
+        <w:t xml:space="preserve">7.2 Backend (Laravel) </w:t>
       </w:r>
       <w:r>
         <w:t>telepítése</w:t>
@@ -12431,30 +8912,8 @@
         <w:rPr>
           <w:color w:val="1A1A1A"/>
         </w:rPr>
-        <w:t xml:space="preserve">   cd backend &amp;&amp; </w:t>
-      </w:r>
-      <w:proofErr w:type="spellStart"/>
-      <w:r>
-        <w:rPr>
-          <w:color w:val="1A1A1A"/>
-        </w:rPr>
-        <w:t>composer</w:t>
-      </w:r>
-      <w:proofErr w:type="spellEnd"/>
-      <w:r>
-        <w:rPr>
-          <w:color w:val="1A1A1A"/>
-        </w:rPr>
-        <w:t xml:space="preserve"> </w:t>
-      </w:r>
-      <w:proofErr w:type="spellStart"/>
-      <w:r>
-        <w:rPr>
-          <w:color w:val="1A1A1A"/>
-        </w:rPr>
-        <w:t>install</w:t>
-      </w:r>
-      <w:proofErr w:type="spellEnd"/>
+        <w:t xml:space="preserve">   cd backend &amp;&amp; composer install</w:t>
+      </w:r>
     </w:p>
     <w:p>
       <w:pPr>
@@ -12498,52 +8957,8 @@
         <w:rPr>
           <w:color w:val="1A1A1A"/>
         </w:rPr>
-        <w:t xml:space="preserve">   </w:t>
-      </w:r>
-      <w:proofErr w:type="spellStart"/>
-      <w:proofErr w:type="gramStart"/>
-      <w:r>
-        <w:rPr>
-          <w:color w:val="1A1A1A"/>
-        </w:rPr>
-        <w:t>cp</w:t>
-      </w:r>
-      <w:proofErr w:type="spellEnd"/>
-      <w:r>
-        <w:rPr>
-          <w:color w:val="1A1A1A"/>
-        </w:rPr>
-        <w:t xml:space="preserve"> .</w:t>
-      </w:r>
-      <w:proofErr w:type="spellStart"/>
-      <w:r>
-        <w:rPr>
-          <w:color w:val="1A1A1A"/>
-        </w:rPr>
-        <w:t>env</w:t>
-      </w:r>
-      <w:proofErr w:type="gramEnd"/>
-      <w:r>
-        <w:rPr>
-          <w:color w:val="1A1A1A"/>
-        </w:rPr>
-        <w:t>.example</w:t>
-      </w:r>
-      <w:proofErr w:type="spellEnd"/>
-      <w:r>
-        <w:rPr>
-          <w:color w:val="1A1A1A"/>
-        </w:rPr>
-        <w:t xml:space="preserve"> .</w:t>
-      </w:r>
-      <w:proofErr w:type="spellStart"/>
-      <w:r>
-        <w:rPr>
-          <w:color w:val="1A1A1A"/>
-        </w:rPr>
-        <w:t>env</w:t>
-      </w:r>
-      <w:proofErr w:type="spellEnd"/>
+        <w:t xml:space="preserve">   cp .env.example .env</w:t>
+      </w:r>
     </w:p>
     <w:p>
       <w:pPr>
@@ -12556,32 +8971,8 @@
         <w:rPr>
           <w:color w:val="1A1A1A"/>
         </w:rPr>
-        <w:t xml:space="preserve">   php </w:t>
-      </w:r>
-      <w:proofErr w:type="spellStart"/>
-      <w:r>
-        <w:rPr>
-          <w:color w:val="1A1A1A"/>
-        </w:rPr>
-        <w:t>artisan</w:t>
-      </w:r>
-      <w:proofErr w:type="spellEnd"/>
-      <w:r>
-        <w:rPr>
-          <w:color w:val="1A1A1A"/>
-        </w:rPr>
-        <w:t xml:space="preserve"> </w:t>
-      </w:r>
-      <w:proofErr w:type="spellStart"/>
-      <w:proofErr w:type="gramStart"/>
-      <w:r>
-        <w:rPr>
-          <w:color w:val="1A1A1A"/>
-        </w:rPr>
-        <w:t>key:generate</w:t>
-      </w:r>
-      <w:proofErr w:type="spellEnd"/>
-      <w:proofErr w:type="gramEnd"/>
+        <w:t xml:space="preserve">   php artisan key:generate</w:t>
+      </w:r>
     </w:p>
     <w:p>
       <w:pPr>
@@ -12592,33 +8983,13 @@
       <w:pPr>
         <w:spacing w:before="60" w:after="100"/>
       </w:pPr>
-      <w:proofErr w:type="gramStart"/>
       <w:r>
         <w:rPr>
           <w:b/>
           <w:bCs/>
           <w:color w:val="1A1A1A"/>
         </w:rPr>
-        <w:t>3. .</w:t>
-      </w:r>
-      <w:proofErr w:type="spellStart"/>
-      <w:r>
-        <w:rPr>
-          <w:b/>
-          <w:bCs/>
-          <w:color w:val="1A1A1A"/>
-        </w:rPr>
-        <w:t>env</w:t>
-      </w:r>
-      <w:proofErr w:type="spellEnd"/>
-      <w:proofErr w:type="gramEnd"/>
-      <w:r>
-        <w:rPr>
-          <w:b/>
-          <w:bCs/>
-          <w:color w:val="1A1A1A"/>
-        </w:rPr>
-        <w:t xml:space="preserve"> </w:t>
+        <w:t xml:space="preserve">3. .env </w:t>
       </w:r>
       <w:r>
         <w:rPr>
@@ -12666,16 +9037,8 @@
         <w:rPr>
           <w:color w:val="1A1A1A"/>
         </w:rPr>
-        <w:t>DB_CONNECTION=</w:t>
-      </w:r>
-      <w:proofErr w:type="spellStart"/>
-      <w:r>
-        <w:rPr>
-          <w:color w:val="1A1A1A"/>
-        </w:rPr>
-        <w:t>mysql</w:t>
-      </w:r>
-      <w:proofErr w:type="spellEnd"/>
+        <w:t>DB_CONNECTION=mysql</w:t>
+      </w:r>
     </w:p>
     <w:p>
       <w:pPr>
@@ -12722,16 +9085,8 @@
         <w:rPr>
           <w:color w:val="1A1A1A"/>
         </w:rPr>
-        <w:t>DB_DATABASE=</w:t>
-      </w:r>
-      <w:proofErr w:type="spellStart"/>
-      <w:r>
-        <w:rPr>
-          <w:color w:val="1A1A1A"/>
-        </w:rPr>
-        <w:t>carrentalpro_db</w:t>
-      </w:r>
-      <w:proofErr w:type="spellEnd"/>
+        <w:t>DB_DATABASE=carrentalpro_db</w:t>
+      </w:r>
     </w:p>
     <w:p>
       <w:pPr>
@@ -12746,16 +9101,8 @@
         <w:rPr>
           <w:color w:val="1A1A1A"/>
         </w:rPr>
-        <w:t>DB_USERNAME=</w:t>
-      </w:r>
-      <w:proofErr w:type="spellStart"/>
-      <w:r>
-        <w:rPr>
-          <w:color w:val="1A1A1A"/>
-        </w:rPr>
-        <w:t>root</w:t>
-      </w:r>
-      <w:proofErr w:type="spellEnd"/>
+        <w:t>DB_USERNAME=root</w:t>
+      </w:r>
     </w:p>
     <w:p>
       <w:pPr>
@@ -12836,21 +9183,7 @@
         <w:rPr>
           <w:color w:val="1A1A1A"/>
         </w:rPr>
-        <w:t xml:space="preserve">   </w:t>
-      </w:r>
-      <w:proofErr w:type="spellStart"/>
-      <w:r>
-        <w:rPr>
-          <w:color w:val="1A1A1A"/>
-        </w:rPr>
-        <w:t>phpMyAdmin</w:t>
-      </w:r>
-      <w:proofErr w:type="spellEnd"/>
-      <w:r>
-        <w:rPr>
-          <w:color w:val="1A1A1A"/>
-        </w:rPr>
-        <w:t xml:space="preserve">-ban </w:t>
+        <w:t xml:space="preserve">   phpMyAdmin-ban </w:t>
       </w:r>
       <w:r>
         <w:rPr>
@@ -12886,16 +9219,8 @@
         <w:rPr>
           <w:color w:val="1A1A1A"/>
         </w:rPr>
-        <w:t xml:space="preserve">: </w:t>
-      </w:r>
-      <w:proofErr w:type="spellStart"/>
-      <w:r>
-        <w:rPr>
-          <w:color w:val="1A1A1A"/>
-        </w:rPr>
-        <w:t>carrentalpro_db</w:t>
-      </w:r>
-      <w:proofErr w:type="spellEnd"/>
+        <w:t>: carrentalpro_db</w:t>
+      </w:r>
     </w:p>
     <w:p>
       <w:pPr>
@@ -12920,16 +9245,26 @@
         <w:rPr>
           <w:color w:val="1A1A1A"/>
         </w:rPr>
+        <w:t xml:space="preserve"> carrentalpro_db.sql </w:t>
+      </w:r>
+      <w:r>
+        <w:rPr>
+          <w:color w:val="1A1A1A"/>
+        </w:rPr>
+        <w:t>fájl</w:t>
+      </w:r>
+      <w:r>
+        <w:rPr>
+          <w:color w:val="1A1A1A"/>
+        </w:rPr>
         <w:t xml:space="preserve"> </w:t>
       </w:r>
-      <w:proofErr w:type="spellStart"/>
-      <w:r>
-        <w:rPr>
-          <w:color w:val="1A1A1A"/>
-        </w:rPr>
-        <w:t>carrentalpro_db.sql</w:t>
-      </w:r>
-      <w:proofErr w:type="spellEnd"/>
+      <w:r>
+        <w:rPr>
+          <w:color w:val="1A1A1A"/>
+        </w:rPr>
+        <w:t>kiválasztása</w:t>
+      </w:r>
       <w:r>
         <w:rPr>
           <w:color w:val="1A1A1A"/>
@@ -12940,34 +9275,8 @@
         <w:rPr>
           <w:color w:val="1A1A1A"/>
         </w:rPr>
-        <w:t>fájl</w:t>
-      </w:r>
-      <w:r>
-        <w:rPr>
-          <w:color w:val="1A1A1A"/>
-        </w:rPr>
-        <w:t xml:space="preserve"> </w:t>
-      </w:r>
-      <w:proofErr w:type="gramStart"/>
-      <w:r>
-        <w:rPr>
-          <w:color w:val="1A1A1A"/>
-        </w:rPr>
-        <w:t>kiválasztása</w:t>
-      </w:r>
-      <w:r>
-        <w:rPr>
-          <w:color w:val="1A1A1A"/>
-        </w:rPr>
-        <w:t xml:space="preserve"> </w:t>
-      </w:r>
-      <w:r>
-        <w:rPr>
-          <w:color w:val="1A1A1A"/>
-        </w:rPr>
         <w:t xml:space="preserve"> -</w:t>
       </w:r>
-      <w:proofErr w:type="gramEnd"/>
       <w:r>
         <w:rPr>
           <w:color w:val="1A1A1A"/>
@@ -13030,30 +9339,8 @@
         <w:rPr>
           <w:color w:val="1A1A1A"/>
         </w:rPr>
-        <w:t xml:space="preserve">   php </w:t>
-      </w:r>
-      <w:proofErr w:type="spellStart"/>
-      <w:r>
-        <w:rPr>
-          <w:color w:val="1A1A1A"/>
-        </w:rPr>
-        <w:t>artisan</w:t>
-      </w:r>
-      <w:proofErr w:type="spellEnd"/>
-      <w:r>
-        <w:rPr>
-          <w:color w:val="1A1A1A"/>
-        </w:rPr>
-        <w:t xml:space="preserve"> </w:t>
-      </w:r>
-      <w:proofErr w:type="spellStart"/>
-      <w:r>
-        <w:rPr>
-          <w:color w:val="1A1A1A"/>
-        </w:rPr>
-        <w:t>serve</w:t>
-      </w:r>
-      <w:proofErr w:type="spellEnd"/>
+        <w:t xml:space="preserve">   php artisan serve</w:t>
+      </w:r>
     </w:p>
     <w:p>
       <w:pPr>
@@ -13142,16 +9429,8 @@
         <w:rPr>
           <w:color w:val="1A1A1A"/>
         </w:rPr>
-        <w:t xml:space="preserve">   cd frontend/</w:t>
-      </w:r>
-      <w:proofErr w:type="spellStart"/>
-      <w:r>
-        <w:rPr>
-          <w:color w:val="1A1A1A"/>
-        </w:rPr>
-        <w:t>carrental_frontend</w:t>
-      </w:r>
-      <w:proofErr w:type="spellEnd"/>
+        <w:t xml:space="preserve">   cd frontend/carrental_frontend</w:t>
+      </w:r>
     </w:p>
     <w:p>
       <w:pPr>
@@ -13161,30 +9440,8 @@
         <w:rPr>
           <w:color w:val="1A1A1A"/>
         </w:rPr>
-        <w:t xml:space="preserve">   </w:t>
-      </w:r>
-      <w:proofErr w:type="spellStart"/>
-      <w:r>
-        <w:rPr>
-          <w:color w:val="1A1A1A"/>
-        </w:rPr>
-        <w:t>npm</w:t>
-      </w:r>
-      <w:proofErr w:type="spellEnd"/>
-      <w:r>
-        <w:rPr>
-          <w:color w:val="1A1A1A"/>
-        </w:rPr>
-        <w:t xml:space="preserve"> </w:t>
-      </w:r>
-      <w:proofErr w:type="spellStart"/>
-      <w:r>
-        <w:rPr>
-          <w:color w:val="1A1A1A"/>
-        </w:rPr>
-        <w:t>install</w:t>
-      </w:r>
-      <w:proofErr w:type="spellEnd"/>
+        <w:t xml:space="preserve">   npm install</w:t>
+      </w:r>
     </w:p>
     <w:p>
       <w:pPr>
@@ -13223,44 +9480,8 @@
         <w:rPr>
           <w:color w:val="1A1A1A"/>
         </w:rPr>
-        <w:t xml:space="preserve">   </w:t>
-      </w:r>
-      <w:proofErr w:type="spellStart"/>
-      <w:r>
-        <w:rPr>
-          <w:color w:val="1A1A1A"/>
-        </w:rPr>
-        <w:t>npm</w:t>
-      </w:r>
-      <w:proofErr w:type="spellEnd"/>
-      <w:r>
-        <w:rPr>
-          <w:color w:val="1A1A1A"/>
-        </w:rPr>
-        <w:t xml:space="preserve"> </w:t>
-      </w:r>
-      <w:proofErr w:type="spellStart"/>
-      <w:r>
-        <w:rPr>
-          <w:color w:val="1A1A1A"/>
-        </w:rPr>
-        <w:t>run</w:t>
-      </w:r>
-      <w:proofErr w:type="spellEnd"/>
-      <w:r>
-        <w:rPr>
-          <w:color w:val="1A1A1A"/>
-        </w:rPr>
-        <w:t xml:space="preserve"> </w:t>
-      </w:r>
-      <w:proofErr w:type="spellStart"/>
-      <w:r>
-        <w:rPr>
-          <w:color w:val="1A1A1A"/>
-        </w:rPr>
-        <w:t>dev</w:t>
-      </w:r>
-      <w:proofErr w:type="spellEnd"/>
+        <w:t xml:space="preserve">   npm run dev</w:t>
+      </w:r>
     </w:p>
     <w:p>
       <w:pPr>
@@ -13375,35 +9596,7 @@
         <w:rPr>
           <w:color w:val="1A1A1A"/>
         </w:rPr>
-        <w:t xml:space="preserve"> </w:t>
-      </w:r>
-      <w:proofErr w:type="spellStart"/>
-      <w:r>
-        <w:rPr>
-          <w:color w:val="1A1A1A"/>
-        </w:rPr>
-        <w:t>jelszava</w:t>
-      </w:r>
-      <w:proofErr w:type="spellEnd"/>
-      <w:r>
-        <w:rPr>
-          <w:color w:val="1A1A1A"/>
-        </w:rPr>
-        <w:t xml:space="preserve">: </w:t>
-      </w:r>
-      <w:proofErr w:type="spellStart"/>
-      <w:r>
-        <w:rPr>
-          <w:color w:val="1A1A1A"/>
-        </w:rPr>
-        <w:t>password</w:t>
-      </w:r>
-      <w:proofErr w:type="spellEnd"/>
-      <w:r>
-        <w:rPr>
-          <w:color w:val="1A1A1A"/>
-        </w:rPr>
-        <w:t>.</w:t>
+        <w:t xml:space="preserve"> jelszava: password.</w:t>
       </w:r>
     </w:p>
     <w:p>
@@ -13555,7 +9748,6 @@
             </w:tcMar>
           </w:tcPr>
           <w:p>
-            <w:proofErr w:type="spellStart"/>
             <w:r>
               <w:rPr>
                 <w:color w:val="1A1A1A"/>
@@ -13564,7 +9756,6 @@
               </w:rPr>
               <w:t>Adminisztrator</w:t>
             </w:r>
-            <w:proofErr w:type="spellEnd"/>
           </w:p>
         </w:tc>
         <w:tc>
@@ -13601,7 +9792,6 @@
             </w:tcMar>
           </w:tcPr>
           <w:p>
-            <w:proofErr w:type="spellStart"/>
             <w:r>
               <w:rPr>
                 <w:color w:val="1A1A1A"/>
@@ -13610,7 +9800,6 @@
               </w:rPr>
               <w:t>password</w:t>
             </w:r>
-            <w:proofErr w:type="spellEnd"/>
           </w:p>
         </w:tc>
         <w:tc>
@@ -13657,7 +9846,6 @@
             </w:tcMar>
           </w:tcPr>
           <w:p>
-            <w:proofErr w:type="spellStart"/>
             <w:r>
               <w:rPr>
                 <w:color w:val="1A1A1A"/>
@@ -13666,7 +9854,6 @@
               </w:rPr>
               <w:t>Berbeado</w:t>
             </w:r>
-            <w:proofErr w:type="spellEnd"/>
           </w:p>
         </w:tc>
         <w:tc>
@@ -13703,7 +9890,6 @@
             </w:tcMar>
           </w:tcPr>
           <w:p>
-            <w:proofErr w:type="spellStart"/>
             <w:r>
               <w:rPr>
                 <w:color w:val="1A1A1A"/>
@@ -13712,7 +9898,6 @@
               </w:rPr>
               <w:t>password</w:t>
             </w:r>
-            <w:proofErr w:type="spellEnd"/>
           </w:p>
         </w:tc>
         <w:tc>
@@ -13751,7 +9936,6 @@
             </w:tcMar>
           </w:tcPr>
           <w:p>
-            <w:proofErr w:type="spellStart"/>
             <w:r>
               <w:rPr>
                 <w:color w:val="1A1A1A"/>
@@ -13760,7 +9944,6 @@
               </w:rPr>
               <w:t>Berbeado</w:t>
             </w:r>
-            <w:proofErr w:type="spellEnd"/>
           </w:p>
         </w:tc>
         <w:tc>
@@ -13797,7 +9980,6 @@
             </w:tcMar>
           </w:tcPr>
           <w:p>
-            <w:proofErr w:type="spellStart"/>
             <w:r>
               <w:rPr>
                 <w:color w:val="1A1A1A"/>
@@ -13806,7 +9988,6 @@
               </w:rPr>
               <w:t>password</w:t>
             </w:r>
-            <w:proofErr w:type="spellEnd"/>
           </w:p>
         </w:tc>
         <w:tc>
@@ -13845,7 +10026,6 @@
             </w:tcMar>
           </w:tcPr>
           <w:p>
-            <w:proofErr w:type="spellStart"/>
             <w:r>
               <w:rPr>
                 <w:color w:val="1A1A1A"/>
@@ -13854,7 +10034,6 @@
               </w:rPr>
               <w:t>Berlő</w:t>
             </w:r>
-            <w:proofErr w:type="spellEnd"/>
           </w:p>
         </w:tc>
         <w:tc>
@@ -13891,7 +10070,6 @@
             </w:tcMar>
           </w:tcPr>
           <w:p>
-            <w:proofErr w:type="spellStart"/>
             <w:r>
               <w:rPr>
                 <w:color w:val="1A1A1A"/>
@@ -13900,7 +10078,6 @@
               </w:rPr>
               <w:t>password</w:t>
             </w:r>
-            <w:proofErr w:type="spellEnd"/>
           </w:p>
         </w:tc>
         <w:tc>
@@ -14070,11 +10247,9 @@
       <w:r>
         <w:t xml:space="preserve">9.1 </w:t>
       </w:r>
-      <w:proofErr w:type="spellStart"/>
       <w:r>
         <w:t>Autentikációs</w:t>
       </w:r>
-      <w:proofErr w:type="spellEnd"/>
       <w:r>
         <w:t xml:space="preserve"> tesztek</w:t>
       </w:r>
@@ -14273,7 +10448,6 @@
               </w:rPr>
               <w:t xml:space="preserve">Helyes adatokkal </w:t>
             </w:r>
-            <w:proofErr w:type="spellStart"/>
             <w:r>
               <w:rPr>
                 <w:color w:val="1A1A1A"/>
@@ -14282,32 +10456,13 @@
               </w:rPr>
               <w:t>bejelentezés</w:t>
             </w:r>
-            <w:proofErr w:type="spellEnd"/>
-            <w:r>
-              <w:rPr>
-                <w:color w:val="1A1A1A"/>
-                <w:sz w:val="20"/>
-                <w:szCs w:val="20"/>
-              </w:rPr>
-              <w:t xml:space="preserve"> (admin@car.hu / </w:t>
-            </w:r>
-            <w:proofErr w:type="spellStart"/>
-            <w:r>
-              <w:rPr>
-                <w:color w:val="1A1A1A"/>
-                <w:sz w:val="20"/>
-                <w:szCs w:val="20"/>
-              </w:rPr>
-              <w:t>password</w:t>
-            </w:r>
-            <w:proofErr w:type="spellEnd"/>
-            <w:r>
-              <w:rPr>
-                <w:color w:val="1A1A1A"/>
-                <w:sz w:val="20"/>
-                <w:szCs w:val="20"/>
-              </w:rPr>
-              <w:t>)</w:t>
+            <w:r>
+              <w:rPr>
+                <w:color w:val="1A1A1A"/>
+                <w:sz w:val="20"/>
+                <w:szCs w:val="20"/>
+              </w:rPr>
+              <w:t xml:space="preserve"> (admin@car.hu / password)</w:t>
             </w:r>
           </w:p>
         </w:tc>
@@ -14345,43 +10500,7 @@
                 <w:sz w:val="20"/>
                 <w:szCs w:val="20"/>
               </w:rPr>
-              <w:t xml:space="preserve">, </w:t>
-            </w:r>
-            <w:proofErr w:type="spellStart"/>
-            <w:r>
-              <w:rPr>
-                <w:color w:val="1A1A1A"/>
-                <w:sz w:val="20"/>
-                <w:szCs w:val="20"/>
-              </w:rPr>
-              <w:t>admin</w:t>
-            </w:r>
-            <w:proofErr w:type="spellEnd"/>
-            <w:r>
-              <w:rPr>
-                <w:color w:val="1A1A1A"/>
-                <w:sz w:val="20"/>
-                <w:szCs w:val="20"/>
-              </w:rPr>
-              <w:t xml:space="preserve"> </w:t>
-            </w:r>
-            <w:proofErr w:type="spellStart"/>
-            <w:r>
-              <w:rPr>
-                <w:color w:val="1A1A1A"/>
-                <w:sz w:val="20"/>
-                <w:szCs w:val="20"/>
-              </w:rPr>
-              <w:t>dashboardra</w:t>
-            </w:r>
-            <w:proofErr w:type="spellEnd"/>
-            <w:r>
-              <w:rPr>
-                <w:color w:val="1A1A1A"/>
-                <w:sz w:val="20"/>
-                <w:szCs w:val="20"/>
-              </w:rPr>
-              <w:t xml:space="preserve"> </w:t>
+              <w:t xml:space="preserve">, admin dashboardra </w:t>
             </w:r>
             <w:r>
               <w:rPr>
@@ -14684,25 +10803,7 @@
                 <w:sz w:val="20"/>
                 <w:szCs w:val="20"/>
               </w:rPr>
-              <w:t xml:space="preserve"> hiba </w:t>
-            </w:r>
-            <w:proofErr w:type="spellStart"/>
-            <w:r>
-              <w:rPr>
-                <w:color w:val="1A1A1A"/>
-                <w:sz w:val="20"/>
-                <w:szCs w:val="20"/>
-              </w:rPr>
-              <w:t>toast</w:t>
-            </w:r>
-            <w:proofErr w:type="spellEnd"/>
-            <w:r>
-              <w:rPr>
-                <w:color w:val="1A1A1A"/>
-                <w:sz w:val="20"/>
-                <w:szCs w:val="20"/>
-              </w:rPr>
-              <w:t xml:space="preserve"> </w:t>
+              <w:t xml:space="preserve"> hiba toast </w:t>
             </w:r>
             <w:r>
               <w:rPr>
@@ -15046,23 +11147,13 @@
             </w:tcMar>
           </w:tcPr>
           <w:p>
-            <w:proofErr w:type="spellStart"/>
-            <w:r>
-              <w:rPr>
-                <w:color w:val="1A1A1A"/>
-                <w:sz w:val="20"/>
-                <w:szCs w:val="20"/>
-              </w:rPr>
-              <w:t>Token</w:t>
-            </w:r>
-            <w:proofErr w:type="spellEnd"/>
-            <w:r>
-              <w:rPr>
-                <w:color w:val="1A1A1A"/>
-                <w:sz w:val="20"/>
-                <w:szCs w:val="20"/>
-              </w:rPr>
-              <w:t xml:space="preserve"> </w:t>
+            <w:r>
+              <w:rPr>
+                <w:color w:val="1A1A1A"/>
+                <w:sz w:val="20"/>
+                <w:szCs w:val="20"/>
+              </w:rPr>
+              <w:t xml:space="preserve">Token </w:t>
             </w:r>
             <w:r>
               <w:rPr>
@@ -17724,15 +13815,7 @@
         <w:pStyle w:val="Cmsor2"/>
       </w:pPr>
       <w:r>
-        <w:t xml:space="preserve">9.4 </w:t>
-      </w:r>
-      <w:proofErr w:type="spellStart"/>
-      <w:r>
-        <w:t>Admin</w:t>
-      </w:r>
-      <w:proofErr w:type="spellEnd"/>
-      <w:r>
-        <w:t xml:space="preserve"> </w:t>
+        <w:t xml:space="preserve">9.4 Admin </w:t>
       </w:r>
       <w:r>
         <w:t>felület</w:t>
@@ -17959,7 +14042,6 @@
               </w:rPr>
               <w:t xml:space="preserve"> </w:t>
             </w:r>
-            <w:proofErr w:type="spellStart"/>
             <w:r>
               <w:rPr>
                 <w:color w:val="1A1A1A"/>
@@ -17968,7 +14050,6 @@
               </w:rPr>
               <w:t>admin</w:t>
             </w:r>
-            <w:proofErr w:type="spellEnd"/>
             <w:r>
               <w:rPr>
                 <w:color w:val="1A1A1A"/>
@@ -18029,25 +14110,7 @@
                 <w:sz w:val="20"/>
                 <w:szCs w:val="20"/>
               </w:rPr>
-              <w:t xml:space="preserve">, </w:t>
-            </w:r>
-            <w:proofErr w:type="spellStart"/>
-            <w:r>
-              <w:rPr>
-                <w:color w:val="1A1A1A"/>
-                <w:sz w:val="20"/>
-                <w:szCs w:val="20"/>
-              </w:rPr>
-              <w:t>badge</w:t>
-            </w:r>
-            <w:proofErr w:type="spellEnd"/>
-            <w:r>
-              <w:rPr>
-                <w:color w:val="1A1A1A"/>
-                <w:sz w:val="20"/>
-                <w:szCs w:val="20"/>
-              </w:rPr>
-              <w:t xml:space="preserve"> </w:t>
+              <w:t xml:space="preserve">, badge </w:t>
             </w:r>
             <w:r>
               <w:rPr>
@@ -18201,25 +14264,7 @@
                 <w:sz w:val="20"/>
                 <w:szCs w:val="20"/>
               </w:rPr>
-              <w:t xml:space="preserve"> '</w:t>
-            </w:r>
-            <w:proofErr w:type="spellStart"/>
-            <w:r>
-              <w:rPr>
-                <w:color w:val="1A1A1A"/>
-                <w:sz w:val="20"/>
-                <w:szCs w:val="20"/>
-              </w:rPr>
-              <w:t>rentalagent</w:t>
-            </w:r>
-            <w:proofErr w:type="spellEnd"/>
-            <w:r>
-              <w:rPr>
-                <w:color w:val="1A1A1A"/>
-                <w:sz w:val="20"/>
-                <w:szCs w:val="20"/>
-              </w:rPr>
-              <w:t>' lesz</w:t>
+              <w:t xml:space="preserve"> 'rentalagent' lesz</w:t>
             </w:r>
           </w:p>
         </w:tc>
@@ -18343,7 +14388,6 @@
               </w:rPr>
               <w:t xml:space="preserve"> 'Olvasatlan' </w:t>
             </w:r>
-            <w:proofErr w:type="spellStart"/>
             <w:r>
               <w:rPr>
                 <w:color w:val="1A1A1A"/>
@@ -18352,7 +14396,6 @@
               </w:rPr>
               <w:t>badge</w:t>
             </w:r>
-            <w:proofErr w:type="spellEnd"/>
             <w:r>
               <w:rPr>
                 <w:color w:val="1A1A1A"/>
@@ -18725,23 +14768,13 @@
               </w:rPr>
               <w:t xml:space="preserve">válaszidő </w:t>
             </w:r>
-            <w:proofErr w:type="spellStart"/>
-            <w:r>
-              <w:rPr>
-                <w:color w:val="1A1A1A"/>
-                <w:sz w:val="20"/>
-                <w:szCs w:val="20"/>
-              </w:rPr>
-              <w:t>ms</w:t>
-            </w:r>
-            <w:proofErr w:type="spellEnd"/>
-            <w:r>
-              <w:rPr>
-                <w:color w:val="1A1A1A"/>
-                <w:sz w:val="20"/>
-                <w:szCs w:val="20"/>
-              </w:rPr>
-              <w:t>-ban</w:t>
+            <w:r>
+              <w:rPr>
+                <w:color w:val="1A1A1A"/>
+                <w:sz w:val="20"/>
+                <w:szCs w:val="20"/>
+              </w:rPr>
+              <w:t>ms-ban</w:t>
             </w:r>
           </w:p>
         </w:tc>
@@ -18809,18 +14842,16 @@
                 <w:sz w:val="20"/>
                 <w:szCs w:val="20"/>
               </w:rPr>
-              <w:t xml:space="preserve">Piros </w:t>
-            </w:r>
-            <w:proofErr w:type="spellStart"/>
-            <w:r>
-              <w:rPr>
-                <w:color w:val="1A1A1A"/>
-                <w:sz w:val="20"/>
-                <w:szCs w:val="20"/>
-              </w:rPr>
-              <w:t>badge</w:t>
-            </w:r>
-            <w:proofErr w:type="spellEnd"/>
+              <w:t xml:space="preserve">Piros badge </w:t>
+            </w:r>
+            <w:r>
+              <w:rPr>
+                <w:color w:val="1A1A1A"/>
+                <w:sz w:val="20"/>
+                <w:szCs w:val="20"/>
+              </w:rPr>
+              <w:t>megjelenése</w:t>
+            </w:r>
             <w:r>
               <w:rPr>
                 <w:color w:val="1A1A1A"/>
@@ -18835,7 +14866,7 @@
                 <w:sz w:val="20"/>
                 <w:szCs w:val="20"/>
               </w:rPr>
-              <w:t>megjelenése</w:t>
+              <w:t>új</w:t>
             </w:r>
             <w:r>
               <w:rPr>
@@ -18851,7 +14882,7 @@
                 <w:sz w:val="20"/>
                 <w:szCs w:val="20"/>
               </w:rPr>
-              <w:t>új</w:t>
+              <w:t>bérlési</w:t>
             </w:r>
             <w:r>
               <w:rPr>
@@ -18867,22 +14898,6 @@
                 <w:sz w:val="20"/>
                 <w:szCs w:val="20"/>
               </w:rPr>
-              <w:t>bérlési</w:t>
-            </w:r>
-            <w:r>
-              <w:rPr>
-                <w:color w:val="1A1A1A"/>
-                <w:sz w:val="20"/>
-                <w:szCs w:val="20"/>
-              </w:rPr>
-              <w:t xml:space="preserve"> </w:t>
-            </w:r>
-            <w:r>
-              <w:rPr>
-                <w:color w:val="1A1A1A"/>
-                <w:sz w:val="20"/>
-                <w:szCs w:val="20"/>
-              </w:rPr>
               <w:t>kérelemnél</w:t>
             </w:r>
             <w:r>
@@ -18891,25 +14906,7 @@
                 <w:sz w:val="20"/>
                 <w:szCs w:val="20"/>
               </w:rPr>
-              <w:t xml:space="preserve"> (</w:t>
-            </w:r>
-            <w:proofErr w:type="spellStart"/>
-            <w:r>
-              <w:rPr>
-                <w:color w:val="1A1A1A"/>
-                <w:sz w:val="20"/>
-                <w:szCs w:val="20"/>
-              </w:rPr>
-              <w:t>agent</w:t>
-            </w:r>
-            <w:proofErr w:type="spellEnd"/>
-            <w:r>
-              <w:rPr>
-                <w:color w:val="1A1A1A"/>
-                <w:sz w:val="20"/>
-                <w:szCs w:val="20"/>
-              </w:rPr>
-              <w:t>)</w:t>
+              <w:t xml:space="preserve"> (agent)</w:t>
             </w:r>
           </w:p>
         </w:tc>
@@ -18925,23 +14922,13 @@
             </w:tcMar>
           </w:tcPr>
           <w:p>
-            <w:proofErr w:type="spellStart"/>
-            <w:r>
-              <w:rPr>
-                <w:color w:val="1A1A1A"/>
-                <w:sz w:val="20"/>
-                <w:szCs w:val="20"/>
-              </w:rPr>
-              <w:t>Badge</w:t>
-            </w:r>
-            <w:proofErr w:type="spellEnd"/>
-            <w:r>
-              <w:rPr>
-                <w:color w:val="1A1A1A"/>
-                <w:sz w:val="20"/>
-                <w:szCs w:val="20"/>
-              </w:rPr>
-              <w:t xml:space="preserve"> </w:t>
+            <w:r>
+              <w:rPr>
+                <w:color w:val="1A1A1A"/>
+                <w:sz w:val="20"/>
+                <w:szCs w:val="20"/>
+              </w:rPr>
+              <w:t xml:space="preserve">Badge </w:t>
             </w:r>
             <w:r>
               <w:rPr>
@@ -19304,36 +15291,8 @@
                 <w:sz w:val="20"/>
                 <w:szCs w:val="20"/>
               </w:rPr>
-              <w:t xml:space="preserve"> megjelenik az </w:t>
-            </w:r>
-            <w:proofErr w:type="spellStart"/>
-            <w:r>
-              <w:rPr>
-                <w:color w:val="1A1A1A"/>
-                <w:sz w:val="20"/>
-                <w:szCs w:val="20"/>
-              </w:rPr>
-              <w:t>agent</w:t>
-            </w:r>
-            <w:proofErr w:type="spellEnd"/>
-            <w:r>
-              <w:rPr>
-                <w:color w:val="1A1A1A"/>
-                <w:sz w:val="20"/>
-                <w:szCs w:val="20"/>
-              </w:rPr>
-              <w:t xml:space="preserve"> </w:t>
-            </w:r>
-            <w:proofErr w:type="spellStart"/>
-            <w:r>
-              <w:rPr>
-                <w:color w:val="1A1A1A"/>
-                <w:sz w:val="20"/>
-                <w:szCs w:val="20"/>
-              </w:rPr>
-              <w:t>dashboardon</w:t>
-            </w:r>
-            <w:proofErr w:type="spellEnd"/>
+              <w:t xml:space="preserve"> megjelenik az agent dashboardon</w:t>
+            </w:r>
           </w:p>
         </w:tc>
         <w:tc>
@@ -19416,25 +15375,7 @@
                 <w:sz w:val="20"/>
                 <w:szCs w:val="20"/>
               </w:rPr>
-              <w:t xml:space="preserve">küldése </w:t>
-            </w:r>
-            <w:proofErr w:type="spellStart"/>
-            <w:r>
-              <w:rPr>
-                <w:color w:val="1A1A1A"/>
-                <w:sz w:val="20"/>
-                <w:szCs w:val="20"/>
-              </w:rPr>
-              <w:t>adminnak</w:t>
-            </w:r>
-            <w:proofErr w:type="spellEnd"/>
-            <w:r>
-              <w:rPr>
-                <w:color w:val="1A1A1A"/>
-                <w:sz w:val="20"/>
-                <w:szCs w:val="20"/>
-              </w:rPr>
-              <w:t xml:space="preserve"> kapcsolat fülnél</w:t>
+              <w:t>küldése adminnak kapcsolat fülnél</w:t>
             </w:r>
           </w:p>
         </w:tc>
@@ -19466,7 +15407,6 @@
               </w:rPr>
               <w:t xml:space="preserve"> megjelenik az </w:t>
             </w:r>
-            <w:proofErr w:type="spellStart"/>
             <w:r>
               <w:rPr>
                 <w:color w:val="1A1A1A"/>
@@ -19475,25 +15415,14 @@
               </w:rPr>
               <w:t>admin</w:t>
             </w:r>
-            <w:proofErr w:type="spellEnd"/>
-            <w:r>
-              <w:rPr>
-                <w:color w:val="1A1A1A"/>
-                <w:sz w:val="20"/>
-                <w:szCs w:val="20"/>
-              </w:rPr>
-              <w:t xml:space="preserve"> </w:t>
-            </w:r>
-            <w:proofErr w:type="spellStart"/>
-            <w:r>
-              <w:rPr>
-                <w:color w:val="1A1A1A"/>
-                <w:sz w:val="20"/>
-                <w:szCs w:val="20"/>
-              </w:rPr>
-              <w:t>dashboardon</w:t>
-            </w:r>
-            <w:proofErr w:type="spellEnd"/>
+            <w:r>
+              <w:rPr>
+                <w:color w:val="1A1A1A"/>
+                <w:sz w:val="20"/>
+                <w:szCs w:val="20"/>
+              </w:rPr>
+              <w:t xml:space="preserve"> dashboardon</w:t>
+            </w:r>
           </w:p>
         </w:tc>
         <w:tc>
@@ -19762,25 +15691,7 @@
                 <w:sz w:val="20"/>
                 <w:szCs w:val="20"/>
               </w:rPr>
-              <w:t xml:space="preserve"> (</w:t>
-            </w:r>
-            <w:proofErr w:type="spellStart"/>
-            <w:r>
-              <w:rPr>
-                <w:color w:val="1A1A1A"/>
-                <w:sz w:val="20"/>
-                <w:szCs w:val="20"/>
-              </w:rPr>
-              <w:t>agent</w:t>
-            </w:r>
-            <w:proofErr w:type="spellEnd"/>
-            <w:r>
-              <w:rPr>
-                <w:color w:val="1A1A1A"/>
-                <w:sz w:val="20"/>
-                <w:szCs w:val="20"/>
-              </w:rPr>
-              <w:t>)</w:t>
+              <w:t xml:space="preserve"> (agent)</w:t>
             </w:r>
           </w:p>
         </w:tc>
@@ -19918,25 +15829,7 @@
                 <w:sz w:val="20"/>
                 <w:szCs w:val="20"/>
               </w:rPr>
-              <w:t xml:space="preserve">Olvasatlan </w:t>
-            </w:r>
-            <w:proofErr w:type="spellStart"/>
-            <w:r>
-              <w:rPr>
-                <w:color w:val="1A1A1A"/>
-                <w:sz w:val="20"/>
-                <w:szCs w:val="20"/>
-              </w:rPr>
-              <w:t>badge</w:t>
-            </w:r>
-            <w:proofErr w:type="spellEnd"/>
-            <w:r>
-              <w:rPr>
-                <w:color w:val="1A1A1A"/>
-                <w:sz w:val="20"/>
-                <w:szCs w:val="20"/>
-              </w:rPr>
-              <w:t xml:space="preserve"> </w:t>
+              <w:t xml:space="preserve">Olvasatlan badge </w:t>
             </w:r>
             <w:r>
               <w:rPr>
@@ -19952,16 +15845,7 @@
                 <w:sz w:val="20"/>
                 <w:szCs w:val="20"/>
               </w:rPr>
-              <w:t xml:space="preserve"> </w:t>
-            </w:r>
-            <w:proofErr w:type="spellStart"/>
-            <w:r>
-              <w:rPr>
-                <w:color w:val="1A1A1A"/>
-                <w:sz w:val="20"/>
-                <w:szCs w:val="20"/>
-              </w:rPr>
-              <w:t>e</w:t>
+              <w:t xml:space="preserve"> e</w:t>
             </w:r>
             <w:r>
               <w:rPr>
@@ -19971,7 +15855,6 @@
               </w:rPr>
               <w:t>ellenőrzése</w:t>
             </w:r>
-            <w:proofErr w:type="spellEnd"/>
           </w:p>
         </w:tc>
         <w:tc>
@@ -19986,23 +15869,13 @@
             </w:tcMar>
           </w:tcPr>
           <w:p>
-            <w:proofErr w:type="spellStart"/>
-            <w:r>
-              <w:rPr>
-                <w:color w:val="1A1A1A"/>
-                <w:sz w:val="20"/>
-                <w:szCs w:val="20"/>
-              </w:rPr>
-              <w:t>Badge</w:t>
-            </w:r>
-            <w:proofErr w:type="spellEnd"/>
-            <w:r>
-              <w:rPr>
-                <w:color w:val="1A1A1A"/>
-                <w:sz w:val="20"/>
-                <w:szCs w:val="20"/>
-              </w:rPr>
-              <w:t xml:space="preserve"> a tényleges olvasatlan </w:t>
+            <w:r>
+              <w:rPr>
+                <w:color w:val="1A1A1A"/>
+                <w:sz w:val="20"/>
+                <w:szCs w:val="20"/>
+              </w:rPr>
+              <w:t xml:space="preserve">Badge a tényleges olvasatlan </w:t>
             </w:r>
             <w:r>
               <w:rPr>
@@ -20140,21 +16013,7 @@
         <w:rPr>
           <w:color w:val="1A1A1A"/>
         </w:rPr>
-        <w:t xml:space="preserve"> (</w:t>
-      </w:r>
-      <w:proofErr w:type="spellStart"/>
-      <w:r>
-        <w:rPr>
-          <w:color w:val="1A1A1A"/>
-        </w:rPr>
-        <w:t>storage</w:t>
-      </w:r>
-      <w:proofErr w:type="spellEnd"/>
-      <w:r>
-        <w:rPr>
-          <w:color w:val="1A1A1A"/>
-        </w:rPr>
-        <w:t xml:space="preserve">/CDN nincs </w:t>
+        <w:t xml:space="preserve"> (storage/CDN nincs </w:t>
       </w:r>
       <w:r>
         <w:rPr>
@@ -20398,21 +16257,7 @@
         <w:rPr>
           <w:color w:val="1A1A1A"/>
         </w:rPr>
-        <w:t xml:space="preserve"> van konfigurálva (</w:t>
-      </w:r>
-      <w:proofErr w:type="spellStart"/>
-      <w:r>
-        <w:rPr>
-          <w:color w:val="1A1A1A"/>
-        </w:rPr>
-        <w:t>localhost</w:t>
-      </w:r>
-      <w:proofErr w:type="spellEnd"/>
-      <w:r>
-        <w:rPr>
-          <w:color w:val="1A1A1A"/>
-        </w:rPr>
-        <w:t>)</w:t>
+        <w:t xml:space="preserve"> van konfigurálva (localhost)</w:t>
       </w:r>
     </w:p>
     <w:p>
@@ -20459,14 +16304,12 @@
         </w:rPr>
         <w:t xml:space="preserve"> </w:t>
       </w:r>
-      <w:proofErr w:type="spellStart"/>
       <w:r>
         <w:rPr>
           <w:color w:val="1A1A1A"/>
         </w:rPr>
         <w:t>gateway</w:t>
       </w:r>
-      <w:proofErr w:type="spellEnd"/>
       <w:r>
         <w:rPr>
           <w:color w:val="1A1A1A"/>
@@ -20483,21 +16326,7 @@
         <w:rPr>
           <w:color w:val="1A1A1A"/>
         </w:rPr>
-        <w:t xml:space="preserve"> (pl. </w:t>
-      </w:r>
-      <w:proofErr w:type="spellStart"/>
-      <w:r>
-        <w:rPr>
-          <w:color w:val="1A1A1A"/>
-        </w:rPr>
-        <w:t>Stripe</w:t>
-      </w:r>
-      <w:proofErr w:type="spellEnd"/>
-      <w:r>
-        <w:rPr>
-          <w:color w:val="1A1A1A"/>
-        </w:rPr>
-        <w:t>, Barion)</w:t>
+        <w:t xml:space="preserve"> (pl. Stripe, Barion)</w:t>
       </w:r>
     </w:p>
     <w:p>
@@ -20633,49 +16462,7 @@
         <w:rPr>
           <w:color w:val="1A1A1A"/>
         </w:rPr>
-        <w:t xml:space="preserve"> </w:t>
-      </w:r>
-      <w:proofErr w:type="spellStart"/>
-      <w:r>
-        <w:rPr>
-          <w:color w:val="1A1A1A"/>
-        </w:rPr>
-        <w:t>Laravel</w:t>
-      </w:r>
-      <w:proofErr w:type="spellEnd"/>
-      <w:r>
-        <w:rPr>
-          <w:color w:val="1A1A1A"/>
-        </w:rPr>
-        <w:t xml:space="preserve"> </w:t>
-      </w:r>
-      <w:proofErr w:type="spellStart"/>
-      <w:r>
-        <w:rPr>
-          <w:color w:val="1A1A1A"/>
-        </w:rPr>
-        <w:t>Echo</w:t>
-      </w:r>
-      <w:proofErr w:type="spellEnd"/>
-      <w:r>
-        <w:rPr>
-          <w:color w:val="1A1A1A"/>
-        </w:rPr>
-        <w:t xml:space="preserve"> + </w:t>
-      </w:r>
-      <w:proofErr w:type="spellStart"/>
-      <w:r>
-        <w:rPr>
-          <w:color w:val="1A1A1A"/>
-        </w:rPr>
-        <w:t>Pusher</w:t>
-      </w:r>
-      <w:proofErr w:type="spellEnd"/>
-      <w:r>
-        <w:rPr>
-          <w:color w:val="1A1A1A"/>
-        </w:rPr>
-        <w:t xml:space="preserve"> </w:t>
+        <w:t xml:space="preserve"> Laravel Echo + Pusher </w:t>
       </w:r>
       <w:r>
         <w:rPr>
@@ -20703,63 +16490,7 @@
         <w:rPr>
           <w:color w:val="1A1A1A"/>
         </w:rPr>
-        <w:t xml:space="preserve"> (</w:t>
-      </w:r>
-      <w:proofErr w:type="spellStart"/>
-      <w:r>
-        <w:rPr>
-          <w:color w:val="1A1A1A"/>
-        </w:rPr>
-        <w:t>Vue</w:t>
-      </w:r>
-      <w:proofErr w:type="spellEnd"/>
-      <w:r>
-        <w:rPr>
-          <w:color w:val="1A1A1A"/>
-        </w:rPr>
-        <w:t xml:space="preserve"> </w:t>
-      </w:r>
-      <w:proofErr w:type="spellStart"/>
-      <w:r>
-        <w:rPr>
-          <w:color w:val="1A1A1A"/>
-        </w:rPr>
-        <w:t>Native</w:t>
-      </w:r>
-      <w:proofErr w:type="spellEnd"/>
-      <w:r>
-        <w:rPr>
-          <w:color w:val="1A1A1A"/>
-        </w:rPr>
-        <w:t xml:space="preserve"> vagy </w:t>
-      </w:r>
-      <w:proofErr w:type="spellStart"/>
-      <w:r>
-        <w:rPr>
-          <w:color w:val="1A1A1A"/>
-        </w:rPr>
-        <w:t>React</w:t>
-      </w:r>
-      <w:proofErr w:type="spellEnd"/>
-      <w:r>
-        <w:rPr>
-          <w:color w:val="1A1A1A"/>
-        </w:rPr>
-        <w:t xml:space="preserve"> </w:t>
-      </w:r>
-      <w:proofErr w:type="spellStart"/>
-      <w:r>
-        <w:rPr>
-          <w:color w:val="1A1A1A"/>
-        </w:rPr>
-        <w:t>Native</w:t>
-      </w:r>
-      <w:proofErr w:type="spellEnd"/>
-      <w:r>
-        <w:rPr>
-          <w:color w:val="1A1A1A"/>
-        </w:rPr>
-        <w:t>)</w:t>
+        <w:t xml:space="preserve"> (Vue Native vagy React Native)</w:t>
       </w:r>
     </w:p>
     <w:p>
@@ -20824,27 +16555,287 @@
         <w:rPr>
           <w:color w:val="1A1A1A"/>
         </w:rPr>
+        <w:t xml:space="preserve">A CarRental Pro </w:t>
+      </w:r>
+      <w:r>
+        <w:rPr>
+          <w:color w:val="1A1A1A"/>
+        </w:rPr>
+        <w:t>egy háromszintű</w:t>
+      </w:r>
+      <w:r>
+        <w:rPr>
+          <w:color w:val="1A1A1A"/>
+        </w:rPr>
+        <w:t xml:space="preserve"> </w:t>
+      </w:r>
+      <w:r>
+        <w:rPr>
+          <w:color w:val="1A1A1A"/>
+        </w:rPr>
+        <w:t>autóbérlő</w:t>
+      </w:r>
+      <w:r>
+        <w:rPr>
+          <w:color w:val="1A1A1A"/>
+        </w:rPr>
+        <w:t xml:space="preserve"> </w:t>
+      </w:r>
+      <w:r>
+        <w:rPr>
+          <w:color w:val="1A1A1A"/>
+        </w:rPr>
+        <w:t>webalkalmazás</w:t>
+      </w:r>
+      <w:r>
+        <w:rPr>
+          <w:color w:val="1A1A1A"/>
+        </w:rPr>
+        <w:t xml:space="preserve">, </w:t>
+      </w:r>
+      <w:r>
+        <w:rPr>
+          <w:color w:val="1A1A1A"/>
+        </w:rPr>
+        <w:t>ami</w:t>
+      </w:r>
+      <w:r>
+        <w:rPr>
+          <w:color w:val="1A1A1A"/>
+        </w:rPr>
+        <w:t xml:space="preserve"> </w:t>
+      </w:r>
+      <w:r>
+        <w:rPr>
+          <w:color w:val="1A1A1A"/>
+        </w:rPr>
+        <w:t>adatbázis</w:t>
+      </w:r>
+      <w:r>
+        <w:rPr>
+          <w:color w:val="1A1A1A"/>
+        </w:rPr>
+        <w:t>-tervez</w:t>
+      </w:r>
+      <w:r>
+        <w:rPr>
+          <w:color w:val="1A1A1A"/>
+        </w:rPr>
+        <w:t>ésből</w:t>
+      </w:r>
+      <w:r>
+        <w:rPr>
+          <w:color w:val="1A1A1A"/>
+        </w:rPr>
+        <w:t xml:space="preserve"> a Laravel REST API</w:t>
+      </w:r>
+      <w:r>
+        <w:rPr>
+          <w:color w:val="1A1A1A"/>
+        </w:rPr>
+        <w:t>-ból</w:t>
+      </w:r>
+      <w:r>
+        <w:rPr>
+          <w:color w:val="1A1A1A"/>
+        </w:rPr>
+        <w:t xml:space="preserve"> a Vue.js </w:t>
+      </w:r>
+      <w:r>
+        <w:rPr>
+          <w:color w:val="1A1A1A"/>
+        </w:rPr>
+        <w:t>alapú</w:t>
+      </w:r>
+      <w:r>
+        <w:rPr>
+          <w:color w:val="1A1A1A"/>
+        </w:rPr>
+        <w:t xml:space="preserve"> </w:t>
+      </w:r>
+      <w:r>
+        <w:rPr>
+          <w:color w:val="1A1A1A"/>
+        </w:rPr>
+        <w:t>reszponzív</w:t>
+      </w:r>
+      <w:r>
+        <w:rPr>
+          <w:color w:val="1A1A1A"/>
+        </w:rPr>
+        <w:t xml:space="preserve"> </w:t>
+      </w:r>
+      <w:r>
+        <w:rPr>
+          <w:color w:val="1A1A1A"/>
+        </w:rPr>
+        <w:t>frontendből áll össze</w:t>
+      </w:r>
+      <w:r>
+        <w:rPr>
+          <w:color w:val="1A1A1A"/>
+        </w:rPr>
+        <w:t>.</w:t>
+      </w:r>
+    </w:p>
+    <w:p>
+      <w:pPr>
+        <w:spacing w:before="60" w:after="100"/>
+      </w:pPr>
+      <w:r>
+        <w:rPr>
+          <w:color w:val="1A1A1A"/>
+        </w:rPr>
+        <w:t xml:space="preserve">A rendszer </w:t>
+      </w:r>
+      <w:r>
+        <w:rPr>
+          <w:color w:val="1A1A1A"/>
+        </w:rPr>
+        <w:t>valós</w:t>
+      </w:r>
+      <w:r>
+        <w:rPr>
+          <w:color w:val="1A1A1A"/>
+        </w:rPr>
+        <w:t xml:space="preserve"> </w:t>
+      </w:r>
+      <w:r>
+        <w:rPr>
+          <w:color w:val="1A1A1A"/>
+        </w:rPr>
+        <w:t>üzleti</w:t>
+      </w:r>
+      <w:r>
+        <w:rPr>
+          <w:color w:val="1A1A1A"/>
+        </w:rPr>
+        <w:t xml:space="preserve"> </w:t>
+      </w:r>
+      <w:r>
+        <w:rPr>
+          <w:color w:val="1A1A1A"/>
+        </w:rPr>
+        <w:t>igényeket</w:t>
+      </w:r>
+      <w:r>
+        <w:rPr>
+          <w:color w:val="1A1A1A"/>
+        </w:rPr>
+        <w:t xml:space="preserve"> </w:t>
+      </w:r>
+      <w:r>
+        <w:rPr>
+          <w:color w:val="1A1A1A"/>
+        </w:rPr>
+        <w:t>elégít</w:t>
+      </w:r>
+      <w:r>
+        <w:rPr>
+          <w:color w:val="1A1A1A"/>
+        </w:rPr>
+        <w:t xml:space="preserve"> ki: a </w:t>
+      </w:r>
+      <w:r>
+        <w:rPr>
+          <w:color w:val="1A1A1A"/>
+        </w:rPr>
+        <w:t>bérlők</w:t>
+      </w:r>
+      <w:r>
+        <w:rPr>
+          <w:color w:val="1A1A1A"/>
+        </w:rPr>
+        <w:t xml:space="preserve"> </w:t>
+      </w:r>
+      <w:r>
+        <w:rPr>
+          <w:color w:val="1A1A1A"/>
+        </w:rPr>
+        <w:t xml:space="preserve">egyszerűen </w:t>
+      </w:r>
+      <w:r>
+        <w:rPr>
+          <w:color w:val="1A1A1A"/>
+        </w:rPr>
+        <w:t xml:space="preserve">foglalhatnak </w:t>
+      </w:r>
+      <w:r>
+        <w:rPr>
+          <w:color w:val="1A1A1A"/>
+        </w:rPr>
+        <w:t>autót</w:t>
+      </w:r>
+      <w:r>
+        <w:rPr>
+          <w:color w:val="1A1A1A"/>
+        </w:rPr>
+        <w:t xml:space="preserve">, a </w:t>
+      </w:r>
+      <w:r>
+        <w:rPr>
+          <w:color w:val="1A1A1A"/>
+        </w:rPr>
+        <w:t>bérbeadók</w:t>
+      </w:r>
+      <w:r>
+        <w:rPr>
+          <w:color w:val="1A1A1A"/>
+        </w:rPr>
+        <w:t xml:space="preserve"> </w:t>
+      </w:r>
+      <w:r>
+        <w:rPr>
+          <w:color w:val="1A1A1A"/>
+        </w:rPr>
+        <w:t>átláthatóan</w:t>
+      </w:r>
+      <w:r>
+        <w:rPr>
+          <w:color w:val="1A1A1A"/>
+        </w:rPr>
+        <w:t xml:space="preserve"> kezelhetik </w:t>
+      </w:r>
+      <w:r>
+        <w:rPr>
+          <w:color w:val="1A1A1A"/>
+        </w:rPr>
+        <w:t>flottájukat</w:t>
+      </w:r>
+      <w:r>
+        <w:rPr>
+          <w:color w:val="1A1A1A"/>
+        </w:rPr>
+        <w:t xml:space="preserve"> es bevételeiket, az </w:t>
+      </w:r>
+      <w:r>
+        <w:rPr>
+          <w:color w:val="1A1A1A"/>
+        </w:rPr>
+        <w:t>adminisztrátorok</w:t>
+      </w:r>
+      <w:r>
+        <w:rPr>
+          <w:color w:val="1A1A1A"/>
+        </w:rPr>
+        <w:t xml:space="preserve"> pedig teljes kontrollt kapnak a rendszer felett.</w:t>
+      </w:r>
+    </w:p>
+    <w:p>
+      <w:pPr>
+        <w:spacing w:before="60" w:after="100"/>
+      </w:pPr>
+      <w:r>
+        <w:rPr>
+          <w:color w:val="1A1A1A"/>
+        </w:rPr>
         <w:t xml:space="preserve">A </w:t>
       </w:r>
-      <w:proofErr w:type="spellStart"/>
-      <w:r>
-        <w:rPr>
-          <w:color w:val="1A1A1A"/>
-        </w:rPr>
-        <w:t>CarRental</w:t>
-      </w:r>
-      <w:proofErr w:type="spellEnd"/>
-      <w:r>
-        <w:rPr>
-          <w:color w:val="1A1A1A"/>
-        </w:rPr>
-        <w:t xml:space="preserve"> Pro </w:t>
-      </w:r>
-      <w:r>
-        <w:rPr>
-          <w:color w:val="1A1A1A"/>
-        </w:rPr>
-        <w:t>egy háromszintű</w:t>
+      <w:r>
+        <w:rPr>
+          <w:color w:val="1A1A1A"/>
+        </w:rPr>
+        <w:t>kód</w:t>
       </w:r>
       <w:r>
         <w:rPr>
@@ -20856,7 +16847,7 @@
         <w:rPr>
           <w:color w:val="1A1A1A"/>
         </w:rPr>
-        <w:t>autóbérlő</w:t>
+        <w:t>strukturált, és</w:t>
       </w:r>
       <w:r>
         <w:rPr>
@@ -20868,7 +16859,55 @@
         <w:rPr>
           <w:color w:val="1A1A1A"/>
         </w:rPr>
-        <w:t>webalkalmazás</w:t>
+        <w:t>könnyen</w:t>
+      </w:r>
+      <w:r>
+        <w:rPr>
+          <w:color w:val="1A1A1A"/>
+        </w:rPr>
+        <w:t xml:space="preserve"> </w:t>
+      </w:r>
+      <w:r>
+        <w:rPr>
+          <w:color w:val="1A1A1A"/>
+        </w:rPr>
+        <w:t>bővíthető</w:t>
+      </w:r>
+      <w:r>
+        <w:rPr>
+          <w:color w:val="1A1A1A"/>
+        </w:rPr>
+        <w:t xml:space="preserve"> </w:t>
+      </w:r>
+      <w:r>
+        <w:rPr>
+          <w:color w:val="1A1A1A"/>
+        </w:rPr>
+        <w:t>további</w:t>
+      </w:r>
+      <w:r>
+        <w:rPr>
+          <w:color w:val="1A1A1A"/>
+        </w:rPr>
+        <w:t xml:space="preserve"> </w:t>
+      </w:r>
+      <w:r>
+        <w:rPr>
+          <w:color w:val="1A1A1A"/>
+        </w:rPr>
+        <w:t>funkciókkal</w:t>
+      </w:r>
+      <w:r>
+        <w:rPr>
+          <w:color w:val="1A1A1A"/>
+        </w:rPr>
+        <w:t xml:space="preserve"> (pl. online </w:t>
+      </w:r>
+      <w:r>
+        <w:rPr>
+          <w:color w:val="1A1A1A"/>
+        </w:rPr>
+        <w:t>fizetés</w:t>
       </w:r>
       <w:r>
         <w:rPr>
@@ -20880,350 +16919,6 @@
         <w:rPr>
           <w:color w:val="1A1A1A"/>
         </w:rPr>
-        <w:t>ami</w:t>
-      </w:r>
-      <w:r>
-        <w:rPr>
-          <w:color w:val="1A1A1A"/>
-        </w:rPr>
-        <w:t xml:space="preserve"> </w:t>
-      </w:r>
-      <w:r>
-        <w:rPr>
-          <w:color w:val="1A1A1A"/>
-        </w:rPr>
-        <w:t>adatbázis</w:t>
-      </w:r>
-      <w:r>
-        <w:rPr>
-          <w:color w:val="1A1A1A"/>
-        </w:rPr>
-        <w:t>-tervez</w:t>
-      </w:r>
-      <w:r>
-        <w:rPr>
-          <w:color w:val="1A1A1A"/>
-        </w:rPr>
-        <w:t>ésből</w:t>
-      </w:r>
-      <w:r>
-        <w:rPr>
-          <w:color w:val="1A1A1A"/>
-        </w:rPr>
-        <w:t xml:space="preserve"> a </w:t>
-      </w:r>
-      <w:proofErr w:type="spellStart"/>
-      <w:r>
-        <w:rPr>
-          <w:color w:val="1A1A1A"/>
-        </w:rPr>
-        <w:t>Laravel</w:t>
-      </w:r>
-      <w:proofErr w:type="spellEnd"/>
-      <w:r>
-        <w:rPr>
-          <w:color w:val="1A1A1A"/>
-        </w:rPr>
-        <w:t xml:space="preserve"> REST API</w:t>
-      </w:r>
-      <w:r>
-        <w:rPr>
-          <w:color w:val="1A1A1A"/>
-        </w:rPr>
-        <w:t>-</w:t>
-      </w:r>
-      <w:proofErr w:type="spellStart"/>
-      <w:r>
-        <w:rPr>
-          <w:color w:val="1A1A1A"/>
-        </w:rPr>
-        <w:t>ból</w:t>
-      </w:r>
-      <w:proofErr w:type="spellEnd"/>
-      <w:r>
-        <w:rPr>
-          <w:color w:val="1A1A1A"/>
-        </w:rPr>
-        <w:t xml:space="preserve"> a Vue.js </w:t>
-      </w:r>
-      <w:r>
-        <w:rPr>
-          <w:color w:val="1A1A1A"/>
-        </w:rPr>
-        <w:t>alapú</w:t>
-      </w:r>
-      <w:r>
-        <w:rPr>
-          <w:color w:val="1A1A1A"/>
-        </w:rPr>
-        <w:t xml:space="preserve"> </w:t>
-      </w:r>
-      <w:r>
-        <w:rPr>
-          <w:color w:val="1A1A1A"/>
-        </w:rPr>
-        <w:t>reszponzív</w:t>
-      </w:r>
-      <w:r>
-        <w:rPr>
-          <w:color w:val="1A1A1A"/>
-        </w:rPr>
-        <w:t xml:space="preserve"> </w:t>
-      </w:r>
-      <w:r>
-        <w:rPr>
-          <w:color w:val="1A1A1A"/>
-        </w:rPr>
-        <w:t>frontendből áll össze</w:t>
-      </w:r>
-      <w:r>
-        <w:rPr>
-          <w:color w:val="1A1A1A"/>
-        </w:rPr>
-        <w:t>.</w:t>
-      </w:r>
-    </w:p>
-    <w:p>
-      <w:pPr>
-        <w:spacing w:before="60" w:after="100"/>
-      </w:pPr>
-      <w:r>
-        <w:rPr>
-          <w:color w:val="1A1A1A"/>
-        </w:rPr>
-        <w:t xml:space="preserve">A rendszer </w:t>
-      </w:r>
-      <w:r>
-        <w:rPr>
-          <w:color w:val="1A1A1A"/>
-        </w:rPr>
-        <w:t>valós</w:t>
-      </w:r>
-      <w:r>
-        <w:rPr>
-          <w:color w:val="1A1A1A"/>
-        </w:rPr>
-        <w:t xml:space="preserve"> </w:t>
-      </w:r>
-      <w:r>
-        <w:rPr>
-          <w:color w:val="1A1A1A"/>
-        </w:rPr>
-        <w:t>üzleti</w:t>
-      </w:r>
-      <w:r>
-        <w:rPr>
-          <w:color w:val="1A1A1A"/>
-        </w:rPr>
-        <w:t xml:space="preserve"> </w:t>
-      </w:r>
-      <w:r>
-        <w:rPr>
-          <w:color w:val="1A1A1A"/>
-        </w:rPr>
-        <w:t>igényeket</w:t>
-      </w:r>
-      <w:r>
-        <w:rPr>
-          <w:color w:val="1A1A1A"/>
-        </w:rPr>
-        <w:t xml:space="preserve"> </w:t>
-      </w:r>
-      <w:r>
-        <w:rPr>
-          <w:color w:val="1A1A1A"/>
-        </w:rPr>
-        <w:t>elégít</w:t>
-      </w:r>
-      <w:r>
-        <w:rPr>
-          <w:color w:val="1A1A1A"/>
-        </w:rPr>
-        <w:t xml:space="preserve"> ki: a </w:t>
-      </w:r>
-      <w:r>
-        <w:rPr>
-          <w:color w:val="1A1A1A"/>
-        </w:rPr>
-        <w:t>bérlők</w:t>
-      </w:r>
-      <w:r>
-        <w:rPr>
-          <w:color w:val="1A1A1A"/>
-        </w:rPr>
-        <w:t xml:space="preserve"> </w:t>
-      </w:r>
-      <w:r>
-        <w:rPr>
-          <w:color w:val="1A1A1A"/>
-        </w:rPr>
-        <w:t xml:space="preserve">egyszerűen </w:t>
-      </w:r>
-      <w:r>
-        <w:rPr>
-          <w:color w:val="1A1A1A"/>
-        </w:rPr>
-        <w:t xml:space="preserve">foglalhatnak </w:t>
-      </w:r>
-      <w:r>
-        <w:rPr>
-          <w:color w:val="1A1A1A"/>
-        </w:rPr>
-        <w:t>autót</w:t>
-      </w:r>
-      <w:r>
-        <w:rPr>
-          <w:color w:val="1A1A1A"/>
-        </w:rPr>
-        <w:t xml:space="preserve">, a </w:t>
-      </w:r>
-      <w:r>
-        <w:rPr>
-          <w:color w:val="1A1A1A"/>
-        </w:rPr>
-        <w:t>bérbeadók</w:t>
-      </w:r>
-      <w:r>
-        <w:rPr>
-          <w:color w:val="1A1A1A"/>
-        </w:rPr>
-        <w:t xml:space="preserve"> </w:t>
-      </w:r>
-      <w:r>
-        <w:rPr>
-          <w:color w:val="1A1A1A"/>
-        </w:rPr>
-        <w:t>átláthatóan</w:t>
-      </w:r>
-      <w:r>
-        <w:rPr>
-          <w:color w:val="1A1A1A"/>
-        </w:rPr>
-        <w:t xml:space="preserve"> kezelhetik </w:t>
-      </w:r>
-      <w:r>
-        <w:rPr>
-          <w:color w:val="1A1A1A"/>
-        </w:rPr>
-        <w:t>flottájukat</w:t>
-      </w:r>
-      <w:r>
-        <w:rPr>
-          <w:color w:val="1A1A1A"/>
-        </w:rPr>
-        <w:t xml:space="preserve"> es bevételeiket, az </w:t>
-      </w:r>
-      <w:r>
-        <w:rPr>
-          <w:color w:val="1A1A1A"/>
-        </w:rPr>
-        <w:t>adminisztrátorok</w:t>
-      </w:r>
-      <w:r>
-        <w:rPr>
-          <w:color w:val="1A1A1A"/>
-        </w:rPr>
-        <w:t xml:space="preserve"> pedig teljes kontrollt kapnak a rendszer felett.</w:t>
-      </w:r>
-    </w:p>
-    <w:p>
-      <w:pPr>
-        <w:spacing w:before="60" w:after="100"/>
-      </w:pPr>
-      <w:r>
-        <w:rPr>
-          <w:color w:val="1A1A1A"/>
-        </w:rPr>
-        <w:t xml:space="preserve">A </w:t>
-      </w:r>
-      <w:r>
-        <w:rPr>
-          <w:color w:val="1A1A1A"/>
-        </w:rPr>
-        <w:t>kód</w:t>
-      </w:r>
-      <w:r>
-        <w:rPr>
-          <w:color w:val="1A1A1A"/>
-        </w:rPr>
-        <w:t xml:space="preserve"> </w:t>
-      </w:r>
-      <w:r>
-        <w:rPr>
-          <w:color w:val="1A1A1A"/>
-        </w:rPr>
-        <w:t>strukturált, és</w:t>
-      </w:r>
-      <w:r>
-        <w:rPr>
-          <w:color w:val="1A1A1A"/>
-        </w:rPr>
-        <w:t xml:space="preserve"> </w:t>
-      </w:r>
-      <w:r>
-        <w:rPr>
-          <w:color w:val="1A1A1A"/>
-        </w:rPr>
-        <w:t>könnyen</w:t>
-      </w:r>
-      <w:r>
-        <w:rPr>
-          <w:color w:val="1A1A1A"/>
-        </w:rPr>
-        <w:t xml:space="preserve"> </w:t>
-      </w:r>
-      <w:r>
-        <w:rPr>
-          <w:color w:val="1A1A1A"/>
-        </w:rPr>
-        <w:t>bővíthető</w:t>
-      </w:r>
-      <w:r>
-        <w:rPr>
-          <w:color w:val="1A1A1A"/>
-        </w:rPr>
-        <w:t xml:space="preserve"> </w:t>
-      </w:r>
-      <w:r>
-        <w:rPr>
-          <w:color w:val="1A1A1A"/>
-        </w:rPr>
-        <w:t>további</w:t>
-      </w:r>
-      <w:r>
-        <w:rPr>
-          <w:color w:val="1A1A1A"/>
-        </w:rPr>
-        <w:t xml:space="preserve"> </w:t>
-      </w:r>
-      <w:r>
-        <w:rPr>
-          <w:color w:val="1A1A1A"/>
-        </w:rPr>
-        <w:t>funkciókkal</w:t>
-      </w:r>
-      <w:r>
-        <w:rPr>
-          <w:color w:val="1A1A1A"/>
-        </w:rPr>
-        <w:t xml:space="preserve"> (pl. online </w:t>
-      </w:r>
-      <w:r>
-        <w:rPr>
-          <w:color w:val="1A1A1A"/>
-        </w:rPr>
-        <w:t>fizetés</w:t>
-      </w:r>
-      <w:r>
-        <w:rPr>
-          <w:color w:val="1A1A1A"/>
-        </w:rPr>
-        <w:t xml:space="preserve">, </w:t>
-      </w:r>
-      <w:r>
-        <w:rPr>
-          <w:color w:val="1A1A1A"/>
-        </w:rPr>
         <w:t>értékelő</w:t>
       </w:r>
       <w:r>
@@ -21236,21 +16931,7 @@
         <w:rPr>
           <w:color w:val="1A1A1A"/>
         </w:rPr>
-        <w:t xml:space="preserve">értesítések, valós idejű chat </w:t>
-      </w:r>
-      <w:proofErr w:type="gramStart"/>
-      <w:r>
-        <w:rPr>
-          <w:color w:val="1A1A1A"/>
-        </w:rPr>
-        <w:t>funkció,</w:t>
-      </w:r>
-      <w:proofErr w:type="gramEnd"/>
-      <w:r>
-        <w:rPr>
-          <w:color w:val="1A1A1A"/>
-        </w:rPr>
-        <w:t xml:space="preserve"> stb..</w:t>
+        <w:t>értesítések, valós idejű chat funkció, stb..</w:t>
       </w:r>
       <w:r>
         <w:rPr>
@@ -21281,23 +16962,13 @@
       <w:pPr>
         <w:jc w:val="center"/>
       </w:pPr>
-      <w:proofErr w:type="spellStart"/>
       <w:r>
         <w:rPr>
           <w:color w:val="666666"/>
           <w:sz w:val="18"/>
           <w:szCs w:val="18"/>
         </w:rPr>
-        <w:t>CarRental</w:t>
-      </w:r>
-      <w:proofErr w:type="spellEnd"/>
-      <w:r>
-        <w:rPr>
-          <w:color w:val="666666"/>
-          <w:sz w:val="18"/>
-          <w:szCs w:val="18"/>
-        </w:rPr>
-        <w:t xml:space="preserve"> Pro</w:t>
+        <w:t>CarRental Pro</w:t>
       </w:r>
       <w:r>
         <w:rPr>
